--- a/report/Отчет_ЛР1.docx
+++ b/report/Отчет_ЛР1.docx
@@ -188,7 +188,7 @@
       </w:pPr>
       <w:r>
         <w:tab/>
-        <w:t>К. А. Хаджинова</w:t>
+        <w:t>К.А. Хаджинова</w:t>
       </w:r>
     </w:p>
     <w:p>
@@ -213,7 +213,7 @@
       </w:r>
       <w:r>
         <w:tab/>
-        <w:t>Ю. О. Герман</w:t>
+        <w:t>Ю.О. Герман</w:t>
       </w:r>
     </w:p>
     <w:p>
@@ -297,13 +297,13 @@
       <w:r>
         <w:fldChar w:fldCharType="separate"/>
       </w:r>
-      <w:hyperlink w:anchor="_Toc242385932" w:history="1">
+      <w:hyperlink w:anchor="_Toc242612920" w:history="1">
         <w:r>
           <w:rPr>
             <w:rStyle w:val="aff8"/>
             <w:noProof/>
           </w:rPr>
-          <w:t>1 ЦЕЛЬ РАБОТЫ</w:t>
+          <w:t>1 Цель работы</w:t>
         </w:r>
         <w:r>
           <w:rPr>
@@ -324,7 +324,7 @@
             <w:noProof/>
             <w:webHidden/>
           </w:rPr>
-          <w:instrText xml:space="preserve"> PAGEREF _Toc242385932 \h </w:instrText>
+          <w:instrText xml:space="preserve"> PAGEREF _Toc242612920 \h </w:instrText>
         </w:r>
         <w:r>
           <w:rPr>
@@ -370,13 +370,13 @@
           <w14:ligatures w14:val="standardContextual"/>
         </w:rPr>
       </w:pPr>
-      <w:hyperlink w:anchor="_Toc242385933" w:history="1">
+      <w:hyperlink w:anchor="_Toc242612921" w:history="1">
         <w:r>
           <w:rPr>
             <w:rStyle w:val="aff8"/>
             <w:noProof/>
           </w:rPr>
-          <w:t>2 ТЕОРЕТИЧЕСКИЕ СВЕДЕНИЯ</w:t>
+          <w:t>2 Ход работы</w:t>
         </w:r>
         <w:r>
           <w:rPr>
@@ -397,7 +397,7 @@
             <w:noProof/>
             <w:webHidden/>
           </w:rPr>
-          <w:instrText xml:space="preserve"> PAGEREF _Toc242385933 \h </w:instrText>
+          <w:instrText xml:space="preserve"> PAGEREF _Toc242612921 \h </w:instrText>
         </w:r>
         <w:r>
           <w:rPr>
@@ -430,7 +430,7 @@
     </w:p>
     <w:p>
       <w:pPr>
-        <w:pStyle w:val="14"/>
+        <w:pStyle w:val="2c"/>
         <w:tabs>
           <w:tab w:val="right" w:leader="dot" w:pos="9345"/>
         </w:tabs>
@@ -443,13 +443,13 @@
           <w14:ligatures w14:val="standardContextual"/>
         </w:rPr>
       </w:pPr>
-      <w:hyperlink w:anchor="_Toc242385934" w:history="1">
+      <w:hyperlink w:anchor="_Toc242612922" w:history="1">
         <w:r>
           <w:rPr>
             <w:rStyle w:val="aff8"/>
             <w:noProof/>
           </w:rPr>
-          <w:t>3 ВЫПОЛНЕНИЕ РАБОТЫ</w:t>
+          <w:t>2.1 Постановка задачи</w:t>
         </w:r>
         <w:r>
           <w:rPr>
@@ -470,7 +470,153 @@
             <w:noProof/>
             <w:webHidden/>
           </w:rPr>
-          <w:instrText xml:space="preserve"> PAGEREF _Toc242385934 \h </w:instrText>
+          <w:instrText xml:space="preserve"> PAGEREF _Toc242612922 \h </w:instrText>
+        </w:r>
+        <w:r>
+          <w:rPr>
+            <w:noProof/>
+            <w:webHidden/>
+          </w:rPr>
+        </w:r>
+        <w:r>
+          <w:rPr>
+            <w:noProof/>
+            <w:webHidden/>
+          </w:rPr>
+          <w:fldChar w:fldCharType="separate"/>
+        </w:r>
+        <w:r>
+          <w:rPr>
+            <w:noProof/>
+            <w:webHidden/>
+          </w:rPr>
+          <w:t>4</w:t>
+        </w:r>
+        <w:r>
+          <w:rPr>
+            <w:noProof/>
+            <w:webHidden/>
+          </w:rPr>
+          <w:fldChar w:fldCharType="end"/>
+        </w:r>
+      </w:hyperlink>
+    </w:p>
+    <w:p>
+      <w:pPr>
+        <w:pStyle w:val="2c"/>
+        <w:tabs>
+          <w:tab w:val="right" w:leader="dot" w:pos="9345"/>
+        </w:tabs>
+        <w:rPr>
+          <w:rFonts w:asciiTheme="minorHAnsi" w:eastAsiaTheme="minorEastAsia" w:hAnsiTheme="minorHAnsi"/>
+          <w:noProof/>
+          <w:kern w:val="2"/>
+          <w:sz w:val="24"/>
+          <w:szCs w:val="24"/>
+          <w14:ligatures w14:val="standardContextual"/>
+        </w:rPr>
+      </w:pPr>
+      <w:hyperlink w:anchor="_Toc242612923" w:history="1">
+        <w:r>
+          <w:rPr>
+            <w:rStyle w:val="aff8"/>
+            <w:noProof/>
+          </w:rPr>
+          <w:t>2.2 Теоретические сведения</w:t>
+        </w:r>
+        <w:r>
+          <w:rPr>
+            <w:noProof/>
+            <w:webHidden/>
+          </w:rPr>
+          <w:tab/>
+        </w:r>
+        <w:r>
+          <w:rPr>
+            <w:noProof/>
+            <w:webHidden/>
+          </w:rPr>
+          <w:fldChar w:fldCharType="begin"/>
+        </w:r>
+        <w:r>
+          <w:rPr>
+            <w:noProof/>
+            <w:webHidden/>
+          </w:rPr>
+          <w:instrText xml:space="preserve"> PAGEREF _Toc242612923 \h </w:instrText>
+        </w:r>
+        <w:r>
+          <w:rPr>
+            <w:noProof/>
+            <w:webHidden/>
+          </w:rPr>
+        </w:r>
+        <w:r>
+          <w:rPr>
+            <w:noProof/>
+            <w:webHidden/>
+          </w:rPr>
+          <w:fldChar w:fldCharType="separate"/>
+        </w:r>
+        <w:r>
+          <w:rPr>
+            <w:noProof/>
+            <w:webHidden/>
+          </w:rPr>
+          <w:t>4</w:t>
+        </w:r>
+        <w:r>
+          <w:rPr>
+            <w:noProof/>
+            <w:webHidden/>
+          </w:rPr>
+          <w:fldChar w:fldCharType="end"/>
+        </w:r>
+      </w:hyperlink>
+    </w:p>
+    <w:p>
+      <w:pPr>
+        <w:pStyle w:val="2c"/>
+        <w:tabs>
+          <w:tab w:val="right" w:leader="dot" w:pos="9345"/>
+        </w:tabs>
+        <w:rPr>
+          <w:rFonts w:asciiTheme="minorHAnsi" w:eastAsiaTheme="minorEastAsia" w:hAnsiTheme="minorHAnsi"/>
+          <w:noProof/>
+          <w:kern w:val="2"/>
+          <w:sz w:val="24"/>
+          <w:szCs w:val="24"/>
+          <w14:ligatures w14:val="standardContextual"/>
+        </w:rPr>
+      </w:pPr>
+      <w:hyperlink w:anchor="_Toc242612924" w:history="1">
+        <w:r>
+          <w:rPr>
+            <w:rStyle w:val="aff8"/>
+            <w:noProof/>
+          </w:rPr>
+          <w:t>2.3 Подготовка среды разработки</w:t>
+        </w:r>
+        <w:r>
+          <w:rPr>
+            <w:noProof/>
+            <w:webHidden/>
+          </w:rPr>
+          <w:tab/>
+        </w:r>
+        <w:r>
+          <w:rPr>
+            <w:noProof/>
+            <w:webHidden/>
+          </w:rPr>
+          <w:fldChar w:fldCharType="begin"/>
+        </w:r>
+        <w:r>
+          <w:rPr>
+            <w:noProof/>
+            <w:webHidden/>
+          </w:rPr>
+          <w:instrText xml:space="preserve"> PAGEREF _Toc242612924 \h </w:instrText>
         </w:r>
         <w:r>
           <w:rPr>
@@ -516,86 +662,13 @@
           <w14:ligatures w14:val="standardContextual"/>
         </w:rPr>
       </w:pPr>
-      <w:hyperlink w:anchor="_Toc242385935" w:history="1">
+      <w:hyperlink w:anchor="_Toc242612925" w:history="1">
         <w:r>
           <w:rPr>
             <w:rStyle w:val="aff8"/>
             <w:noProof/>
           </w:rPr>
-          <w:t>3.1 Подготовка среды разработки</w:t>
-        </w:r>
-        <w:r>
-          <w:rPr>
-            <w:noProof/>
-            <w:webHidden/>
-          </w:rPr>
-          <w:tab/>
-        </w:r>
-        <w:r>
-          <w:rPr>
-            <w:noProof/>
-            <w:webHidden/>
-          </w:rPr>
-          <w:fldChar w:fldCharType="begin"/>
-        </w:r>
-        <w:r>
-          <w:rPr>
-            <w:noProof/>
-            <w:webHidden/>
-          </w:rPr>
-          <w:instrText xml:space="preserve"> PAGEREF _Toc242385935 \h </w:instrText>
-        </w:r>
-        <w:r>
-          <w:rPr>
-            <w:noProof/>
-            <w:webHidden/>
-          </w:rPr>
-        </w:r>
-        <w:r>
-          <w:rPr>
-            <w:noProof/>
-            <w:webHidden/>
-          </w:rPr>
-          <w:fldChar w:fldCharType="separate"/>
-        </w:r>
-        <w:r>
-          <w:rPr>
-            <w:noProof/>
-            <w:webHidden/>
-          </w:rPr>
-          <w:t>5</w:t>
-        </w:r>
-        <w:r>
-          <w:rPr>
-            <w:noProof/>
-            <w:webHidden/>
-          </w:rPr>
-          <w:fldChar w:fldCharType="end"/>
-        </w:r>
-      </w:hyperlink>
-    </w:p>
-    <w:p>
-      <w:pPr>
-        <w:pStyle w:val="2c"/>
-        <w:tabs>
-          <w:tab w:val="right" w:leader="dot" w:pos="9345"/>
-        </w:tabs>
-        <w:rPr>
-          <w:rFonts w:asciiTheme="minorHAnsi" w:eastAsiaTheme="minorEastAsia" w:hAnsiTheme="minorHAnsi"/>
-          <w:noProof/>
-          <w:kern w:val="2"/>
-          <w:sz w:val="24"/>
-          <w:szCs w:val="24"/>
-          <w14:ligatures w14:val="standardContextual"/>
-        </w:rPr>
-      </w:pPr>
-      <w:hyperlink w:anchor="_Toc242385936" w:history="1">
-        <w:r>
-          <w:rPr>
-            <w:rStyle w:val="aff8"/>
-            <w:noProof/>
-          </w:rPr>
-          <w:t xml:space="preserve">3.2 Анализ </w:t>
+          <w:t xml:space="preserve">2.4 Анализ </w:t>
         </w:r>
         <w:r>
           <w:rPr>
@@ -631,7 +704,7 @@
             <w:noProof/>
             <w:webHidden/>
           </w:rPr>
-          <w:instrText xml:space="preserve"> PAGEREF _Toc242385936 \h </w:instrText>
+          <w:instrText xml:space="preserve"> PAGEREF _Toc242612925 \h </w:instrText>
         </w:r>
         <w:r>
           <w:rPr>
@@ -677,13 +750,13 @@
           <w14:ligatures w14:val="standardContextual"/>
         </w:rPr>
       </w:pPr>
-      <w:hyperlink w:anchor="_Toc242385937" w:history="1">
+      <w:hyperlink w:anchor="_Toc242612926" w:history="1">
         <w:r>
           <w:rPr>
             <w:rStyle w:val="aff8"/>
             <w:noProof/>
           </w:rPr>
-          <w:t xml:space="preserve">3.3 Задание 1. Анализ </w:t>
+          <w:t xml:space="preserve">2.5 Задание 1. Анализ </w:t>
         </w:r>
         <w:r>
           <w:rPr>
@@ -719,7 +792,7 @@
             <w:noProof/>
             <w:webHidden/>
           </w:rPr>
-          <w:instrText xml:space="preserve"> PAGEREF _Toc242385937 \h </w:instrText>
+          <w:instrText xml:space="preserve"> PAGEREF _Toc242612926 \h </w:instrText>
         </w:r>
         <w:r>
           <w:rPr>
@@ -765,13 +838,13 @@
           <w14:ligatures w14:val="standardContextual"/>
         </w:rPr>
       </w:pPr>
-      <w:hyperlink w:anchor="_Toc242385938" w:history="1">
+      <w:hyperlink w:anchor="_Toc242612927" w:history="1">
         <w:r>
           <w:rPr>
             <w:rStyle w:val="aff8"/>
             <w:noProof/>
           </w:rPr>
-          <w:t xml:space="preserve">3.4 Генерация и выполнение </w:t>
+          <w:t xml:space="preserve">2.6 Генерация и выполнение </w:t>
         </w:r>
         <w:r>
           <w:rPr>
@@ -807,7 +880,7 @@
             <w:noProof/>
             <w:webHidden/>
           </w:rPr>
-          <w:instrText xml:space="preserve"> PAGEREF _Toc242385938 \h </w:instrText>
+          <w:instrText xml:space="preserve"> PAGEREF _Toc242612927 \h </w:instrText>
         </w:r>
         <w:r>
           <w:rPr>
@@ -827,7 +900,7 @@
             <w:noProof/>
             <w:webHidden/>
           </w:rPr>
-          <w:t>7</w:t>
+          <w:t>6</w:t>
         </w:r>
         <w:r>
           <w:rPr>
@@ -853,13 +926,13 @@
           <w14:ligatures w14:val="standardContextual"/>
         </w:rPr>
       </w:pPr>
-      <w:hyperlink w:anchor="_Toc242385939" w:history="1">
+      <w:hyperlink w:anchor="_Toc242612928" w:history="1">
         <w:r>
           <w:rPr>
             <w:rStyle w:val="aff8"/>
             <w:noProof/>
           </w:rPr>
-          <w:t xml:space="preserve">3.5 Задание 2. Работа с </w:t>
+          <w:t xml:space="preserve">2.7 Задание 2. Работа с </w:t>
         </w:r>
         <w:r>
           <w:rPr>
@@ -895,7 +968,80 @@
             <w:noProof/>
             <w:webHidden/>
           </w:rPr>
-          <w:instrText xml:space="preserve"> PAGEREF _Toc242385939 \h </w:instrText>
+          <w:instrText xml:space="preserve"> PAGEREF _Toc242612928 \h </w:instrText>
+        </w:r>
+        <w:r>
+          <w:rPr>
+            <w:noProof/>
+            <w:webHidden/>
+          </w:rPr>
+        </w:r>
+        <w:r>
+          <w:rPr>
+            <w:noProof/>
+            <w:webHidden/>
+          </w:rPr>
+          <w:fldChar w:fldCharType="separate"/>
+        </w:r>
+        <w:r>
+          <w:rPr>
+            <w:noProof/>
+            <w:webHidden/>
+          </w:rPr>
+          <w:t>7</w:t>
+        </w:r>
+        <w:r>
+          <w:rPr>
+            <w:noProof/>
+            <w:webHidden/>
+          </w:rPr>
+          <w:fldChar w:fldCharType="end"/>
+        </w:r>
+      </w:hyperlink>
+    </w:p>
+    <w:p>
+      <w:pPr>
+        <w:pStyle w:val="2c"/>
+        <w:tabs>
+          <w:tab w:val="right" w:leader="dot" w:pos="9345"/>
+        </w:tabs>
+        <w:rPr>
+          <w:rFonts w:asciiTheme="minorHAnsi" w:eastAsiaTheme="minorEastAsia" w:hAnsiTheme="minorHAnsi"/>
+          <w:noProof/>
+          <w:kern w:val="2"/>
+          <w:sz w:val="24"/>
+          <w:szCs w:val="24"/>
+          <w14:ligatures w14:val="standardContextual"/>
+        </w:rPr>
+      </w:pPr>
+      <w:hyperlink w:anchor="_Toc242612929" w:history="1">
+        <w:r>
+          <w:rPr>
+            <w:rStyle w:val="aff8"/>
+            <w:noProof/>
+          </w:rPr>
+          <w:t>2.8 Задание 3. Создание анализатора кода</w:t>
+        </w:r>
+        <w:r>
+          <w:rPr>
+            <w:noProof/>
+            <w:webHidden/>
+          </w:rPr>
+          <w:tab/>
+        </w:r>
+        <w:r>
+          <w:rPr>
+            <w:noProof/>
+            <w:webHidden/>
+          </w:rPr>
+          <w:fldChar w:fldCharType="begin"/>
+        </w:r>
+        <w:r>
+          <w:rPr>
+            <w:noProof/>
+            <w:webHidden/>
+          </w:rPr>
+          <w:instrText xml:space="preserve"> PAGEREF _Toc242612929 \h </w:instrText>
         </w:r>
         <w:r>
           <w:rPr>
@@ -941,86 +1087,13 @@
           <w14:ligatures w14:val="standardContextual"/>
         </w:rPr>
       </w:pPr>
-      <w:hyperlink w:anchor="_Toc242385940" w:history="1">
+      <w:hyperlink w:anchor="_Toc242612930" w:history="1">
         <w:r>
           <w:rPr>
             <w:rStyle w:val="aff8"/>
             <w:noProof/>
           </w:rPr>
-          <w:t>3.6 Задание 3. Создание анализатора кода</w:t>
-        </w:r>
-        <w:r>
-          <w:rPr>
-            <w:noProof/>
-            <w:webHidden/>
-          </w:rPr>
-          <w:tab/>
-        </w:r>
-        <w:r>
-          <w:rPr>
-            <w:noProof/>
-            <w:webHidden/>
-          </w:rPr>
-          <w:fldChar w:fldCharType="begin"/>
-        </w:r>
-        <w:r>
-          <w:rPr>
-            <w:noProof/>
-            <w:webHidden/>
-          </w:rPr>
-          <w:instrText xml:space="preserve"> PAGEREF _Toc242385940 \h </w:instrText>
-        </w:r>
-        <w:r>
-          <w:rPr>
-            <w:noProof/>
-            <w:webHidden/>
-          </w:rPr>
-        </w:r>
-        <w:r>
-          <w:rPr>
-            <w:noProof/>
-            <w:webHidden/>
-          </w:rPr>
-          <w:fldChar w:fldCharType="separate"/>
-        </w:r>
-        <w:r>
-          <w:rPr>
-            <w:noProof/>
-            <w:webHidden/>
-          </w:rPr>
-          <w:t>10</w:t>
-        </w:r>
-        <w:r>
-          <w:rPr>
-            <w:noProof/>
-            <w:webHidden/>
-          </w:rPr>
-          <w:fldChar w:fldCharType="end"/>
-        </w:r>
-      </w:hyperlink>
-    </w:p>
-    <w:p>
-      <w:pPr>
-        <w:pStyle w:val="2c"/>
-        <w:tabs>
-          <w:tab w:val="right" w:leader="dot" w:pos="9345"/>
-        </w:tabs>
-        <w:rPr>
-          <w:rFonts w:asciiTheme="minorHAnsi" w:eastAsiaTheme="minorEastAsia" w:hAnsiTheme="minorHAnsi"/>
-          <w:noProof/>
-          <w:kern w:val="2"/>
-          <w:sz w:val="24"/>
-          <w:szCs w:val="24"/>
-          <w14:ligatures w14:val="standardContextual"/>
-        </w:rPr>
-      </w:pPr>
-      <w:hyperlink w:anchor="_Toc242385941" w:history="1">
-        <w:r>
-          <w:rPr>
-            <w:rStyle w:val="aff8"/>
-            <w:noProof/>
-          </w:rPr>
-          <w:t xml:space="preserve">3.7 Исследование </w:t>
+          <w:t xml:space="preserve">2.9 Исследование </w:t>
         </w:r>
         <w:r>
           <w:rPr>
@@ -1056,7 +1129,7 @@
             <w:noProof/>
             <w:webHidden/>
           </w:rPr>
-          <w:instrText xml:space="preserve"> PAGEREF _Toc242385941 \h </w:instrText>
+          <w:instrText xml:space="preserve"> PAGEREF _Toc242612930 \h </w:instrText>
         </w:r>
         <w:r>
           <w:rPr>
@@ -1076,7 +1149,7 @@
             <w:noProof/>
             <w:webHidden/>
           </w:rPr>
-          <w:t>11</w:t>
+          <w:t>8</w:t>
         </w:r>
         <w:r>
           <w:rPr>
@@ -1102,13 +1175,13 @@
           <w14:ligatures w14:val="standardContextual"/>
         </w:rPr>
       </w:pPr>
-      <w:hyperlink w:anchor="_Toc242385942" w:history="1">
+      <w:hyperlink w:anchor="_Toc242612931" w:history="1">
         <w:r>
           <w:rPr>
             <w:rStyle w:val="aff8"/>
             <w:noProof/>
           </w:rPr>
-          <w:t xml:space="preserve">3.8 Задание 4.1. Влияние </w:t>
+          <w:t xml:space="preserve">2.10 Задание 4.1. Влияние </w:t>
         </w:r>
         <w:r>
           <w:rPr>
@@ -1144,7 +1217,226 @@
             <w:noProof/>
             <w:webHidden/>
           </w:rPr>
-          <w:instrText xml:space="preserve"> PAGEREF _Toc242385942 \h </w:instrText>
+          <w:instrText xml:space="preserve"> PAGEREF _Toc242612931 \h </w:instrText>
+        </w:r>
+        <w:r>
+          <w:rPr>
+            <w:noProof/>
+            <w:webHidden/>
+          </w:rPr>
+        </w:r>
+        <w:r>
+          <w:rPr>
+            <w:noProof/>
+            <w:webHidden/>
+          </w:rPr>
+          <w:fldChar w:fldCharType="separate"/>
+        </w:r>
+        <w:r>
+          <w:rPr>
+            <w:noProof/>
+            <w:webHidden/>
+          </w:rPr>
+          <w:t>10</w:t>
+        </w:r>
+        <w:r>
+          <w:rPr>
+            <w:noProof/>
+            <w:webHidden/>
+          </w:rPr>
+          <w:fldChar w:fldCharType="end"/>
+        </w:r>
+      </w:hyperlink>
+    </w:p>
+    <w:p>
+      <w:pPr>
+        <w:pStyle w:val="14"/>
+        <w:tabs>
+          <w:tab w:val="right" w:leader="dot" w:pos="9345"/>
+        </w:tabs>
+        <w:rPr>
+          <w:rFonts w:asciiTheme="minorHAnsi" w:eastAsiaTheme="minorEastAsia" w:hAnsiTheme="minorHAnsi"/>
+          <w:noProof/>
+          <w:kern w:val="2"/>
+          <w:sz w:val="24"/>
+          <w:szCs w:val="24"/>
+          <w14:ligatures w14:val="standardContextual"/>
+        </w:rPr>
+      </w:pPr>
+      <w:hyperlink w:anchor="_Toc242612932" w:history="1">
+        <w:r>
+          <w:rPr>
+            <w:rStyle w:val="aff8"/>
+            <w:noProof/>
+          </w:rPr>
+          <w:t>3 Ответы на контрольные вопросы</w:t>
+        </w:r>
+        <w:r>
+          <w:rPr>
+            <w:noProof/>
+            <w:webHidden/>
+          </w:rPr>
+          <w:tab/>
+        </w:r>
+        <w:r>
+          <w:rPr>
+            <w:noProof/>
+            <w:webHidden/>
+          </w:rPr>
+          <w:fldChar w:fldCharType="begin"/>
+        </w:r>
+        <w:r>
+          <w:rPr>
+            <w:noProof/>
+            <w:webHidden/>
+          </w:rPr>
+          <w:instrText xml:space="preserve"> PAGEREF _Toc242612932 \h </w:instrText>
+        </w:r>
+        <w:r>
+          <w:rPr>
+            <w:noProof/>
+            <w:webHidden/>
+          </w:rPr>
+        </w:r>
+        <w:r>
+          <w:rPr>
+            <w:noProof/>
+            <w:webHidden/>
+          </w:rPr>
+          <w:fldChar w:fldCharType="separate"/>
+        </w:r>
+        <w:r>
+          <w:rPr>
+            <w:noProof/>
+            <w:webHidden/>
+          </w:rPr>
+          <w:t>11</w:t>
+        </w:r>
+        <w:r>
+          <w:rPr>
+            <w:noProof/>
+            <w:webHidden/>
+          </w:rPr>
+          <w:fldChar w:fldCharType="end"/>
+        </w:r>
+      </w:hyperlink>
+    </w:p>
+    <w:p>
+      <w:pPr>
+        <w:pStyle w:val="14"/>
+        <w:tabs>
+          <w:tab w:val="right" w:leader="dot" w:pos="9345"/>
+        </w:tabs>
+        <w:rPr>
+          <w:rFonts w:asciiTheme="minorHAnsi" w:eastAsiaTheme="minorEastAsia" w:hAnsiTheme="minorHAnsi"/>
+          <w:noProof/>
+          <w:kern w:val="2"/>
+          <w:sz w:val="24"/>
+          <w:szCs w:val="24"/>
+          <w14:ligatures w14:val="standardContextual"/>
+        </w:rPr>
+      </w:pPr>
+      <w:hyperlink w:anchor="_Toc242612933" w:history="1">
+        <w:r>
+          <w:rPr>
+            <w:rStyle w:val="aff8"/>
+            <w:noProof/>
+          </w:rPr>
+          <w:t>Выводы</w:t>
+        </w:r>
+        <w:r>
+          <w:rPr>
+            <w:noProof/>
+            <w:webHidden/>
+          </w:rPr>
+          <w:tab/>
+        </w:r>
+        <w:r>
+          <w:rPr>
+            <w:noProof/>
+            <w:webHidden/>
+          </w:rPr>
+          <w:fldChar w:fldCharType="begin"/>
+        </w:r>
+        <w:r>
+          <w:rPr>
+            <w:noProof/>
+            <w:webHidden/>
+          </w:rPr>
+          <w:instrText xml:space="preserve"> PAGEREF _Toc242612933 \h </w:instrText>
+        </w:r>
+        <w:r>
+          <w:rPr>
+            <w:noProof/>
+            <w:webHidden/>
+          </w:rPr>
+        </w:r>
+        <w:r>
+          <w:rPr>
+            <w:noProof/>
+            <w:webHidden/>
+          </w:rPr>
+          <w:fldChar w:fldCharType="separate"/>
+        </w:r>
+        <w:r>
+          <w:rPr>
+            <w:noProof/>
+            <w:webHidden/>
+          </w:rPr>
+          <w:t>12</w:t>
+        </w:r>
+        <w:r>
+          <w:rPr>
+            <w:noProof/>
+            <w:webHidden/>
+          </w:rPr>
+          <w:fldChar w:fldCharType="end"/>
+        </w:r>
+      </w:hyperlink>
+    </w:p>
+    <w:p>
+      <w:pPr>
+        <w:pStyle w:val="14"/>
+        <w:tabs>
+          <w:tab w:val="right" w:leader="dot" w:pos="9345"/>
+        </w:tabs>
+        <w:rPr>
+          <w:rFonts w:asciiTheme="minorHAnsi" w:eastAsiaTheme="minorEastAsia" w:hAnsiTheme="minorHAnsi"/>
+          <w:noProof/>
+          <w:kern w:val="2"/>
+          <w:sz w:val="24"/>
+          <w:szCs w:val="24"/>
+          <w14:ligatures w14:val="standardContextual"/>
+        </w:rPr>
+      </w:pPr>
+      <w:hyperlink w:anchor="_Toc242612934" w:history="1">
+        <w:r>
+          <w:rPr>
+            <w:rStyle w:val="aff8"/>
+            <w:noProof/>
+          </w:rPr>
+          <w:t>Приложение А (обязательное) Листинги программного кода</w:t>
+        </w:r>
+        <w:r>
+          <w:rPr>
+            <w:noProof/>
+            <w:webHidden/>
+          </w:rPr>
+          <w:tab/>
+        </w:r>
+        <w:r>
+          <w:rPr>
+            <w:noProof/>
+            <w:webHidden/>
+          </w:rPr>
+          <w:fldChar w:fldCharType="begin"/>
+        </w:r>
+        <w:r>
+          <w:rPr>
+            <w:noProof/>
+            <w:webHidden/>
+          </w:rPr>
+          <w:instrText xml:space="preserve"> PAGEREF _Toc242612934 \h </w:instrText>
         </w:r>
         <w:r>
           <w:rPr>
@@ -1176,563 +1468,6 @@
       </w:hyperlink>
     </w:p>
     <w:p>
-      <w:pPr>
-        <w:pStyle w:val="14"/>
-        <w:tabs>
-          <w:tab w:val="right" w:leader="dot" w:pos="9345"/>
-        </w:tabs>
-        <w:rPr>
-          <w:rFonts w:asciiTheme="minorHAnsi" w:eastAsiaTheme="minorEastAsia" w:hAnsiTheme="minorHAnsi"/>
-          <w:noProof/>
-          <w:kern w:val="2"/>
-          <w:sz w:val="24"/>
-          <w:szCs w:val="24"/>
-          <w14:ligatures w14:val="standardContextual"/>
-        </w:rPr>
-      </w:pPr>
-      <w:hyperlink w:anchor="_Toc242385943" w:history="1">
-        <w:r>
-          <w:rPr>
-            <w:rStyle w:val="aff8"/>
-            <w:noProof/>
-          </w:rPr>
-          <w:t>4 КОНТРОЛЬНЫЕ ВОПРОСЫ</w:t>
-        </w:r>
-        <w:r>
-          <w:rPr>
-            <w:noProof/>
-            <w:webHidden/>
-          </w:rPr>
-          <w:tab/>
-        </w:r>
-        <w:r>
-          <w:rPr>
-            <w:noProof/>
-            <w:webHidden/>
-          </w:rPr>
-          <w:fldChar w:fldCharType="begin"/>
-        </w:r>
-        <w:r>
-          <w:rPr>
-            <w:noProof/>
-            <w:webHidden/>
-          </w:rPr>
-          <w:instrText xml:space="preserve"> PAGEREF _Toc242385943 \h </w:instrText>
-        </w:r>
-        <w:r>
-          <w:rPr>
-            <w:noProof/>
-            <w:webHidden/>
-          </w:rPr>
-        </w:r>
-        <w:r>
-          <w:rPr>
-            <w:noProof/>
-            <w:webHidden/>
-          </w:rPr>
-          <w:fldChar w:fldCharType="separate"/>
-        </w:r>
-        <w:r>
-          <w:rPr>
-            <w:noProof/>
-            <w:webHidden/>
-          </w:rPr>
-          <w:t>15</w:t>
-        </w:r>
-        <w:r>
-          <w:rPr>
-            <w:noProof/>
-            <w:webHidden/>
-          </w:rPr>
-          <w:fldChar w:fldCharType="end"/>
-        </w:r>
-      </w:hyperlink>
-    </w:p>
-    <w:p>
-      <w:pPr>
-        <w:pStyle w:val="2c"/>
-        <w:tabs>
-          <w:tab w:val="right" w:leader="dot" w:pos="9345"/>
-        </w:tabs>
-        <w:rPr>
-          <w:rFonts w:asciiTheme="minorHAnsi" w:eastAsiaTheme="minorEastAsia" w:hAnsiTheme="minorHAnsi"/>
-          <w:noProof/>
-          <w:kern w:val="2"/>
-          <w:sz w:val="24"/>
-          <w:szCs w:val="24"/>
-          <w14:ligatures w14:val="standardContextual"/>
-        </w:rPr>
-      </w:pPr>
-      <w:hyperlink w:anchor="_Toc242385944" w:history="1">
-        <w:r>
-          <w:rPr>
-            <w:rStyle w:val="aff8"/>
-            <w:noProof/>
-          </w:rPr>
-          <w:t xml:space="preserve">4.1 Что такое </w:t>
-        </w:r>
-        <w:r>
-          <w:rPr>
-            <w:rStyle w:val="aff8"/>
-            <w:i/>
-            <w:noProof/>
-          </w:rPr>
-          <w:t>IL</w:t>
-        </w:r>
-        <w:r>
-          <w:rPr>
-            <w:rStyle w:val="aff8"/>
-            <w:noProof/>
-          </w:rPr>
-          <w:t>-код и зачем он нужен</w:t>
-        </w:r>
-        <w:r>
-          <w:rPr>
-            <w:noProof/>
-            <w:webHidden/>
-          </w:rPr>
-          <w:tab/>
-        </w:r>
-        <w:r>
-          <w:rPr>
-            <w:noProof/>
-            <w:webHidden/>
-          </w:rPr>
-          <w:fldChar w:fldCharType="begin"/>
-        </w:r>
-        <w:r>
-          <w:rPr>
-            <w:noProof/>
-            <w:webHidden/>
-          </w:rPr>
-          <w:instrText xml:space="preserve"> PAGEREF _Toc242385944 \h </w:instrText>
-        </w:r>
-        <w:r>
-          <w:rPr>
-            <w:noProof/>
-            <w:webHidden/>
-          </w:rPr>
-        </w:r>
-        <w:r>
-          <w:rPr>
-            <w:noProof/>
-            <w:webHidden/>
-          </w:rPr>
-          <w:fldChar w:fldCharType="separate"/>
-        </w:r>
-        <w:r>
-          <w:rPr>
-            <w:noProof/>
-            <w:webHidden/>
-          </w:rPr>
-          <w:t>15</w:t>
-        </w:r>
-        <w:r>
-          <w:rPr>
-            <w:noProof/>
-            <w:webHidden/>
-          </w:rPr>
-          <w:fldChar w:fldCharType="end"/>
-        </w:r>
-      </w:hyperlink>
-    </w:p>
-    <w:p>
-      <w:pPr>
-        <w:pStyle w:val="2c"/>
-        <w:tabs>
-          <w:tab w:val="right" w:leader="dot" w:pos="9345"/>
-        </w:tabs>
-        <w:rPr>
-          <w:rFonts w:asciiTheme="minorHAnsi" w:eastAsiaTheme="minorEastAsia" w:hAnsiTheme="minorHAnsi"/>
-          <w:noProof/>
-          <w:kern w:val="2"/>
-          <w:sz w:val="24"/>
-          <w:szCs w:val="24"/>
-          <w14:ligatures w14:val="standardContextual"/>
-        </w:rPr>
-      </w:pPr>
-      <w:hyperlink w:anchor="_Toc242385945" w:history="1">
-        <w:r>
-          <w:rPr>
-            <w:rStyle w:val="aff8"/>
-            <w:noProof/>
-          </w:rPr>
-          <w:t xml:space="preserve">4.2 Разница между </w:t>
-        </w:r>
-        <w:r>
-          <w:rPr>
-            <w:rStyle w:val="aff8"/>
-            <w:i/>
-            <w:noProof/>
-          </w:rPr>
-          <w:t>Normal JIT</w:t>
-        </w:r>
-        <w:r>
-          <w:rPr>
-            <w:rStyle w:val="aff8"/>
-            <w:noProof/>
-          </w:rPr>
-          <w:t xml:space="preserve"> и </w:t>
-        </w:r>
-        <w:r>
-          <w:rPr>
-            <w:rStyle w:val="aff8"/>
-            <w:i/>
-            <w:noProof/>
-          </w:rPr>
-          <w:t>Tiered Compilation</w:t>
-        </w:r>
-        <w:r>
-          <w:rPr>
-            <w:noProof/>
-            <w:webHidden/>
-          </w:rPr>
-          <w:tab/>
-        </w:r>
-        <w:r>
-          <w:rPr>
-            <w:noProof/>
-            <w:webHidden/>
-          </w:rPr>
-          <w:fldChar w:fldCharType="begin"/>
-        </w:r>
-        <w:r>
-          <w:rPr>
-            <w:noProof/>
-            <w:webHidden/>
-          </w:rPr>
-          <w:instrText xml:space="preserve"> PAGEREF _Toc242385945 \h </w:instrText>
-        </w:r>
-        <w:r>
-          <w:rPr>
-            <w:noProof/>
-            <w:webHidden/>
-          </w:rPr>
-        </w:r>
-        <w:r>
-          <w:rPr>
-            <w:noProof/>
-            <w:webHidden/>
-          </w:rPr>
-          <w:fldChar w:fldCharType="separate"/>
-        </w:r>
-        <w:r>
-          <w:rPr>
-            <w:noProof/>
-            <w:webHidden/>
-          </w:rPr>
-          <w:t>15</w:t>
-        </w:r>
-        <w:r>
-          <w:rPr>
-            <w:noProof/>
-            <w:webHidden/>
-          </w:rPr>
-          <w:fldChar w:fldCharType="end"/>
-        </w:r>
-      </w:hyperlink>
-    </w:p>
-    <w:p>
-      <w:pPr>
-        <w:pStyle w:val="2c"/>
-        <w:tabs>
-          <w:tab w:val="right" w:leader="dot" w:pos="9345"/>
-        </w:tabs>
-        <w:rPr>
-          <w:rFonts w:asciiTheme="minorHAnsi" w:eastAsiaTheme="minorEastAsia" w:hAnsiTheme="minorHAnsi"/>
-          <w:noProof/>
-          <w:kern w:val="2"/>
-          <w:sz w:val="24"/>
-          <w:szCs w:val="24"/>
-          <w14:ligatures w14:val="standardContextual"/>
-        </w:rPr>
-      </w:pPr>
-      <w:hyperlink w:anchor="_Toc242385946" w:history="1">
-        <w:r>
-          <w:rPr>
-            <w:rStyle w:val="aff8"/>
-            <w:noProof/>
-          </w:rPr>
-          <w:t>4.3 Холодный старт и способы его уменьшения</w:t>
-        </w:r>
-        <w:r>
-          <w:rPr>
-            <w:noProof/>
-            <w:webHidden/>
-          </w:rPr>
-          <w:tab/>
-        </w:r>
-        <w:r>
-          <w:rPr>
-            <w:noProof/>
-            <w:webHidden/>
-          </w:rPr>
-          <w:fldChar w:fldCharType="begin"/>
-        </w:r>
-        <w:r>
-          <w:rPr>
-            <w:noProof/>
-            <w:webHidden/>
-          </w:rPr>
-          <w:instrText xml:space="preserve"> PAGEREF _Toc242385946 \h </w:instrText>
-        </w:r>
-        <w:r>
-          <w:rPr>
-            <w:noProof/>
-            <w:webHidden/>
-          </w:rPr>
-        </w:r>
-        <w:r>
-          <w:rPr>
-            <w:noProof/>
-            <w:webHidden/>
-          </w:rPr>
-          <w:fldChar w:fldCharType="separate"/>
-        </w:r>
-        <w:r>
-          <w:rPr>
-            <w:noProof/>
-            <w:webHidden/>
-          </w:rPr>
-          <w:t>15</w:t>
-        </w:r>
-        <w:r>
-          <w:rPr>
-            <w:noProof/>
-            <w:webHidden/>
-          </w:rPr>
-          <w:fldChar w:fldCharType="end"/>
-        </w:r>
-      </w:hyperlink>
-    </w:p>
-    <w:p>
-      <w:pPr>
-        <w:pStyle w:val="2c"/>
-        <w:tabs>
-          <w:tab w:val="right" w:leader="dot" w:pos="9345"/>
-        </w:tabs>
-        <w:rPr>
-          <w:rFonts w:asciiTheme="minorHAnsi" w:eastAsiaTheme="minorEastAsia" w:hAnsiTheme="minorHAnsi"/>
-          <w:noProof/>
-          <w:kern w:val="2"/>
-          <w:sz w:val="24"/>
-          <w:szCs w:val="24"/>
-          <w14:ligatures w14:val="standardContextual"/>
-        </w:rPr>
-      </w:pPr>
-      <w:hyperlink w:anchor="_Toc242385947" w:history="1">
-        <w:r>
-          <w:rPr>
-            <w:rStyle w:val="aff8"/>
-            <w:noProof/>
-          </w:rPr>
-          <w:t>4.4 Оптимизация часто вызываемых методов</w:t>
-        </w:r>
-        <w:r>
-          <w:rPr>
-            <w:noProof/>
-            <w:webHidden/>
-          </w:rPr>
-          <w:tab/>
-        </w:r>
-        <w:r>
-          <w:rPr>
-            <w:noProof/>
-            <w:webHidden/>
-          </w:rPr>
-          <w:fldChar w:fldCharType="begin"/>
-        </w:r>
-        <w:r>
-          <w:rPr>
-            <w:noProof/>
-            <w:webHidden/>
-          </w:rPr>
-          <w:instrText xml:space="preserve"> PAGEREF _Toc242385947 \h </w:instrText>
-        </w:r>
-        <w:r>
-          <w:rPr>
-            <w:noProof/>
-            <w:webHidden/>
-          </w:rPr>
-        </w:r>
-        <w:r>
-          <w:rPr>
-            <w:noProof/>
-            <w:webHidden/>
-          </w:rPr>
-          <w:fldChar w:fldCharType="separate"/>
-        </w:r>
-        <w:r>
-          <w:rPr>
-            <w:noProof/>
-            <w:webHidden/>
-          </w:rPr>
-          <w:t>15</w:t>
-        </w:r>
-        <w:r>
-          <w:rPr>
-            <w:noProof/>
-            <w:webHidden/>
-          </w:rPr>
-          <w:fldChar w:fldCharType="end"/>
-        </w:r>
-      </w:hyperlink>
-    </w:p>
-    <w:p>
-      <w:pPr>
-        <w:pStyle w:val="2c"/>
-        <w:tabs>
-          <w:tab w:val="right" w:leader="dot" w:pos="9345"/>
-        </w:tabs>
-        <w:rPr>
-          <w:rFonts w:asciiTheme="minorHAnsi" w:eastAsiaTheme="minorEastAsia" w:hAnsiTheme="minorHAnsi"/>
-          <w:noProof/>
-          <w:kern w:val="2"/>
-          <w:sz w:val="24"/>
-          <w:szCs w:val="24"/>
-          <w14:ligatures w14:val="standardContextual"/>
-        </w:rPr>
-      </w:pPr>
-      <w:hyperlink w:anchor="_Toc242385948" w:history="1">
-        <w:r>
-          <w:rPr>
-            <w:rStyle w:val="aff8"/>
-            <w:noProof/>
-          </w:rPr>
-          <w:t xml:space="preserve">4.5 Преимущества генерации кода через </w:t>
-        </w:r>
-        <w:r>
-          <w:rPr>
-            <w:rStyle w:val="aff8"/>
-            <w:i/>
-            <w:noProof/>
-          </w:rPr>
-          <w:t>ILGenerator</w:t>
-        </w:r>
-        <w:r>
-          <w:rPr>
-            <w:noProof/>
-            <w:webHidden/>
-          </w:rPr>
-          <w:tab/>
-        </w:r>
-        <w:r>
-          <w:rPr>
-            <w:noProof/>
-            <w:webHidden/>
-          </w:rPr>
-          <w:fldChar w:fldCharType="begin"/>
-        </w:r>
-        <w:r>
-          <w:rPr>
-            <w:noProof/>
-            <w:webHidden/>
-          </w:rPr>
-          <w:instrText xml:space="preserve"> PAGEREF _Toc242385948 \h </w:instrText>
-        </w:r>
-        <w:r>
-          <w:rPr>
-            <w:noProof/>
-            <w:webHidden/>
-          </w:rPr>
-        </w:r>
-        <w:r>
-          <w:rPr>
-            <w:noProof/>
-            <w:webHidden/>
-          </w:rPr>
-          <w:fldChar w:fldCharType="separate"/>
-        </w:r>
-        <w:r>
-          <w:rPr>
-            <w:noProof/>
-            <w:webHidden/>
-          </w:rPr>
-          <w:t>15</w:t>
-        </w:r>
-        <w:r>
-          <w:rPr>
-            <w:noProof/>
-            <w:webHidden/>
-          </w:rPr>
-          <w:fldChar w:fldCharType="end"/>
-        </w:r>
-      </w:hyperlink>
-    </w:p>
-    <w:p>
-      <w:pPr>
-        <w:pStyle w:val="14"/>
-        <w:tabs>
-          <w:tab w:val="right" w:leader="dot" w:pos="9345"/>
-        </w:tabs>
-        <w:rPr>
-          <w:rFonts w:asciiTheme="minorHAnsi" w:eastAsiaTheme="minorEastAsia" w:hAnsiTheme="minorHAnsi"/>
-          <w:noProof/>
-          <w:kern w:val="2"/>
-          <w:sz w:val="24"/>
-          <w:szCs w:val="24"/>
-          <w14:ligatures w14:val="standardContextual"/>
-        </w:rPr>
-      </w:pPr>
-      <w:hyperlink w:anchor="_Toc242385949" w:history="1">
-        <w:r>
-          <w:rPr>
-            <w:rStyle w:val="aff8"/>
-            <w:noProof/>
-          </w:rPr>
-          <w:t>ЗАКЛЮЧЕНИЕ</w:t>
-        </w:r>
-        <w:r>
-          <w:rPr>
-            <w:noProof/>
-            <w:webHidden/>
-          </w:rPr>
-          <w:tab/>
-        </w:r>
-        <w:r>
-          <w:rPr>
-            <w:noProof/>
-            <w:webHidden/>
-          </w:rPr>
-          <w:fldChar w:fldCharType="begin"/>
-        </w:r>
-        <w:r>
-          <w:rPr>
-            <w:noProof/>
-            <w:webHidden/>
-          </w:rPr>
-          <w:instrText xml:space="preserve"> PAGEREF _Toc242385949 \h </w:instrText>
-        </w:r>
-        <w:r>
-          <w:rPr>
-            <w:noProof/>
-            <w:webHidden/>
-          </w:rPr>
-        </w:r>
-        <w:r>
-          <w:rPr>
-            <w:noProof/>
-            <w:webHidden/>
-          </w:rPr>
-          <w:fldChar w:fldCharType="separate"/>
-        </w:r>
-        <w:r>
-          <w:rPr>
-            <w:noProof/>
-            <w:webHidden/>
-          </w:rPr>
-          <w:t>17</w:t>
-        </w:r>
-        <w:r>
-          <w:rPr>
-            <w:noProof/>
-            <w:webHidden/>
-          </w:rPr>
-          <w:fldChar w:fldCharType="end"/>
-        </w:r>
-      </w:hyperlink>
-    </w:p>
-    <w:p>
       <w:r>
         <w:fldChar w:fldCharType="end"/>
       </w:r>
@@ -1747,13 +1482,13 @@
         <w:pStyle w:val="1"/>
         <w:ind w:firstLine="709"/>
       </w:pPr>
-      <w:bookmarkStart w:id="0" w:name="_Toc242385932"/>
+      <w:bookmarkStart w:id="0" w:name="_Toc242612920"/>
       <w:r>
         <w:rPr>
           <w:rFonts w:ascii="Times New Roman" w:hAnsi="Times New Roman"/>
         </w:rPr>
         <w:lastRenderedPageBreak/>
-        <w:t>1 ЦЕЛЬ РАБОТЫ</w:t>
+        <w:t>1 Цель работы</w:t>
       </w:r>
       <w:bookmarkEnd w:id="0"/>
     </w:p>
@@ -1763,7 +1498,7 @@
         <w:jc w:val="both"/>
       </w:pPr>
       <w:r>
-        <w:t xml:space="preserve">Изучить структуру и принципы работы </w:t>
+        <w:t xml:space="preserve">Изучить структуру и принципы работы промежуточного языка </w:t>
       </w:r>
       <w:r>
         <w:rPr>
@@ -1781,16 +1516,79 @@
         <w:t>IL</w:t>
       </w:r>
       <w:r>
-        <w:t xml:space="preserve">), исследовать влияние </w:t>
+        <w:t>) платформы .</w:t>
       </w:r>
       <w:r>
         <w:rPr>
           <w:i/>
         </w:rPr>
+        <w:t>NET</w:t>
+      </w:r>
+      <w:r>
+        <w:t xml:space="preserve">, получить навык анализа </w:t>
+      </w:r>
+      <w:r>
+        <w:rPr>
+          <w:i/>
+        </w:rPr>
+        <w:t>IL</w:t>
+      </w:r>
+      <w:r>
+        <w:t xml:space="preserve">-кода методов на </w:t>
+      </w:r>
+      <w:r>
+        <w:rPr>
+          <w:i/>
+        </w:rPr>
+        <w:t>C</w:t>
+      </w:r>
+      <w:r>
+        <w:t xml:space="preserve">#, освоить динамическую генерацию </w:t>
+      </w:r>
+      <w:r>
+        <w:rPr>
+          <w:i/>
+        </w:rPr>
+        <w:t>IL</w:t>
+      </w:r>
+      <w:r>
+        <w:t xml:space="preserve">-кода средствами </w:t>
+      </w:r>
+      <w:r>
+        <w:rPr>
+          <w:i/>
+        </w:rPr>
+        <w:t>ILGenerator</w:t>
+      </w:r>
+      <w:r>
+        <w:t xml:space="preserve"> и </w:t>
+      </w:r>
+      <w:r>
+        <w:rPr>
+          <w:i/>
+        </w:rPr>
+        <w:t>DynamicMethod</w:t>
+      </w:r>
+      <w:r>
+        <w:t xml:space="preserve">, а также исследовать влияние </w:t>
+      </w:r>
+      <w:r>
+        <w:rPr>
+          <w:i/>
+        </w:rPr>
         <w:t>JIT</w:t>
       </w:r>
       <w:r>
-        <w:t>-компиляции на производительность.</w:t>
+        <w:t>-компиляции на производительность программ: сравнить обычную и ступенчатую (</w:t>
+      </w:r>
+      <w:r>
+        <w:rPr>
+          <w:i/>
+        </w:rPr>
+        <w:t>tiered</w:t>
+      </w:r>
+      <w:r>
+        <w:t>) компиляцию, оценить задержку первого вызова метода и стоимость вызова через делегат и виртуальный метод.</w:t>
       </w:r>
     </w:p>
     <w:p>
@@ -1803,13 +1601,13 @@
         <w:pStyle w:val="1"/>
         <w:ind w:firstLine="709"/>
       </w:pPr>
-      <w:bookmarkStart w:id="1" w:name="_Toc242385933"/>
+      <w:bookmarkStart w:id="1" w:name="_Toc242612921"/>
       <w:r>
         <w:rPr>
           <w:rFonts w:ascii="Times New Roman" w:hAnsi="Times New Roman"/>
         </w:rPr>
         <w:lastRenderedPageBreak/>
-        <w:t>2 ТЕОРЕТИЧЕСКИЕ СВЕДЕНИЯ</w:t>
+        <w:t>2 Ход работы</w:t>
       </w:r>
       <w:bookmarkEnd w:id="1"/>
     </w:p>
@@ -1819,175 +1617,35 @@
         <w:jc w:val="both"/>
       </w:pPr>
       <w:r>
+        <w:t xml:space="preserve">Работа выполнена в консольном приложении </w:t>
+      </w:r>
+      <w:r>
         <w:rPr>
           <w:i/>
         </w:rPr>
-        <w:t>IL</w:t>
-      </w:r>
-      <w:r>
-        <w:t xml:space="preserve"> (</w:t>
+        <w:t>C</w:t>
+      </w:r>
+      <w:r>
+        <w:t># для платформы .</w:t>
       </w:r>
       <w:r>
         <w:rPr>
           <w:i/>
         </w:rPr>
-        <w:t>Intermediate Language</w:t>
-      </w:r>
-      <w:r>
-        <w:t>) – промежуточный язык, на который компилируется весь код экосистемы .</w:t>
+        <w:t>NET</w:t>
+      </w:r>
+      <w:r>
+        <w:t xml:space="preserve"> 10 (</w:t>
       </w:r>
       <w:r>
         <w:rPr>
           <w:i/>
         </w:rPr>
-        <w:t>NET</w:t>
-      </w:r>
-      <w:r>
-        <w:t xml:space="preserve"> (</w:t>
-      </w:r>
-      <w:r>
-        <w:rPr>
-          <w:i/>
-        </w:rPr>
-        <w:t>C</w:t>
-      </w:r>
-      <w:r>
-        <w:t xml:space="preserve">#, </w:t>
-      </w:r>
-      <w:r>
-        <w:rPr>
-          <w:i/>
-        </w:rPr>
-        <w:t>F</w:t>
-      </w:r>
-      <w:r>
-        <w:t xml:space="preserve"># и другие). Язык имеет стековую архитектуру: операции берут операнды с вершины стека вычислений и возвращают результат в тот же стек. Объектная модель </w:t>
-      </w:r>
-      <w:r>
-        <w:rPr>
-          <w:i/>
-        </w:rPr>
-        <w:t>IL</w:t>
-      </w:r>
-      <w:r>
-        <w:t xml:space="preserve"> поддерживает классы, интерфейсы и наследование.</w:t>
-      </w:r>
-    </w:p>
-    <w:p>
-      <w:pPr>
-        <w:ind w:firstLine="709"/>
-        <w:jc w:val="both"/>
-      </w:pPr>
-      <w:r>
-        <w:rPr>
-          <w:i/>
-        </w:rPr>
-        <w:t>JIT</w:t>
-      </w:r>
-      <w:r>
-        <w:t>-компиляция (</w:t>
-      </w:r>
-      <w:r>
-        <w:rPr>
-          <w:i/>
-        </w:rPr>
-        <w:t>Just-In-Time</w:t>
-      </w:r>
-      <w:r>
-        <w:t xml:space="preserve">) – компиляция </w:t>
-      </w:r>
-      <w:r>
-        <w:rPr>
-          <w:i/>
-        </w:rPr>
-        <w:t>IL</w:t>
-      </w:r>
-      <w:r>
-        <w:t xml:space="preserve">-кода в машинный код в процессе выполнения программы. Режим </w:t>
-      </w:r>
-      <w:r>
-        <w:rPr>
-          <w:i/>
-        </w:rPr>
-        <w:t>Normal JIT</w:t>
-      </w:r>
-      <w:r>
-        <w:t xml:space="preserve"> компилирует метод при первом вызове. Режим </w:t>
-      </w:r>
-      <w:r>
-        <w:rPr>
-          <w:i/>
-        </w:rPr>
-        <w:t>Tiered Compilation</w:t>
-      </w:r>
-      <w:r>
-        <w:t xml:space="preserve"> адаптивный: метод сначала быстро компилируется без глубоких оптимизаций, а часто вызываемые методы затем перекомпилируются с оптимизацией.</w:t>
-      </w:r>
-    </w:p>
-    <w:p>
-      <w:pPr>
-        <w:ind w:firstLine="709"/>
-        <w:jc w:val="both"/>
-      </w:pPr>
-      <w:r>
-        <w:t xml:space="preserve">Класс </w:t>
-      </w:r>
-      <w:r>
-        <w:rPr>
-          <w:i/>
-        </w:rPr>
-        <w:t>DynamicMethod</w:t>
-      </w:r>
-      <w:r>
-        <w:t xml:space="preserve"> вместе с </w:t>
-      </w:r>
-      <w:r>
-        <w:rPr>
-          <w:i/>
-        </w:rPr>
-        <w:t>ILGenerator</w:t>
-      </w:r>
-      <w:r>
-        <w:t xml:space="preserve"> позволяет создавать методы во время выполнения без исходного кода на </w:t>
-      </w:r>
-      <w:r>
-        <w:rPr>
-          <w:i/>
-        </w:rPr>
-        <w:t>C</w:t>
-      </w:r>
-      <w:r>
-        <w:t xml:space="preserve">#. Для измерения скорости и выделяемой памяти применяется библиотека </w:t>
-      </w:r>
-      <w:r>
-        <w:rPr>
-          <w:i/>
-        </w:rPr>
-        <w:t>BenchmarkDotNet</w:t>
-      </w:r>
-      <w:r>
-        <w:t>.</w:t>
-      </w:r>
-    </w:p>
-    <w:p>
-      <w:r>
-        <w:br w:type="page"/>
-      </w:r>
-    </w:p>
-    <w:p>
-      <w:pPr>
-        <w:pStyle w:val="1"/>
-        <w:ind w:firstLine="709"/>
-      </w:pPr>
-      <w:bookmarkStart w:id="2" w:name="_Toc242385934"/>
-      <w:r>
-        <w:rPr>
-          <w:rFonts w:ascii="Times New Roman" w:hAnsi="Times New Roman"/>
-        </w:rPr>
-        <w:lastRenderedPageBreak/>
-        <w:t>3 ВЫПОЛНЕНИЕ РАБОТЫ</w:t>
-      </w:r>
-      <w:bookmarkEnd w:id="2"/>
+        <w:t>SDK</w:t>
+      </w:r>
+      <w:r>
+        <w:t xml:space="preserve"> 10.0.401). Полный текст программы приведен в приложении А. Ниже последовательно описаны постановка задачи, теоретическая основа, реализация заданий и результаты проверки.</w:t>
+      </w:r>
     </w:p>
     <w:p>
       <w:pPr>
@@ -1995,14 +1653,14 @@
         <w:spacing w:before="360"/>
         <w:ind w:firstLine="709"/>
       </w:pPr>
-      <w:bookmarkStart w:id="3" w:name="_Toc242385935"/>
+      <w:bookmarkStart w:id="2" w:name="_Toc242612922"/>
       <w:r>
         <w:rPr>
           <w:rFonts w:ascii="Times New Roman" w:hAnsi="Times New Roman"/>
         </w:rPr>
-        <w:t>3.1 Подготовка среды разработки</w:t>
-      </w:r>
-      <w:bookmarkEnd w:id="3"/>
+        <w:t>2.1 Постановка задачи</w:t>
+      </w:r>
+      <w:bookmarkEnd w:id="2"/>
     </w:p>
     <w:p>
       <w:pPr>
@@ -2010,252 +1668,142 @@
         <w:jc w:val="both"/>
       </w:pPr>
       <w:r>
-        <w:t xml:space="preserve">Работа выполнена в консольном приложении </w:t>
+        <w:t xml:space="preserve">Для изучения </w:t>
       </w:r>
       <w:r>
         <w:rPr>
           <w:i/>
         </w:rPr>
-        <w:t>C</w:t>
-      </w:r>
-      <w:r>
-        <w:t># на платформе .</w:t>
+        <w:t>IL</w:t>
+      </w:r>
+      <w:r>
+        <w:t xml:space="preserve">-кода и </w:t>
       </w:r>
       <w:r>
         <w:rPr>
           <w:i/>
         </w:rPr>
-        <w:t>NET</w:t>
-      </w:r>
-      <w:r>
-        <w:t xml:space="preserve">. Проект </w:t>
-      </w:r>
-      <w:r>
-        <w:rPr>
-          <w:i/>
-        </w:rPr>
-        <w:t>Lab1</w:t>
-      </w:r>
-      <w:r>
-        <w:t xml:space="preserve"> собран утилитой </w:t>
-      </w:r>
-      <w:r>
-        <w:rPr>
-          <w:i/>
-        </w:rPr>
-        <w:t>dotnet</w:t>
-      </w:r>
-      <w:r>
-        <w:t xml:space="preserve"> (</w:t>
-      </w:r>
-      <w:r>
-        <w:rPr>
-          <w:i/>
-        </w:rPr>
-        <w:t>SDK</w:t>
-      </w:r>
-      <w:r>
-        <w:t xml:space="preserve"> 10.0.401) с целевой платформой </w:t>
-      </w:r>
-      <w:r>
-        <w:rPr>
-          <w:i/>
-        </w:rPr>
-        <w:t>net10.0</w:t>
-      </w:r>
-      <w:r>
-        <w:t xml:space="preserve">, как указано в методических указаниях. Библиотека </w:t>
-      </w:r>
-      <w:r>
-        <w:rPr>
-          <w:i/>
-        </w:rPr>
-        <w:t>BenchmarkDotNet</w:t>
-      </w:r>
-      <w:r>
-        <w:t xml:space="preserve"> версии 0.14.0 подключена пакетом </w:t>
-      </w:r>
-      <w:r>
-        <w:rPr>
-          <w:i/>
-        </w:rPr>
-        <w:t>NuGet</w:t>
-      </w:r>
-      <w:r>
-        <w:t>. Файл проекта приведен в листинге.</w:t>
-      </w:r>
-    </w:p>
-    <w:p>
-      <w:pPr>
-        <w:keepNext/>
+        <w:t>JIT</w:t>
+      </w:r>
+      <w:r>
+        <w:t>-компиляции в рамках работы требуется выполнить следующие задачи:</w:t>
+      </w:r>
+    </w:p>
+    <w:p>
+      <w:pPr>
         <w:ind w:firstLine="709"/>
         <w:jc w:val="both"/>
       </w:pPr>
       <w:r>
-        <w:t xml:space="preserve">Листинг 3.1 – Файл проекта </w:t>
+        <w:t xml:space="preserve">1 проанализировать </w:t>
       </w:r>
       <w:r>
         <w:rPr>
           <w:i/>
         </w:rPr>
-        <w:t>Lab1.csproj</w:t>
-      </w:r>
-    </w:p>
-    <w:p>
-      <w:pPr>
-        <w:pStyle w:val="Listing"/>
-      </w:pPr>
-      <w:r>
-        <w:t>&lt;Project Sdk="Microsoft.NET.Sdk"&gt;</w:t>
-      </w:r>
-    </w:p>
-    <w:p>
-      <w:pPr>
-        <w:pStyle w:val="Listing"/>
-      </w:pPr>
-    </w:p>
-    <w:p>
-      <w:pPr>
-        <w:pStyle w:val="Listing"/>
-      </w:pPr>
-      <w:r>
-        <w:t xml:space="preserve">  &lt;PropertyGroup&gt;</w:t>
-      </w:r>
-    </w:p>
-    <w:p>
-      <w:pPr>
-        <w:pStyle w:val="Listing"/>
-      </w:pPr>
-      <w:r>
-        <w:t xml:space="preserve">    &lt;OutputType&gt;Exe&lt;/OutputType&gt;</w:t>
-      </w:r>
-    </w:p>
-    <w:p>
-      <w:pPr>
-        <w:pStyle w:val="Listing"/>
-      </w:pPr>
-      <w:r>
-        <w:t xml:space="preserve">    &lt;TargetFramework&gt;net10.0&lt;/TargetFramework&gt;</w:t>
-      </w:r>
-    </w:p>
-    <w:p>
-      <w:pPr>
-        <w:pStyle w:val="Listing"/>
-      </w:pPr>
-      <w:r>
-        <w:t xml:space="preserve">    &lt;ImplicitUsings&gt;enable&lt;/ImplicitUsings&gt;</w:t>
-      </w:r>
-    </w:p>
-    <w:p>
-      <w:pPr>
-        <w:pStyle w:val="Listing"/>
-      </w:pPr>
-      <w:r>
-        <w:t xml:space="preserve">    &lt;Nullable&gt;enable&lt;/Nullable&gt;</w:t>
-      </w:r>
-    </w:p>
-    <w:p>
-      <w:pPr>
-        <w:pStyle w:val="Listing"/>
-      </w:pPr>
-      <w:r>
-        <w:t xml:space="preserve">    &lt;AllowUnsafeBlocks&gt;true&lt;/AllowUnsafeBlocks&gt;</w:t>
-      </w:r>
-    </w:p>
-    <w:p>
-      <w:pPr>
-        <w:pStyle w:val="Listing"/>
-      </w:pPr>
-      <w:r>
-        <w:t xml:space="preserve">  &lt;/PropertyGroup&gt;</w:t>
-      </w:r>
-    </w:p>
-    <w:p>
-      <w:pPr>
-        <w:pStyle w:val="Listing"/>
-      </w:pPr>
-    </w:p>
-    <w:p>
-      <w:pPr>
-        <w:pStyle w:val="Listing"/>
-      </w:pPr>
-      <w:r>
-        <w:t xml:space="preserve">  &lt;ItemGroup&gt;</w:t>
-      </w:r>
-    </w:p>
-    <w:p>
-      <w:pPr>
-        <w:pStyle w:val="Listing"/>
-      </w:pPr>
-      <w:r>
-        <w:t xml:space="preserve">    &lt;PackageReference Include="BenchmarkDotNet" Version="0.14.0" /&gt;</w:t>
-      </w:r>
-    </w:p>
-    <w:p>
-      <w:pPr>
-        <w:pStyle w:val="Listing"/>
-      </w:pPr>
-      <w:r>
-        <w:t xml:space="preserve">  &lt;/ItemGroup&gt;</w:t>
-      </w:r>
-    </w:p>
-    <w:p>
-      <w:pPr>
-        <w:pStyle w:val="Listing"/>
-      </w:pPr>
-    </w:p>
-    <w:p>
-      <w:pPr>
-        <w:pStyle w:val="Listing"/>
-      </w:pPr>
-      <w:r>
-        <w:t>&lt;/Project&gt;</w:t>
-      </w:r>
-    </w:p>
-    <w:p/>
+        <w:t>IL</w:t>
+      </w:r>
+      <w:r>
+        <w:t xml:space="preserve">-код базовых конструкций языка </w:t>
+      </w:r>
+      <w:r>
+        <w:rPr>
+          <w:i/>
+        </w:rPr>
+        <w:t>C</w:t>
+      </w:r>
+      <w:r>
+        <w:t># (арифметика, условие, цикл) и описать назначение команд;</w:t>
+      </w:r>
+    </w:p>
     <w:p>
       <w:pPr>
         <w:ind w:firstLine="709"/>
         <w:jc w:val="both"/>
       </w:pPr>
       <w:r>
-        <w:t xml:space="preserve">Для запуска заданий 1, 2 и 4 используется команда </w:t>
+        <w:t xml:space="preserve">2 создать динамические методы с помощью </w:t>
       </w:r>
       <w:r>
         <w:rPr>
           <w:i/>
         </w:rPr>
-        <w:t>dotnet run</w:t>
-      </w:r>
-      <w:r>
-        <w:t xml:space="preserve">, для задания 3 – команда </w:t>
+        <w:t>ILGenerator</w:t>
+      </w:r>
+      <w:r>
+        <w:t>: сложение, факториал в виде цикла и рекурсии, максимум из трех чисел, оценка по значению;</w:t>
+      </w:r>
+    </w:p>
+    <w:p>
+      <w:pPr>
+        <w:ind w:firstLine="709"/>
+        <w:jc w:val="both"/>
+      </w:pPr>
+      <w:r>
+        <w:t xml:space="preserve">3 реализовать анализатор кода, выводящий </w:t>
       </w:r>
       <w:r>
         <w:rPr>
           <w:i/>
         </w:rPr>
-        <w:t>dotnet run</w:t>
-      </w:r>
-      <w:r>
-        <w:t xml:space="preserve"> -</w:t>
+        <w:t>IL</w:t>
+      </w:r>
+      <w:r>
+        <w:t xml:space="preserve">-байты метода и сравнивающий производительность динамических методов с обычными с помощью </w:t>
       </w:r>
       <w:r>
         <w:rPr>
           <w:i/>
         </w:rPr>
-        <w:t>c Release</w:t>
-      </w:r>
-      <w:r>
-        <w:t xml:space="preserve"> -- </w:t>
+        <w:t>BenchmarkDotNet</w:t>
+      </w:r>
+      <w:r>
+        <w:t>;</w:t>
+      </w:r>
+    </w:p>
+    <w:p>
+      <w:pPr>
+        <w:ind w:firstLine="709"/>
+        <w:jc w:val="both"/>
+      </w:pPr>
+      <w:r>
+        <w:t xml:space="preserve">4 исследовать </w:t>
       </w:r>
       <w:r>
         <w:rPr>
           <w:i/>
         </w:rPr>
-        <w:t>bench</w:t>
-      </w:r>
-      <w:r>
-        <w:t>.</w:t>
+        <w:t>JIT</w:t>
+      </w:r>
+      <w:r>
+        <w:t xml:space="preserve">-компиляцию: время первого и повторного вызовов, режимы </w:t>
+      </w:r>
+      <w:r>
+        <w:rPr>
+          <w:i/>
+        </w:rPr>
+        <w:t>Tiered Compilation</w:t>
+      </w:r>
+      <w:r>
+        <w:t>, вызов через делегат и виртуальный метод;</w:t>
+      </w:r>
+    </w:p>
+    <w:p>
+      <w:pPr>
+        <w:ind w:firstLine="709"/>
+        <w:jc w:val="both"/>
+      </w:pPr>
+      <w:r>
+        <w:t xml:space="preserve">5 оценить влияние </w:t>
+      </w:r>
+      <w:r>
+        <w:rPr>
+          <w:i/>
+        </w:rPr>
+        <w:t>JIT</w:t>
+      </w:r>
+      <w:r>
+        <w:t>-компиляции на сложение элементов массива.</w:t>
       </w:r>
     </w:p>
     <w:p>
@@ -2264,12 +1812,325 @@
         <w:spacing w:before="360"/>
         <w:ind w:firstLine="709"/>
       </w:pPr>
-      <w:bookmarkStart w:id="4" w:name="_Toc242385936"/>
+      <w:bookmarkStart w:id="3" w:name="_Toc242612923"/>
       <w:r>
         <w:rPr>
           <w:rFonts w:ascii="Times New Roman" w:hAnsi="Times New Roman"/>
         </w:rPr>
-        <w:t xml:space="preserve">3.2 Анализ </w:t>
+        <w:t>2.2 Теоретические сведения</w:t>
+      </w:r>
+      <w:bookmarkEnd w:id="3"/>
+    </w:p>
+    <w:p>
+      <w:pPr>
+        <w:ind w:firstLine="709"/>
+        <w:jc w:val="both"/>
+      </w:pPr>
+      <w:r>
+        <w:rPr>
+          <w:i/>
+        </w:rPr>
+        <w:t>IL</w:t>
+      </w:r>
+      <w:r>
+        <w:t xml:space="preserve"> (</w:t>
+      </w:r>
+      <w:r>
+        <w:rPr>
+          <w:i/>
+        </w:rPr>
+        <w:t>Intermediate Language</w:t>
+      </w:r>
+      <w:r>
+        <w:t>) – промежуточный язык, на который компилируется весь код экосистемы .</w:t>
+      </w:r>
+      <w:r>
+        <w:rPr>
+          <w:i/>
+        </w:rPr>
+        <w:t>NET</w:t>
+      </w:r>
+      <w:r>
+        <w:t xml:space="preserve"> (</w:t>
+      </w:r>
+      <w:r>
+        <w:rPr>
+          <w:i/>
+        </w:rPr>
+        <w:t>C</w:t>
+      </w:r>
+      <w:r>
+        <w:t xml:space="preserve">#, </w:t>
+      </w:r>
+      <w:r>
+        <w:rPr>
+          <w:i/>
+        </w:rPr>
+        <w:t>F</w:t>
+      </w:r>
+      <w:r>
+        <w:t xml:space="preserve"># и другие). Язык имеет стековую архитектуру: операции берут операнды с вершины стека вычислений и возвращают результат в тот же стек. Объектная модель </w:t>
+      </w:r>
+      <w:r>
+        <w:rPr>
+          <w:i/>
+        </w:rPr>
+        <w:t>IL</w:t>
+      </w:r>
+      <w:r>
+        <w:t xml:space="preserve"> поддерживает классы, интерфейсы и наследование.</w:t>
+      </w:r>
+    </w:p>
+    <w:p>
+      <w:pPr>
+        <w:ind w:firstLine="709"/>
+        <w:jc w:val="both"/>
+      </w:pPr>
+      <w:r>
+        <w:rPr>
+          <w:i/>
+        </w:rPr>
+        <w:t>JIT</w:t>
+      </w:r>
+      <w:r>
+        <w:t>-компиляция (</w:t>
+      </w:r>
+      <w:r>
+        <w:rPr>
+          <w:i/>
+        </w:rPr>
+        <w:t>Just-In-Time</w:t>
+      </w:r>
+      <w:r>
+        <w:t xml:space="preserve">) – компиляция </w:t>
+      </w:r>
+      <w:r>
+        <w:rPr>
+          <w:i/>
+        </w:rPr>
+        <w:t>IL</w:t>
+      </w:r>
+      <w:r>
+        <w:t xml:space="preserve">-кода в машинный код в процессе выполнения программы. Режим </w:t>
+      </w:r>
+      <w:r>
+        <w:rPr>
+          <w:i/>
+        </w:rPr>
+        <w:t>Normal JIT</w:t>
+      </w:r>
+      <w:r>
+        <w:t xml:space="preserve"> компилирует метод при первом вызове. Режим </w:t>
+      </w:r>
+      <w:r>
+        <w:rPr>
+          <w:i/>
+        </w:rPr>
+        <w:t>Tiered Compilation</w:t>
+      </w:r>
+      <w:r>
+        <w:t xml:space="preserve"> адаптивный: метод сначала быстро компилируется без глубоких оптимизаций, а часто вызываемые методы затем перекомпилируются с оптимизацией.</w:t>
+      </w:r>
+    </w:p>
+    <w:p>
+      <w:pPr>
+        <w:ind w:firstLine="709"/>
+        <w:jc w:val="both"/>
+      </w:pPr>
+      <w:r>
+        <w:t xml:space="preserve">Класс </w:t>
+      </w:r>
+      <w:r>
+        <w:rPr>
+          <w:i/>
+        </w:rPr>
+        <w:t>DynamicMethod</w:t>
+      </w:r>
+      <w:r>
+        <w:t xml:space="preserve"> вместе с </w:t>
+      </w:r>
+      <w:r>
+        <w:rPr>
+          <w:i/>
+        </w:rPr>
+        <w:t>ILGenerator</w:t>
+      </w:r>
+      <w:r>
+        <w:t xml:space="preserve"> позволяет создавать методы во время выполнения без исходного кода на </w:t>
+      </w:r>
+      <w:r>
+        <w:rPr>
+          <w:i/>
+        </w:rPr>
+        <w:t>C</w:t>
+      </w:r>
+      <w:r>
+        <w:t xml:space="preserve">#. Для измерения скорости и выделяемой памяти применяется библиотека </w:t>
+      </w:r>
+      <w:r>
+        <w:rPr>
+          <w:i/>
+        </w:rPr>
+        <w:t>BenchmarkDotNet</w:t>
+      </w:r>
+      <w:r>
+        <w:t>.</w:t>
+      </w:r>
+    </w:p>
+    <w:p>
+      <w:pPr>
+        <w:pStyle w:val="21"/>
+        <w:spacing w:before="360"/>
+        <w:ind w:firstLine="709"/>
+      </w:pPr>
+      <w:bookmarkStart w:id="4" w:name="_Toc242612924"/>
+      <w:r>
+        <w:rPr>
+          <w:rFonts w:ascii="Times New Roman" w:hAnsi="Times New Roman"/>
+        </w:rPr>
+        <w:lastRenderedPageBreak/>
+        <w:t>2.3 Подготовка среды разработки</w:t>
+      </w:r>
+      <w:bookmarkEnd w:id="4"/>
+    </w:p>
+    <w:p>
+      <w:pPr>
+        <w:ind w:firstLine="709"/>
+        <w:jc w:val="both"/>
+      </w:pPr>
+      <w:r>
+        <w:t xml:space="preserve">Работа выполнена в консольном приложении </w:t>
+      </w:r>
+      <w:r>
+        <w:rPr>
+          <w:i/>
+        </w:rPr>
+        <w:t>C</w:t>
+      </w:r>
+      <w:r>
+        <w:t># на платформе .</w:t>
+      </w:r>
+      <w:r>
+        <w:rPr>
+          <w:i/>
+        </w:rPr>
+        <w:t>NET</w:t>
+      </w:r>
+      <w:r>
+        <w:t xml:space="preserve">. Проект </w:t>
+      </w:r>
+      <w:r>
+        <w:rPr>
+          <w:i/>
+        </w:rPr>
+        <w:t>Lab1</w:t>
+      </w:r>
+      <w:r>
+        <w:t xml:space="preserve"> собран утилитой </w:t>
+      </w:r>
+      <w:r>
+        <w:rPr>
+          <w:i/>
+        </w:rPr>
+        <w:t>dotnet</w:t>
+      </w:r>
+      <w:r>
+        <w:t xml:space="preserve"> (</w:t>
+      </w:r>
+      <w:r>
+        <w:rPr>
+          <w:i/>
+        </w:rPr>
+        <w:t>SDK</w:t>
+      </w:r>
+      <w:r>
+        <w:t xml:space="preserve"> 10.0.401) с целевой платформой </w:t>
+      </w:r>
+      <w:r>
+        <w:rPr>
+          <w:i/>
+        </w:rPr>
+        <w:t>net10.0</w:t>
+      </w:r>
+      <w:r>
+        <w:t xml:space="preserve">, как указано в методических указаниях. Библиотека </w:t>
+      </w:r>
+      <w:r>
+        <w:rPr>
+          <w:i/>
+        </w:rPr>
+        <w:t>BenchmarkDotNet</w:t>
+      </w:r>
+      <w:r>
+        <w:t xml:space="preserve"> версии 0.14.0 подключена пакетом </w:t>
+      </w:r>
+      <w:r>
+        <w:rPr>
+          <w:i/>
+        </w:rPr>
+        <w:t>NuGet</w:t>
+      </w:r>
+      <w:r>
+        <w:t>. Файл проекта приведен в приложении А.</w:t>
+      </w:r>
+    </w:p>
+    <w:p>
+      <w:pPr>
+        <w:ind w:firstLine="709"/>
+        <w:jc w:val="both"/>
+      </w:pPr>
+      <w:r>
+        <w:t xml:space="preserve">Для запуска заданий 1, 2 и 4 используется команда </w:t>
+      </w:r>
+      <w:r>
+        <w:rPr>
+          <w:i/>
+        </w:rPr>
+        <w:t>dotnet run</w:t>
+      </w:r>
+      <w:r>
+        <w:t xml:space="preserve">, для задания 3 – команда </w:t>
+      </w:r>
+      <w:r>
+        <w:rPr>
+          <w:i/>
+        </w:rPr>
+        <w:t>dotnet run</w:t>
+      </w:r>
+      <w:r>
+        <w:t xml:space="preserve"> -</w:t>
+      </w:r>
+      <w:r>
+        <w:rPr>
+          <w:i/>
+        </w:rPr>
+        <w:t>c Release</w:t>
+      </w:r>
+      <w:r>
+        <w:t xml:space="preserve"> -- </w:t>
+      </w:r>
+      <w:r>
+        <w:rPr>
+          <w:i/>
+        </w:rPr>
+        <w:t>bench</w:t>
+      </w:r>
+      <w:r>
+        <w:t>.</w:t>
+      </w:r>
+    </w:p>
+    <w:p>
+      <w:pPr>
+        <w:pStyle w:val="21"/>
+        <w:spacing w:before="360"/>
+        <w:ind w:firstLine="709"/>
+      </w:pPr>
+      <w:bookmarkStart w:id="5" w:name="_Toc242612925"/>
+      <w:r>
+        <w:rPr>
+          <w:rFonts w:ascii="Times New Roman" w:hAnsi="Times New Roman"/>
+        </w:rPr>
+        <w:t xml:space="preserve">2.4 Анализ </w:t>
       </w:r>
       <w:r>
         <w:rPr>
@@ -2284,7 +2145,7 @@
         </w:rPr>
         <w:t>-кода</w:t>
       </w:r>
-      <w:bookmarkEnd w:id="4"/>
+      <w:bookmarkEnd w:id="5"/>
     </w:p>
     <w:p>
       <w:pPr>
@@ -2346,7 +2207,7 @@
         <w:t>MethodWithCondition</w:t>
       </w:r>
       <w:r>
-        <w:t>. Результат показан на рисунке 3.1.</w:t>
+        <w:t>. Результат показан на рисунке 2.1.</w:t>
       </w:r>
     </w:p>
     <w:p>
@@ -2359,9 +2220,8 @@
         <w:rPr>
           <w:noProof/>
         </w:rPr>
-        <w:lastRenderedPageBreak/>
         <w:drawing>
-          <wp:inline distT="0" distB="0" distL="0" distR="0" wp14:anchorId="067114DA" wp14:editId="3B39A272">
+          <wp:inline distT="0" distB="0" distL="0" distR="0" wp14:anchorId="2809EF68" wp14:editId="20322C5E">
             <wp:extent cx="5580000" cy="4507340"/>
             <wp:effectExtent l="0" t="0" r="0" b="0"/>
             <wp:docPr id="1" name="Picture 1"/>
@@ -2403,7 +2263,7 @@
         <w:jc w:val="center"/>
       </w:pPr>
       <w:r>
-        <w:t xml:space="preserve">Рисунок 3.1 – Анализ </w:t>
+        <w:t xml:space="preserve">Рисунок 2.1 – Анализ </w:t>
       </w:r>
       <w:r>
         <w:rPr>
@@ -2488,12 +2348,12 @@
         <w:spacing w:before="360"/>
         <w:ind w:firstLine="709"/>
       </w:pPr>
-      <w:bookmarkStart w:id="5" w:name="_Toc242385937"/>
+      <w:bookmarkStart w:id="6" w:name="_Toc242612926"/>
       <w:r>
         <w:rPr>
           <w:rFonts w:ascii="Times New Roman" w:hAnsi="Times New Roman"/>
         </w:rPr>
-        <w:t xml:space="preserve">3.3 Задание 1. Анализ </w:t>
+        <w:t xml:space="preserve">2.5 Задание 1. Анализ </w:t>
       </w:r>
       <w:r>
         <w:rPr>
@@ -2508,7 +2368,7 @@
         </w:rPr>
         <w:t>-кода базовых конструкций</w:t>
       </w:r>
-      <w:bookmarkEnd w:id="5"/>
+      <w:bookmarkEnd w:id="6"/>
     </w:p>
     <w:p>
       <w:pPr>
@@ -2534,58 +2394,25 @@
         <w:t>AnalyzeIL</w:t>
       </w:r>
       <w:r>
-        <w:t>. Исходный код метода приведен в листинге.</w:t>
-      </w:r>
-    </w:p>
-    <w:p>
-      <w:pPr>
-        <w:keepNext/>
+        <w:t>. Исходный код метода приведен в приложении А.</w:t>
+      </w:r>
+    </w:p>
+    <w:p>
+      <w:pPr>
         <w:ind w:firstLine="709"/>
         <w:jc w:val="both"/>
       </w:pPr>
       <w:r>
-        <w:t xml:space="preserve">Листинг 3.2 – Метод </w:t>
+        <w:t xml:space="preserve">Результат работы программы и </w:t>
       </w:r>
       <w:r>
         <w:rPr>
           <w:i/>
         </w:rPr>
-        <w:t>Multiply</w:t>
-      </w:r>
-    </w:p>
-    <w:p>
-      <w:pPr>
-        <w:pStyle w:val="Listing"/>
-      </w:pPr>
-      <w:r>
-        <w:t>// Задание 1: произведение двух целых чисел</w:t>
-      </w:r>
-    </w:p>
-    <w:p>
-      <w:pPr>
-        <w:pStyle w:val="Listing"/>
-      </w:pPr>
-      <w:r>
-        <w:t>static int Multiply(int a, int b) =&gt; a * b;</w:t>
-      </w:r>
-    </w:p>
-    <w:p/>
-    <w:p>
-      <w:pPr>
-        <w:ind w:firstLine="709"/>
-        <w:jc w:val="both"/>
-      </w:pPr>
-      <w:r>
-        <w:t xml:space="preserve">Результат работы программы и </w:t>
-      </w:r>
-      <w:r>
-        <w:rPr>
-          <w:i/>
-        </w:rPr>
         <w:t>IL</w:t>
       </w:r>
       <w:r>
-        <w:t>-код метода показаны на рисунке 3.2.</w:t>
+        <w:t>-код метода показаны на рисунке 2.2.</w:t>
       </w:r>
     </w:p>
     <w:p>
@@ -2598,9 +2425,8 @@
         <w:rPr>
           <w:noProof/>
         </w:rPr>
-        <w:lastRenderedPageBreak/>
         <w:drawing>
-          <wp:inline distT="0" distB="0" distL="0" distR="0" wp14:anchorId="2D19D28C" wp14:editId="52AF043F">
+          <wp:inline distT="0" distB="0" distL="0" distR="0" wp14:anchorId="3FDCE5D8" wp14:editId="186A6531">
             <wp:extent cx="5580000" cy="1646913"/>
             <wp:effectExtent l="0" t="0" r="0" b="0"/>
             <wp:docPr id="2" name="Picture 2"/>
@@ -2642,7 +2468,7 @@
         <w:jc w:val="center"/>
       </w:pPr>
       <w:r>
-        <w:t xml:space="preserve">Рисунок 3.2 – </w:t>
+        <w:t xml:space="preserve">Рисунок 2.2 – </w:t>
       </w:r>
       <w:r>
         <w:rPr>
@@ -2757,12 +2583,12 @@
         <w:spacing w:before="360"/>
         <w:ind w:firstLine="709"/>
       </w:pPr>
-      <w:bookmarkStart w:id="6" w:name="_Toc242385938"/>
+      <w:bookmarkStart w:id="7" w:name="_Toc242612927"/>
       <w:r>
         <w:rPr>
           <w:rFonts w:ascii="Times New Roman" w:hAnsi="Times New Roman"/>
         </w:rPr>
-        <w:t xml:space="preserve">3.4 Генерация и выполнение </w:t>
+        <w:t xml:space="preserve">2.6 Генерация и выполнение </w:t>
       </w:r>
       <w:r>
         <w:rPr>
@@ -2777,7 +2603,7 @@
         </w:rPr>
         <w:t>-кода</w:t>
       </w:r>
-      <w:bookmarkEnd w:id="6"/>
+      <w:bookmarkEnd w:id="7"/>
     </w:p>
     <w:p>
       <w:pPr>
@@ -2812,7 +2638,7 @@
         <w:t>il.Emit</w:t>
       </w:r>
       <w:r>
-        <w:t>, а результат преобразуется в делегат. Результат вызова методов показан на рисунке 3.3.</w:t>
+        <w:t>, а результат преобразуется в делегат. Результат вызова методов показан на рисунке 2.3.</w:t>
       </w:r>
     </w:p>
     <w:p>
@@ -2825,8 +2651,9 @@
         <w:rPr>
           <w:noProof/>
         </w:rPr>
+        <w:lastRenderedPageBreak/>
         <w:drawing>
-          <wp:inline distT="0" distB="0" distL="0" distR="0" wp14:anchorId="1F42D85B" wp14:editId="6272CB03">
+          <wp:inline distT="0" distB="0" distL="0" distR="0" wp14:anchorId="44B8B47C" wp14:editId="7CF0CEE9">
             <wp:extent cx="5580000" cy="1386874"/>
             <wp:effectExtent l="0" t="0" r="0" b="0"/>
             <wp:docPr id="3" name="Picture 3"/>
@@ -2868,7 +2695,7 @@
         <w:jc w:val="center"/>
       </w:pPr>
       <w:r>
-        <w:t>Рисунок 3.3 – Результат вызова динамически созданных методов</w:t>
+        <w:t>Рисунок 2.3 – Результат вызова динамически созданных методов</w:t>
       </w:r>
     </w:p>
     <w:p/>
@@ -2914,13 +2741,12 @@
         <w:spacing w:before="360"/>
         <w:ind w:firstLine="709"/>
       </w:pPr>
-      <w:bookmarkStart w:id="7" w:name="_Toc242385939"/>
+      <w:bookmarkStart w:id="8" w:name="_Toc242612928"/>
       <w:r>
         <w:rPr>
           <w:rFonts w:ascii="Times New Roman" w:hAnsi="Times New Roman"/>
         </w:rPr>
-        <w:lastRenderedPageBreak/>
-        <w:t xml:space="preserve">3.5 Задание 2. Работа с </w:t>
+        <w:t xml:space="preserve">2.7 Задание 2. Работа с </w:t>
       </w:r>
       <w:r>
         <w:rPr>
@@ -2935,7 +2761,7 @@
         </w:rPr>
         <w:t>-генератором</w:t>
       </w:r>
-      <w:bookmarkEnd w:id="7"/>
+      <w:bookmarkEnd w:id="8"/>
     </w:p>
     <w:p>
       <w:pPr>
@@ -2988,637 +2814,16 @@
         <w:t>call</w:t>
       </w:r>
       <w:r>
-        <w:t>. В задании 2.2 метод находит максимум из трех чисел: значение первого аргумента сохраняется в локальной переменной, затем по очереди сравнивается со вторым и третьим. Код генерации приведен в листингах.</w:t>
-      </w:r>
-    </w:p>
-    <w:p>
-      <w:pPr>
-        <w:keepNext/>
+        <w:t>. В задании 2.2 метод находит максимум из трех чисел: значение первого аргумента сохраняется в локальной переменной, затем по очереди сравнивается со вторым и третьим. Код генерации приведен в приложении А.</w:t>
+      </w:r>
+    </w:p>
+    <w:p>
+      <w:pPr>
         <w:ind w:firstLine="709"/>
         <w:jc w:val="both"/>
       </w:pPr>
       <w:r>
-        <w:t>Листинг 3.3 – Рекурсивный факториал (задание 2.1)</w:t>
-      </w:r>
-    </w:p>
-    <w:p>
-      <w:pPr>
-        <w:pStyle w:val="Listing"/>
-      </w:pPr>
-      <w:r>
-        <w:t>// Задание 2.1: n! рекурсивно</w:t>
-      </w:r>
-    </w:p>
-    <w:p>
-      <w:pPr>
-        <w:pStyle w:val="Listing"/>
-      </w:pPr>
-      <w:r>
-        <w:t>// int Factorial(int n) { if (n &lt;= 1) return 1; return n * Factorial(n - 1); }</w:t>
-      </w:r>
-    </w:p>
-    <w:p>
-      <w:pPr>
-        <w:pStyle w:val="Listing"/>
-      </w:pPr>
-      <w:r>
-        <w:t>public static Func&lt;int, int&gt; CreateRecursiveFactorialMethod()</w:t>
-      </w:r>
-    </w:p>
-    <w:p>
-      <w:pPr>
-        <w:pStyle w:val="Listing"/>
-      </w:pPr>
-      <w:r>
-        <w:t>{</w:t>
-      </w:r>
-    </w:p>
-    <w:p>
-      <w:pPr>
-        <w:pStyle w:val="Listing"/>
-      </w:pPr>
-      <w:r>
-        <w:t xml:space="preserve">    DynamicMethod dynamicMethod = new DynamicMethod(</w:t>
-      </w:r>
-    </w:p>
-    <w:p>
-      <w:pPr>
-        <w:pStyle w:val="Listing"/>
-      </w:pPr>
-      <w:r>
-        <w:t xml:space="preserve">        "RecursiveFactorial",</w:t>
-      </w:r>
-    </w:p>
-    <w:p>
-      <w:pPr>
-        <w:pStyle w:val="Listing"/>
-      </w:pPr>
-      <w:r>
-        <w:t xml:space="preserve">        typeof(int),</w:t>
-      </w:r>
-    </w:p>
-    <w:p>
-      <w:pPr>
-        <w:pStyle w:val="Listing"/>
-      </w:pPr>
-      <w:r>
-        <w:t xml:space="preserve">        new[] { typeof(int) },</w:t>
-      </w:r>
-    </w:p>
-    <w:p>
-      <w:pPr>
-        <w:pStyle w:val="Listing"/>
-      </w:pPr>
-      <w:r>
-        <w:t xml:space="preserve">        typeof(ILGeneratorDemo).Module</w:t>
-      </w:r>
-    </w:p>
-    <w:p>
-      <w:pPr>
-        <w:pStyle w:val="Listing"/>
-      </w:pPr>
-      <w:r>
-        <w:t xml:space="preserve">    );</w:t>
-      </w:r>
-    </w:p>
-    <w:p>
-      <w:pPr>
-        <w:pStyle w:val="Listing"/>
-      </w:pPr>
-    </w:p>
-    <w:p>
-      <w:pPr>
-        <w:pStyle w:val="Listing"/>
-      </w:pPr>
-      <w:r>
-        <w:t xml:space="preserve">    ILGenerator il = dynamicMethod.GetILGenerator();</w:t>
-      </w:r>
-    </w:p>
-    <w:p>
-      <w:pPr>
-        <w:pStyle w:val="Listing"/>
-      </w:pPr>
-    </w:p>
-    <w:p>
-      <w:pPr>
-        <w:pStyle w:val="Listing"/>
-      </w:pPr>
-      <w:r>
-        <w:t xml:space="preserve">    Label recurse = il.DefineLabel();</w:t>
-      </w:r>
-    </w:p>
-    <w:p>
-      <w:pPr>
-        <w:pStyle w:val="Listing"/>
-      </w:pPr>
-    </w:p>
-    <w:p>
-      <w:pPr>
-        <w:pStyle w:val="Listing"/>
-      </w:pPr>
-      <w:r>
-        <w:t xml:space="preserve">    // if (n &gt; 1) goto recurse;</w:t>
-      </w:r>
-    </w:p>
-    <w:p>
-      <w:pPr>
-        <w:pStyle w:val="Listing"/>
-      </w:pPr>
-      <w:r>
-        <w:t xml:space="preserve">    il.Emit(OpCodes.Ldarg_0);</w:t>
-      </w:r>
-    </w:p>
-    <w:p>
-      <w:pPr>
-        <w:pStyle w:val="Listing"/>
-      </w:pPr>
-      <w:r>
-        <w:t xml:space="preserve">    il.Emit(OpCodes.Ldc_I4_1);</w:t>
-      </w:r>
-    </w:p>
-    <w:p>
-      <w:pPr>
-        <w:pStyle w:val="Listing"/>
-      </w:pPr>
-      <w:r>
-        <w:t xml:space="preserve">    il.Emit(OpCodes.Bgt, recurse);</w:t>
-      </w:r>
-    </w:p>
-    <w:p>
-      <w:pPr>
-        <w:pStyle w:val="Listing"/>
-      </w:pPr>
-    </w:p>
-    <w:p>
-      <w:pPr>
-        <w:pStyle w:val="Listing"/>
-      </w:pPr>
-      <w:r>
-        <w:t xml:space="preserve">    // return 1;</w:t>
-      </w:r>
-    </w:p>
-    <w:p>
-      <w:pPr>
-        <w:pStyle w:val="Listing"/>
-      </w:pPr>
-      <w:r>
-        <w:t xml:space="preserve">    il.Emit(OpCodes.Ldc_I4_1);</w:t>
-      </w:r>
-    </w:p>
-    <w:p>
-      <w:pPr>
-        <w:pStyle w:val="Listing"/>
-      </w:pPr>
-      <w:r>
-        <w:t xml:space="preserve">    il.Emit(OpCodes.Ret);</w:t>
-      </w:r>
-    </w:p>
-    <w:p>
-      <w:pPr>
-        <w:pStyle w:val="Listing"/>
-      </w:pPr>
-    </w:p>
-    <w:p>
-      <w:pPr>
-        <w:pStyle w:val="Listing"/>
-      </w:pPr>
-      <w:r>
-        <w:t xml:space="preserve">    // recurse: return n * Factorial(n - 1);</w:t>
-      </w:r>
-    </w:p>
-    <w:p>
-      <w:pPr>
-        <w:pStyle w:val="Listing"/>
-      </w:pPr>
-      <w:r>
-        <w:t xml:space="preserve">    il.MarkLabel(recurse);</w:t>
-      </w:r>
-    </w:p>
-    <w:p>
-      <w:pPr>
-        <w:pStyle w:val="Listing"/>
-      </w:pPr>
-      <w:r>
-        <w:t xml:space="preserve">    il.Emit(OpCodes.Ldarg_0);</w:t>
-      </w:r>
-    </w:p>
-    <w:p>
-      <w:pPr>
-        <w:pStyle w:val="Listing"/>
-      </w:pPr>
-      <w:r>
-        <w:t xml:space="preserve">    il.Emit(OpCodes.Ldarg_0);</w:t>
-      </w:r>
-    </w:p>
-    <w:p>
-      <w:pPr>
-        <w:pStyle w:val="Listing"/>
-      </w:pPr>
-      <w:r>
-        <w:t xml:space="preserve">    il.Emit(OpCodes.Ldc_I4_1);</w:t>
-      </w:r>
-    </w:p>
-    <w:p>
-      <w:pPr>
-        <w:pStyle w:val="Listing"/>
-      </w:pPr>
-      <w:r>
-        <w:t xml:space="preserve">    il.Emit(OpCodes.Sub);</w:t>
-      </w:r>
-    </w:p>
-    <w:p>
-      <w:pPr>
-        <w:pStyle w:val="Listing"/>
-      </w:pPr>
-      <w:r>
-        <w:t xml:space="preserve">    il.Emit(OpCodes.Call, dynamicMethod);   // рекурсивный вызов самого метода</w:t>
-      </w:r>
-    </w:p>
-    <w:p>
-      <w:pPr>
-        <w:pStyle w:val="Listing"/>
-      </w:pPr>
-      <w:r>
-        <w:t xml:space="preserve">    il.Emit(OpCodes.Mul);</w:t>
-      </w:r>
-    </w:p>
-    <w:p>
-      <w:pPr>
-        <w:pStyle w:val="Listing"/>
-      </w:pPr>
-      <w:r>
-        <w:t xml:space="preserve">    il.Emit(OpCodes.Ret);</w:t>
-      </w:r>
-    </w:p>
-    <w:p>
-      <w:pPr>
-        <w:pStyle w:val="Listing"/>
-      </w:pPr>
-    </w:p>
-    <w:p>
-      <w:pPr>
-        <w:pStyle w:val="Listing"/>
-      </w:pPr>
-      <w:r>
-        <w:t xml:space="preserve">    return (Func&lt;int, int&gt;)dynamicMethod.CreateDelegate(typeof(Func&lt;int, int&gt;));</w:t>
-      </w:r>
-    </w:p>
-    <w:p>
-      <w:pPr>
-        <w:pStyle w:val="Listing"/>
-      </w:pPr>
-      <w:r>
-        <w:t>}</w:t>
-      </w:r>
-    </w:p>
-    <w:p/>
-    <w:p>
-      <w:pPr>
-        <w:keepNext/>
-        <w:ind w:firstLine="709"/>
-        <w:jc w:val="both"/>
-      </w:pPr>
-      <w:r>
-        <w:t>Листинг 3.4 – Максимум из трех чисел (задание 2.2)</w:t>
-      </w:r>
-    </w:p>
-    <w:p>
-      <w:pPr>
-        <w:pStyle w:val="Listing"/>
-      </w:pPr>
-      <w:r>
-        <w:t>// Задание 2.2: максимум из трёх чисел</w:t>
-      </w:r>
-    </w:p>
-    <w:p>
-      <w:pPr>
-        <w:pStyle w:val="Listing"/>
-      </w:pPr>
-      <w:r>
-        <w:lastRenderedPageBreak/>
-        <w:t>// int Max(int a, int b, int c) { int max = a; if (b &gt; max) max = b; if (c &gt; max) max = c; return max; }</w:t>
-      </w:r>
-    </w:p>
-    <w:p>
-      <w:pPr>
-        <w:pStyle w:val="Listing"/>
-      </w:pPr>
-      <w:r>
-        <w:t>public static Func&lt;int, int, int, int&gt; CreateMaxOfThreeMethod()</w:t>
-      </w:r>
-    </w:p>
-    <w:p>
-      <w:pPr>
-        <w:pStyle w:val="Listing"/>
-      </w:pPr>
-      <w:r>
-        <w:t>{</w:t>
-      </w:r>
-    </w:p>
-    <w:p>
-      <w:pPr>
-        <w:pStyle w:val="Listing"/>
-      </w:pPr>
-      <w:r>
-        <w:t xml:space="preserve">    DynamicMethod dynamicMethod = new DynamicMethod(</w:t>
-      </w:r>
-    </w:p>
-    <w:p>
-      <w:pPr>
-        <w:pStyle w:val="Listing"/>
-      </w:pPr>
-      <w:r>
-        <w:t xml:space="preserve">        "DynamicMax",</w:t>
-      </w:r>
-    </w:p>
-    <w:p>
-      <w:pPr>
-        <w:pStyle w:val="Listing"/>
-      </w:pPr>
-      <w:r>
-        <w:t xml:space="preserve">        typeof(int),</w:t>
-      </w:r>
-    </w:p>
-    <w:p>
-      <w:pPr>
-        <w:pStyle w:val="Listing"/>
-      </w:pPr>
-      <w:r>
-        <w:t xml:space="preserve">        new[] { typeof(int), typeof(int), typeof(int) },</w:t>
-      </w:r>
-    </w:p>
-    <w:p>
-      <w:pPr>
-        <w:pStyle w:val="Listing"/>
-      </w:pPr>
-      <w:r>
-        <w:t xml:space="preserve">        typeof(ILGeneratorDemo).Module</w:t>
-      </w:r>
-    </w:p>
-    <w:p>
-      <w:pPr>
-        <w:pStyle w:val="Listing"/>
-      </w:pPr>
-      <w:r>
-        <w:t xml:space="preserve">    );</w:t>
-      </w:r>
-    </w:p>
-    <w:p>
-      <w:pPr>
-        <w:pStyle w:val="Listing"/>
-      </w:pPr>
-    </w:p>
-    <w:p>
-      <w:pPr>
-        <w:pStyle w:val="Listing"/>
-      </w:pPr>
-      <w:r>
-        <w:t xml:space="preserve">    ILGenerator il = dynamicMethod.GetILGenerator();</w:t>
-      </w:r>
-    </w:p>
-    <w:p>
-      <w:pPr>
-        <w:pStyle w:val="Listing"/>
-      </w:pPr>
-    </w:p>
-    <w:p>
-      <w:pPr>
-        <w:pStyle w:val="Listing"/>
-      </w:pPr>
-      <w:r>
-        <w:t xml:space="preserve">    Label skipB = il.DefineLabel();</w:t>
-      </w:r>
-    </w:p>
-    <w:p>
-      <w:pPr>
-        <w:pStyle w:val="Listing"/>
-      </w:pPr>
-      <w:r>
-        <w:t xml:space="preserve">    Label skipC = il.DefineLabel();</w:t>
-      </w:r>
-    </w:p>
-    <w:p>
-      <w:pPr>
-        <w:pStyle w:val="Listing"/>
-      </w:pPr>
-    </w:p>
-    <w:p>
-      <w:pPr>
-        <w:pStyle w:val="Listing"/>
-      </w:pPr>
-      <w:r>
-        <w:t xml:space="preserve">    il.DeclareLocal(typeof(int)); // max</w:t>
-      </w:r>
-    </w:p>
-    <w:p>
-      <w:pPr>
-        <w:pStyle w:val="Listing"/>
-      </w:pPr>
-    </w:p>
-    <w:p>
-      <w:pPr>
-        <w:pStyle w:val="Listing"/>
-      </w:pPr>
-      <w:r>
-        <w:t xml:space="preserve">    // max = a;</w:t>
-      </w:r>
-    </w:p>
-    <w:p>
-      <w:pPr>
-        <w:pStyle w:val="Listing"/>
-      </w:pPr>
-      <w:r>
-        <w:t xml:space="preserve">    il.Emit(OpCodes.Ldarg_0);</w:t>
-      </w:r>
-    </w:p>
-    <w:p>
-      <w:pPr>
-        <w:pStyle w:val="Listing"/>
-      </w:pPr>
-      <w:r>
-        <w:t xml:space="preserve">    il.Emit(OpCodes.Stloc_0);</w:t>
-      </w:r>
-    </w:p>
-    <w:p>
-      <w:pPr>
-        <w:pStyle w:val="Listing"/>
-      </w:pPr>
-    </w:p>
-    <w:p>
-      <w:pPr>
-        <w:pStyle w:val="Listing"/>
-      </w:pPr>
-      <w:r>
-        <w:t xml:space="preserve">    // if (b &lt;= max) goto skipB; max = b;</w:t>
-      </w:r>
-    </w:p>
-    <w:p>
-      <w:pPr>
-        <w:pStyle w:val="Listing"/>
-      </w:pPr>
-      <w:r>
-        <w:t xml:space="preserve">    il.Emit(OpCodes.Ldarg_1);</w:t>
-      </w:r>
-    </w:p>
-    <w:p>
-      <w:pPr>
-        <w:pStyle w:val="Listing"/>
-      </w:pPr>
-      <w:r>
-        <w:t xml:space="preserve">    il.Emit(OpCodes.Ldloc_0);</w:t>
-      </w:r>
-    </w:p>
-    <w:p>
-      <w:pPr>
-        <w:pStyle w:val="Listing"/>
-      </w:pPr>
-      <w:r>
-        <w:t xml:space="preserve">    il.Emit(OpCodes.Ble, skipB);</w:t>
-      </w:r>
-    </w:p>
-    <w:p>
-      <w:pPr>
-        <w:pStyle w:val="Listing"/>
-      </w:pPr>
-      <w:r>
-        <w:t xml:space="preserve">    il.Emit(OpCodes.Ldarg_1);</w:t>
-      </w:r>
-    </w:p>
-    <w:p>
-      <w:pPr>
-        <w:pStyle w:val="Listing"/>
-      </w:pPr>
-      <w:r>
-        <w:t xml:space="preserve">    il.Emit(OpCodes.Stloc_0);</w:t>
-      </w:r>
-    </w:p>
-    <w:p>
-      <w:pPr>
-        <w:pStyle w:val="Listing"/>
-      </w:pPr>
-      <w:r>
-        <w:t xml:space="preserve">    il.MarkLabel(skipB);</w:t>
-      </w:r>
-    </w:p>
-    <w:p>
-      <w:pPr>
-        <w:pStyle w:val="Listing"/>
-      </w:pPr>
-    </w:p>
-    <w:p>
-      <w:pPr>
-        <w:pStyle w:val="Listing"/>
-      </w:pPr>
-      <w:r>
-        <w:t xml:space="preserve">    // if (c &lt;= max) goto skipC; max = c;</w:t>
-      </w:r>
-    </w:p>
-    <w:p>
-      <w:pPr>
-        <w:pStyle w:val="Listing"/>
-      </w:pPr>
-      <w:r>
-        <w:t xml:space="preserve">    il.Emit(OpCodes.Ldarg_2);</w:t>
-      </w:r>
-    </w:p>
-    <w:p>
-      <w:pPr>
-        <w:pStyle w:val="Listing"/>
-      </w:pPr>
-      <w:r>
-        <w:t xml:space="preserve">    il.Emit(OpCodes.Ldloc_0);</w:t>
-      </w:r>
-    </w:p>
-    <w:p>
-      <w:pPr>
-        <w:pStyle w:val="Listing"/>
-      </w:pPr>
-      <w:r>
-        <w:t xml:space="preserve">    il.Emit(OpCodes.Ble, skipC);</w:t>
-      </w:r>
-    </w:p>
-    <w:p>
-      <w:pPr>
-        <w:pStyle w:val="Listing"/>
-      </w:pPr>
-      <w:r>
-        <w:t xml:space="preserve">    il.Emit(OpCodes.Ldarg_2);</w:t>
-      </w:r>
-    </w:p>
-    <w:p>
-      <w:pPr>
-        <w:pStyle w:val="Listing"/>
-      </w:pPr>
-      <w:r>
-        <w:t xml:space="preserve">    il.Emit(OpCodes.Stloc_0);</w:t>
-      </w:r>
-    </w:p>
-    <w:p>
-      <w:pPr>
-        <w:pStyle w:val="Listing"/>
-      </w:pPr>
-      <w:r>
-        <w:t xml:space="preserve">    il.MarkLabel(skipC);</w:t>
-      </w:r>
-    </w:p>
-    <w:p>
-      <w:pPr>
-        <w:pStyle w:val="Listing"/>
-      </w:pPr>
-    </w:p>
-    <w:p>
-      <w:pPr>
-        <w:pStyle w:val="Listing"/>
-      </w:pPr>
-      <w:r>
-        <w:t xml:space="preserve">    // return max;</w:t>
-      </w:r>
-    </w:p>
-    <w:p>
-      <w:pPr>
-        <w:pStyle w:val="Listing"/>
-      </w:pPr>
-      <w:r>
-        <w:t xml:space="preserve">    il.Emit(OpCodes.Ldloc_0);</w:t>
-      </w:r>
-    </w:p>
-    <w:p>
-      <w:pPr>
-        <w:pStyle w:val="Listing"/>
-      </w:pPr>
-      <w:r>
-        <w:t xml:space="preserve">    il.Emit(OpCodes.Ret);</w:t>
-      </w:r>
-    </w:p>
-    <w:p>
-      <w:pPr>
-        <w:pStyle w:val="Listing"/>
-      </w:pPr>
-    </w:p>
-    <w:p>
-      <w:pPr>
-        <w:pStyle w:val="Listing"/>
-      </w:pPr>
-      <w:r>
-        <w:t xml:space="preserve">    return (Func&lt;int, int, int, int&gt;)dynamicMethod.CreateDelegate(typeof(Func&lt;int, int, int, int&gt;));</w:t>
-      </w:r>
-    </w:p>
-    <w:p>
-      <w:pPr>
-        <w:pStyle w:val="Listing"/>
-      </w:pPr>
-      <w:r>
-        <w:t>}</w:t>
-      </w:r>
-    </w:p>
-    <w:p/>
-    <w:p>
-      <w:pPr>
-        <w:ind w:firstLine="709"/>
-        <w:jc w:val="both"/>
-      </w:pPr>
-      <w:r>
-        <w:t>Результаты вызова сгенерированных методов показаны на рисунке 3.4.</w:t>
+        <w:t>Результаты вызова сгенерированных методов показаны на рисунке 2.4.</w:t>
       </w:r>
     </w:p>
     <w:p>
@@ -3631,9 +2836,8 @@
         <w:rPr>
           <w:noProof/>
         </w:rPr>
-        <w:lastRenderedPageBreak/>
         <w:drawing>
-          <wp:inline distT="0" distB="0" distL="0" distR="0" wp14:anchorId="68E31584" wp14:editId="6ABD6A94">
+          <wp:inline distT="0" distB="0" distL="0" distR="0" wp14:anchorId="3D3EC6FE" wp14:editId="2C64CBFA">
             <wp:extent cx="5580000" cy="1646913"/>
             <wp:effectExtent l="0" t="0" r="0" b="0"/>
             <wp:docPr id="4" name="Picture 4"/>
@@ -3675,7 +2879,7 @@
         <w:jc w:val="center"/>
       </w:pPr>
       <w:r>
-        <w:t>Рисунок 3.4 – Результаты заданий 2.1 и 2.2</w:t>
+        <w:t>Рисунок 2.4 – Результаты заданий 2.1 и 2.2</w:t>
       </w:r>
     </w:p>
     <w:p/>
@@ -3712,14 +2916,15 @@
         <w:spacing w:before="360"/>
         <w:ind w:firstLine="709"/>
       </w:pPr>
-      <w:bookmarkStart w:id="8" w:name="_Toc242385940"/>
+      <w:bookmarkStart w:id="9" w:name="_Toc242612929"/>
       <w:r>
         <w:rPr>
           <w:rFonts w:ascii="Times New Roman" w:hAnsi="Times New Roman"/>
         </w:rPr>
-        <w:t>3.6 Задание 3. Создание анализатора кода</w:t>
-      </w:r>
-      <w:bookmarkEnd w:id="8"/>
+        <w:lastRenderedPageBreak/>
+        <w:t>2.8 Задание 3. Создание анализатора кода</w:t>
+      </w:r>
+      <w:bookmarkEnd w:id="9"/>
     </w:p>
     <w:p>
       <w:pPr>
@@ -3754,220 +2959,15 @@
         <w:t>C</w:t>
       </w:r>
       <w:r>
-        <w:t># и динамический метод. Входные числа хранятся в полях класса, чтобы компилятор не вычислил результат заранее. Код анализатора факториала приведен в листинге.</w:t>
-      </w:r>
-    </w:p>
-    <w:p>
-      <w:pPr>
-        <w:keepNext/>
+        <w:t># и динамический метод. Входные числа хранятся в полях класса, чтобы компилятор не вычислил результат заранее. Код анализатора факториала приведен в приложении А.</w:t>
+      </w:r>
+    </w:p>
+    <w:p>
+      <w:pPr>
         <w:ind w:firstLine="709"/>
         <w:jc w:val="both"/>
       </w:pPr>
       <w:r>
-        <w:t>Листинг 3.5 – Анализатор факториала</w:t>
-      </w:r>
-    </w:p>
-    <w:p>
-      <w:pPr>
-        <w:pStyle w:val="Listing"/>
-      </w:pPr>
-      <w:r>
-        <w:t>[MemoryDiagnoser]</w:t>
-      </w:r>
-    </w:p>
-    <w:p>
-      <w:pPr>
-        <w:pStyle w:val="Listing"/>
-      </w:pPr>
-      <w:r>
-        <w:t>[ShortRunJob]</w:t>
-      </w:r>
-    </w:p>
-    <w:p>
-      <w:pPr>
-        <w:pStyle w:val="Listing"/>
-      </w:pPr>
-      <w:r>
-        <w:t>public class FactorialAnalyzer</w:t>
-      </w:r>
-    </w:p>
-    <w:p>
-      <w:pPr>
-        <w:pStyle w:val="Listing"/>
-      </w:pPr>
-      <w:r>
-        <w:t>{</w:t>
-      </w:r>
-    </w:p>
-    <w:p>
-      <w:pPr>
-        <w:pStyle w:val="Listing"/>
-      </w:pPr>
-      <w:r>
-        <w:t xml:space="preserve">    private Func&lt;int, int&gt; _dynamicFactorial = null!;</w:t>
-      </w:r>
-    </w:p>
-    <w:p>
-      <w:pPr>
-        <w:pStyle w:val="Listing"/>
-      </w:pPr>
-      <w:r>
-        <w:t xml:space="preserve">    private Func&lt;int, int&gt; _dynamicRecursiveFactorial = null!;</w:t>
-      </w:r>
-    </w:p>
-    <w:p>
-      <w:pPr>
-        <w:pStyle w:val="Listing"/>
-      </w:pPr>
-      <w:r>
-        <w:t xml:space="preserve">    private int _n = 10;</w:t>
-      </w:r>
-    </w:p>
-    <w:p>
-      <w:pPr>
-        <w:pStyle w:val="Listing"/>
-      </w:pPr>
-    </w:p>
-    <w:p>
-      <w:pPr>
-        <w:pStyle w:val="Listing"/>
-      </w:pPr>
-      <w:r>
-        <w:t xml:space="preserve">    [GlobalSetup]</w:t>
-      </w:r>
-    </w:p>
-    <w:p>
-      <w:pPr>
-        <w:pStyle w:val="Listing"/>
-      </w:pPr>
-      <w:r>
-        <w:t xml:space="preserve">    public void Setup()</w:t>
-      </w:r>
-    </w:p>
-    <w:p>
-      <w:pPr>
-        <w:pStyle w:val="Listing"/>
-      </w:pPr>
-      <w:r>
-        <w:t xml:space="preserve">    {</w:t>
-      </w:r>
-    </w:p>
-    <w:p>
-      <w:pPr>
-        <w:pStyle w:val="Listing"/>
-      </w:pPr>
-      <w:r>
-        <w:t xml:space="preserve">        _dynamicFactorial = ILGeneratorDemo.CreateFactorialMethod();</w:t>
-      </w:r>
-    </w:p>
-    <w:p>
-      <w:pPr>
-        <w:pStyle w:val="Listing"/>
-      </w:pPr>
-      <w:r>
-        <w:t xml:space="preserve">        _dynamicRecursiveFactorial = ILGeneratorDemo.CreateRecursiveFactorialMethod();</w:t>
-      </w:r>
-    </w:p>
-    <w:p>
-      <w:pPr>
-        <w:pStyle w:val="Listing"/>
-      </w:pPr>
-      <w:r>
-        <w:t xml:space="preserve">    }</w:t>
-      </w:r>
-    </w:p>
-    <w:p>
-      <w:pPr>
-        <w:pStyle w:val="Listing"/>
-      </w:pPr>
-    </w:p>
-    <w:p>
-      <w:pPr>
-        <w:pStyle w:val="Listing"/>
-      </w:pPr>
-      <w:r>
-        <w:t xml:space="preserve">    [Benchmark(Baseline = true)]</w:t>
-      </w:r>
-    </w:p>
-    <w:p>
-      <w:pPr>
-        <w:pStyle w:val="Listing"/>
-      </w:pPr>
-      <w:r>
-        <w:t xml:space="preserve">    public int CSharpRecursive() =&gt; Factorial(_n);</w:t>
-      </w:r>
-    </w:p>
-    <w:p>
-      <w:pPr>
-        <w:pStyle w:val="Listing"/>
-      </w:pPr>
-    </w:p>
-    <w:p>
-      <w:pPr>
-        <w:pStyle w:val="Listing"/>
-      </w:pPr>
-      <w:r>
-        <w:t xml:space="preserve">    [Benchmark]</w:t>
-      </w:r>
-    </w:p>
-    <w:p>
-      <w:pPr>
-        <w:pStyle w:val="Listing"/>
-      </w:pPr>
-      <w:r>
-        <w:t xml:space="preserve">    public int DynamicLoop() =&gt; _dynamicFactorial(_n);</w:t>
-      </w:r>
-    </w:p>
-    <w:p>
-      <w:pPr>
-        <w:pStyle w:val="Listing"/>
-      </w:pPr>
-    </w:p>
-    <w:p>
-      <w:pPr>
-        <w:pStyle w:val="Listing"/>
-      </w:pPr>
-      <w:r>
-        <w:t xml:space="preserve">    [Benchmark]</w:t>
-      </w:r>
-    </w:p>
-    <w:p>
-      <w:pPr>
-        <w:pStyle w:val="Listing"/>
-      </w:pPr>
-      <w:r>
-        <w:lastRenderedPageBreak/>
-        <w:t xml:space="preserve">    public int DynamicRecursive() =&gt; _dynamicRecursiveFactorial(_n);</w:t>
-      </w:r>
-    </w:p>
-    <w:p>
-      <w:pPr>
-        <w:pStyle w:val="Listing"/>
-      </w:pPr>
-    </w:p>
-    <w:p>
-      <w:pPr>
-        <w:pStyle w:val="Listing"/>
-      </w:pPr>
-      <w:r>
-        <w:t xml:space="preserve">    private static int Factorial(int n) =&gt; n &lt;= 1 ? 1 : n * Factorial(n - 1);</w:t>
-      </w:r>
-    </w:p>
-    <w:p>
-      <w:pPr>
-        <w:pStyle w:val="Listing"/>
-      </w:pPr>
-      <w:r>
-        <w:t>}</w:t>
-      </w:r>
-    </w:p>
-    <w:p/>
-    <w:p>
-      <w:pPr>
-        <w:ind w:firstLine="709"/>
-        <w:jc w:val="both"/>
-      </w:pPr>
-      <w:r>
         <w:t xml:space="preserve">Результаты запуска анализаторов в режиме </w:t>
       </w:r>
       <w:r>
@@ -3977,7 +2977,7 @@
         <w:t>Release</w:t>
       </w:r>
       <w:r>
-        <w:t xml:space="preserve"> показаны на рисунке 3.5.</w:t>
+        <w:t xml:space="preserve"> показаны на рисунке 2.5.</w:t>
       </w:r>
     </w:p>
     <w:p>
@@ -3991,7 +2991,7 @@
           <w:noProof/>
         </w:rPr>
         <w:drawing>
-          <wp:inline distT="0" distB="0" distL="0" distR="0" wp14:anchorId="7FAE92BE" wp14:editId="67408133">
+          <wp:inline distT="0" distB="0" distL="0" distR="0" wp14:anchorId="31F1F729" wp14:editId="2AA3A25C">
             <wp:extent cx="5580000" cy="1482742"/>
             <wp:effectExtent l="0" t="0" r="0" b="0"/>
             <wp:docPr id="5" name="Picture 5"/>
@@ -4033,7 +3033,7 @@
         <w:jc w:val="center"/>
       </w:pPr>
       <w:r>
-        <w:t xml:space="preserve">Рисунок 3.5 – Результаты </w:t>
+        <w:t xml:space="preserve">Рисунок 2.5 – Результаты </w:t>
       </w:r>
       <w:r>
         <w:rPr>
@@ -4097,12 +3097,12 @@
         <w:spacing w:before="360"/>
         <w:ind w:firstLine="709"/>
       </w:pPr>
-      <w:bookmarkStart w:id="9" w:name="_Toc242385941"/>
+      <w:bookmarkStart w:id="10" w:name="_Toc242612930"/>
       <w:r>
         <w:rPr>
           <w:rFonts w:ascii="Times New Roman" w:hAnsi="Times New Roman"/>
         </w:rPr>
-        <w:t xml:space="preserve">3.7 Исследование </w:t>
+        <w:t xml:space="preserve">2.9 Исследование </w:t>
       </w:r>
       <w:r>
         <w:rPr>
@@ -4117,7 +3117,7 @@
         </w:rPr>
         <w:t>-компиляции</w:t>
       </w:r>
-      <w:bookmarkEnd w:id="9"/>
+      <w:bookmarkEnd w:id="10"/>
     </w:p>
     <w:p>
       <w:pPr>
@@ -4179,7 +3179,7 @@
         <w:t>Calculator.Add</w:t>
       </w:r>
       <w:r>
-        <w:t xml:space="preserve"> и профиль трех способов вызова на 10 миллионов итераций. Результат измерения и инспекции показан на рисунке 3.6.</w:t>
+        <w:t xml:space="preserve"> и профиль трех способов вызова на 10 миллионов итераций. Результат измерения и инспекции показан на рисунке 2.6.</w:t>
       </w:r>
     </w:p>
     <w:p>
@@ -4194,7 +3194,7 @@
         </w:rPr>
         <w:lastRenderedPageBreak/>
         <w:drawing>
-          <wp:inline distT="0" distB="0" distL="0" distR="0" wp14:anchorId="30A97D3C" wp14:editId="71363C5D">
+          <wp:inline distT="0" distB="0" distL="0" distR="0" wp14:anchorId="62985B51" wp14:editId="09F41F9A">
             <wp:extent cx="5580000" cy="2427029"/>
             <wp:effectExtent l="0" t="0" r="0" b="0"/>
             <wp:docPr id="6" name="Picture 6"/>
@@ -4236,7 +3236,7 @@
         <w:jc w:val="center"/>
       </w:pPr>
       <w:r>
-        <w:t xml:space="preserve">Рисунок 3.6 – Измерение </w:t>
+        <w:t xml:space="preserve">Рисунок 2.6 – Измерение </w:t>
       </w:r>
       <w:r>
         <w:rPr>
@@ -4288,7 +3288,7 @@
         <w:jc w:val="both"/>
       </w:pPr>
       <w:r>
-        <w:t>Продолжение вывода программы, в котором определяется режим компиляции, показано на рисунке 3.7.</w:t>
+        <w:t>Продолжение вывода программы, в котором определяется режим компиляции, показано на рисунке 2.7.</w:t>
       </w:r>
     </w:p>
     <w:p>
@@ -4302,7 +3302,7 @@
           <w:noProof/>
         </w:rPr>
         <w:drawing>
-          <wp:inline distT="0" distB="0" distL="0" distR="0" wp14:anchorId="48B6A642" wp14:editId="2215102A">
+          <wp:inline distT="0" distB="0" distL="0" distR="0" wp14:anchorId="756CFD02" wp14:editId="71331A0E">
             <wp:extent cx="5580000" cy="2427029"/>
             <wp:effectExtent l="0" t="0" r="0" b="0"/>
             <wp:docPr id="7" name="Picture 7"/>
@@ -4344,7 +3344,7 @@
         <w:jc w:val="center"/>
       </w:pPr>
       <w:r>
-        <w:t xml:space="preserve">Рисунок 3.7 – Режим </w:t>
+        <w:t xml:space="preserve">Рисунок 2.7 – Режим </w:t>
       </w:r>
       <w:r>
         <w:rPr>
@@ -4381,13 +3381,13 @@
         <w:spacing w:before="360"/>
         <w:ind w:firstLine="709"/>
       </w:pPr>
-      <w:bookmarkStart w:id="10" w:name="_Toc242385942"/>
+      <w:bookmarkStart w:id="11" w:name="_Toc242612931"/>
       <w:r>
         <w:rPr>
           <w:rFonts w:ascii="Times New Roman" w:hAnsi="Times New Roman"/>
         </w:rPr>
         <w:lastRenderedPageBreak/>
-        <w:t xml:space="preserve">3.8 Задание 4.1. Влияние </w:t>
+        <w:t xml:space="preserve">2.10 Задание 4.1. Влияние </w:t>
       </w:r>
       <w:r>
         <w:rPr>
@@ -4402,7 +3402,7 @@
         </w:rPr>
         <w:t>-компиляции на сложение элементов массива</w:t>
       </w:r>
-      <w:bookmarkEnd w:id="10"/>
+      <w:bookmarkEnd w:id="11"/>
     </w:p>
     <w:p>
       <w:pPr>
@@ -4428,287 +3428,16 @@
         <w:t>JIT</w:t>
       </w:r>
       <w:r>
-        <w:t>-компиляцию метода, последующие вызовы выполняют уже скомпилированный код. Для сравнения время первого вызова сопоставляется со средним временем 1000 повторных вызовов. Код задания приведен в листинге.</w:t>
-      </w:r>
-    </w:p>
-    <w:p>
-      <w:pPr>
-        <w:keepNext/>
+        <w:t>-компиляцию метода, последующие вызовы выполняют уже скомпилированный код. Для сравнения время первого вызова сопоставляется со средним временем 1000 повторных вызовов. Код задания приведен в приложении А.</w:t>
+      </w:r>
+    </w:p>
+    <w:p>
+      <w:pPr>
         <w:ind w:firstLine="709"/>
         <w:jc w:val="both"/>
       </w:pPr>
       <w:r>
-        <w:t>Листинг 3.6 – Задание 4.1</w:t>
-      </w:r>
-    </w:p>
-    <w:p>
-      <w:pPr>
-        <w:pStyle w:val="Listing"/>
-      </w:pPr>
-      <w:r>
-        <w:t>// Задание 4.1: сложение элементов массива из 10000 целых чисел</w:t>
-      </w:r>
-    </w:p>
-    <w:p>
-      <w:pPr>
-        <w:pStyle w:val="Listing"/>
-      </w:pPr>
-      <w:r>
-        <w:t>// Первый вызов включает JIT-компиляцию метода, последующие выполняют уже скомпилированный код</w:t>
-      </w:r>
-    </w:p>
-    <w:p>
-      <w:pPr>
-        <w:pStyle w:val="Listing"/>
-      </w:pPr>
-      <w:r>
-        <w:t>static void ArraySumTask()</w:t>
-      </w:r>
-    </w:p>
-    <w:p>
-      <w:pPr>
-        <w:pStyle w:val="Listing"/>
-      </w:pPr>
-      <w:r>
-        <w:t>{</w:t>
-      </w:r>
-    </w:p>
-    <w:p>
-      <w:pPr>
-        <w:pStyle w:val="Listing"/>
-      </w:pPr>
-      <w:r>
-        <w:t xml:space="preserve">    Console.WriteLine("\n=== Задание 4.1: сумма элементов массива (10000 элементов) ===\n");</w:t>
-      </w:r>
-    </w:p>
-    <w:p>
-      <w:pPr>
-        <w:pStyle w:val="Listing"/>
-      </w:pPr>
-    </w:p>
-    <w:p>
-      <w:pPr>
-        <w:pStyle w:val="Listing"/>
-      </w:pPr>
-      <w:r>
-        <w:t xml:space="preserve">    int[] array = new int[10000];</w:t>
-      </w:r>
-    </w:p>
-    <w:p>
-      <w:pPr>
-        <w:pStyle w:val="Listing"/>
-      </w:pPr>
-      <w:r>
-        <w:t xml:space="preserve">    for (int i = 0; i &lt; array.Length; i++)</w:t>
-      </w:r>
-    </w:p>
-    <w:p>
-      <w:pPr>
-        <w:pStyle w:val="Listing"/>
-      </w:pPr>
-      <w:r>
-        <w:t xml:space="preserve">        array[i] = i;</w:t>
-      </w:r>
-    </w:p>
-    <w:p>
-      <w:pPr>
-        <w:pStyle w:val="Listing"/>
-      </w:pPr>
-    </w:p>
-    <w:p>
-      <w:pPr>
-        <w:pStyle w:val="Listing"/>
-      </w:pPr>
-      <w:r>
-        <w:t xml:space="preserve">    // Первый вызов: JIT-компиляция + выполнение</w:t>
-      </w:r>
-    </w:p>
-    <w:p>
-      <w:pPr>
-        <w:pStyle w:val="Listing"/>
-      </w:pPr>
-      <w:r>
-        <w:t xml:space="preserve">    long start = Stopwatch.GetTimestamp();</w:t>
-      </w:r>
-    </w:p>
-    <w:p>
-      <w:pPr>
-        <w:pStyle w:val="Listing"/>
-      </w:pPr>
-      <w:r>
-        <w:t xml:space="preserve">    long result = SumArray(array);</w:t>
-      </w:r>
-    </w:p>
-    <w:p>
-      <w:pPr>
-        <w:pStyle w:val="Listing"/>
-      </w:pPr>
-      <w:r>
-        <w:t xml:space="preserve">    long firstCall = Stopwatch.GetTimestamp() - start;</w:t>
-      </w:r>
-    </w:p>
-    <w:p>
-      <w:pPr>
-        <w:pStyle w:val="Listing"/>
-      </w:pPr>
-      <w:r>
-        <w:t xml:space="preserve">    Console.WriteLine($"Сумма = {result}");</w:t>
-      </w:r>
-    </w:p>
-    <w:p>
-      <w:pPr>
-        <w:pStyle w:val="Listing"/>
-      </w:pPr>
-      <w:r>
-        <w:t xml:space="preserve">    Console.WriteLine($"Первый вызов (с JIT-компиляцией): {firstCall * 1_000_000.0 / Stopwatch.Frequency:F1} мкс");</w:t>
-      </w:r>
-    </w:p>
-    <w:p>
-      <w:pPr>
-        <w:pStyle w:val="Listing"/>
-      </w:pPr>
-    </w:p>
-    <w:p>
-      <w:pPr>
-        <w:pStyle w:val="Listing"/>
-      </w:pPr>
-      <w:r>
-        <w:t xml:space="preserve">    // Повторные вызовы: метод уже скомпилирован</w:t>
-      </w:r>
-    </w:p>
-    <w:p>
-      <w:pPr>
-        <w:pStyle w:val="Listing"/>
-      </w:pPr>
-      <w:r>
-        <w:t xml:space="preserve">    const int calls = 1000;</w:t>
-      </w:r>
-    </w:p>
-    <w:p>
-      <w:pPr>
-        <w:pStyle w:val="Listing"/>
-      </w:pPr>
-      <w:r>
-        <w:t xml:space="preserve">    start = Stopwatch.GetTimestamp();</w:t>
-      </w:r>
-    </w:p>
-    <w:p>
-      <w:pPr>
-        <w:pStyle w:val="Listing"/>
-      </w:pPr>
-      <w:r>
-        <w:t xml:space="preserve">    for (int i = 0; i &lt; calls; i++)</w:t>
-      </w:r>
-    </w:p>
-    <w:p>
-      <w:pPr>
-        <w:pStyle w:val="Listing"/>
-      </w:pPr>
-      <w:r>
-        <w:t xml:space="preserve">        SumArray(array);</w:t>
-      </w:r>
-    </w:p>
-    <w:p>
-      <w:pPr>
-        <w:pStyle w:val="Listing"/>
-      </w:pPr>
-      <w:r>
-        <w:t xml:space="preserve">    long repeated = Stopwatch.GetTimestamp() - start;</w:t>
-      </w:r>
-    </w:p>
-    <w:p>
-      <w:pPr>
-        <w:pStyle w:val="Listing"/>
-      </w:pPr>
-      <w:r>
-        <w:t xml:space="preserve">    Console.WriteLine($"Повторный вызов (без JIT-компиляции): {repeated * 1_000_000.0 / Stopwatch.Frequency / calls:F1} мкс");</w:t>
-      </w:r>
-    </w:p>
-    <w:p>
-      <w:pPr>
-        <w:pStyle w:val="Listing"/>
-      </w:pPr>
-      <w:r>
-        <w:t>}</w:t>
-      </w:r>
-    </w:p>
-    <w:p>
-      <w:pPr>
-        <w:pStyle w:val="Listing"/>
-      </w:pPr>
-    </w:p>
-    <w:p>
-      <w:pPr>
-        <w:pStyle w:val="Listing"/>
-      </w:pPr>
-      <w:r>
-        <w:t>[MethodImpl(MethodImplOptions.NoInlining)]</w:t>
-      </w:r>
-    </w:p>
-    <w:p>
-      <w:pPr>
-        <w:pStyle w:val="Listing"/>
-      </w:pPr>
-      <w:r>
-        <w:t>static long SumArray(int[] array)</w:t>
-      </w:r>
-    </w:p>
-    <w:p>
-      <w:pPr>
-        <w:pStyle w:val="Listing"/>
-      </w:pPr>
-      <w:r>
-        <w:t>{</w:t>
-      </w:r>
-    </w:p>
-    <w:p>
-      <w:pPr>
-        <w:pStyle w:val="Listing"/>
-      </w:pPr>
-      <w:r>
-        <w:t xml:space="preserve">    long sum = 0;</w:t>
-      </w:r>
-    </w:p>
-    <w:p>
-      <w:pPr>
-        <w:pStyle w:val="Listing"/>
-      </w:pPr>
-      <w:r>
-        <w:t xml:space="preserve">    for (int i = 0; i &lt; array.Length; i++)</w:t>
-      </w:r>
-    </w:p>
-    <w:p>
-      <w:pPr>
-        <w:pStyle w:val="Listing"/>
-      </w:pPr>
-      <w:r>
-        <w:t xml:space="preserve">        sum += array[i];</w:t>
-      </w:r>
-    </w:p>
-    <w:p>
-      <w:pPr>
-        <w:pStyle w:val="Listing"/>
-      </w:pPr>
-      <w:r>
-        <w:t xml:space="preserve">    return sum;</w:t>
-      </w:r>
-    </w:p>
-    <w:p>
-      <w:pPr>
-        <w:pStyle w:val="Listing"/>
-      </w:pPr>
-      <w:r>
-        <w:t>}</w:t>
-      </w:r>
-    </w:p>
-    <w:p/>
-    <w:p>
-      <w:pPr>
-        <w:ind w:firstLine="709"/>
-        <w:jc w:val="both"/>
-      </w:pPr>
-      <w:r>
-        <w:t>Результаты показаны на рисунке 3.8.</w:t>
+        <w:t>Результаты показаны на рисунке 2.8.</w:t>
       </w:r>
     </w:p>
     <w:p>
@@ -4721,9 +3450,8 @@
         <w:rPr>
           <w:noProof/>
         </w:rPr>
-        <w:lastRenderedPageBreak/>
         <w:drawing>
-          <wp:inline distT="0" distB="0" distL="0" distR="0" wp14:anchorId="1D19DB19" wp14:editId="03F71EA2">
+          <wp:inline distT="0" distB="0" distL="0" distR="0" wp14:anchorId="507B6D51" wp14:editId="2A1D9B5D">
             <wp:extent cx="5580000" cy="1776932"/>
             <wp:effectExtent l="0" t="0" r="0" b="0"/>
             <wp:docPr id="8" name="Picture 8"/>
@@ -4765,7 +3493,7 @@
         <w:jc w:val="center"/>
       </w:pPr>
       <w:r>
-        <w:t>Рисунок 3.8 – Результаты профилирования и задания 4.1</w:t>
+        <w:t>Рисунок 2.8 – Результаты профилирования и задания 4.1</w:t>
       </w:r>
     </w:p>
     <w:p/>
@@ -4806,41 +3534,13 @@
         <w:pStyle w:val="1"/>
         <w:ind w:firstLine="709"/>
       </w:pPr>
-      <w:bookmarkStart w:id="11" w:name="_Toc242385943"/>
+      <w:bookmarkStart w:id="12" w:name="_Toc242612932"/>
       <w:r>
         <w:rPr>
           <w:rFonts w:ascii="Times New Roman" w:hAnsi="Times New Roman"/>
         </w:rPr>
         <w:lastRenderedPageBreak/>
-        <w:t>4 КОНТРОЛЬНЫЕ ВОПРОСЫ</w:t>
-      </w:r>
-      <w:bookmarkEnd w:id="11"/>
-    </w:p>
-    <w:p>
-      <w:pPr>
-        <w:pStyle w:val="21"/>
-        <w:spacing w:before="360"/>
-        <w:ind w:firstLine="709"/>
-      </w:pPr>
-      <w:bookmarkStart w:id="12" w:name="_Toc242385944"/>
-      <w:r>
-        <w:rPr>
-          <w:rFonts w:ascii="Times New Roman" w:hAnsi="Times New Roman"/>
-        </w:rPr>
-        <w:t xml:space="preserve">4.1 Что такое </w:t>
-      </w:r>
-      <w:r>
-        <w:rPr>
-          <w:rFonts w:ascii="Times New Roman" w:hAnsi="Times New Roman"/>
-          <w:i/>
-        </w:rPr>
-        <w:t>IL</w:t>
-      </w:r>
-      <w:r>
-        <w:rPr>
-          <w:rFonts w:ascii="Times New Roman" w:hAnsi="Times New Roman"/>
-        </w:rPr>
-        <w:t>-код и зачем он нужен</w:t>
+        <w:t>3 Ответы на контрольные вопросы</w:t>
       </w:r>
       <w:bookmarkEnd w:id="12"/>
     </w:p>
@@ -4850,247 +3550,17 @@
         <w:jc w:val="both"/>
       </w:pPr>
       <w:r>
+        <w:t xml:space="preserve">1. Что такое </w:t>
+      </w:r>
+      <w:r>
         <w:rPr>
           <w:i/>
         </w:rPr>
         <w:t>IL</w:t>
       </w:r>
       <w:r>
-        <w:t>-код – промежуточный байт-код платформы .</w:t>
-      </w:r>
-      <w:r>
-        <w:rPr>
-          <w:i/>
-        </w:rPr>
-        <w:t>NET</w:t>
-      </w:r>
-      <w:r>
-        <w:t xml:space="preserve">, в который компилируются все языки платформы. Он не зависит от процессора и операционной системы, благодаря чему одна сборка выполняется на разных платформах после </w:t>
-      </w:r>
-      <w:r>
-        <w:rPr>
-          <w:i/>
-        </w:rPr>
-        <w:t>JIT</w:t>
-      </w:r>
-      <w:r>
-        <w:t xml:space="preserve">-компиляции. В </w:t>
-      </w:r>
-      <w:r>
-        <w:rPr>
-          <w:i/>
-        </w:rPr>
-        <w:t>IL</w:t>
-      </w:r>
-      <w:r>
-        <w:t xml:space="preserve"> существуют инструкции загрузки и сохранения (</w:t>
-      </w:r>
-      <w:r>
-        <w:rPr>
-          <w:i/>
-        </w:rPr>
-        <w:t>ldarg</w:t>
-      </w:r>
-      <w:r>
-        <w:t xml:space="preserve">, </w:t>
-      </w:r>
-      <w:r>
-        <w:rPr>
-          <w:i/>
-        </w:rPr>
-        <w:t>ldloc</w:t>
-      </w:r>
-      <w:r>
-        <w:t xml:space="preserve">, </w:t>
-      </w:r>
-      <w:r>
-        <w:rPr>
-          <w:i/>
-        </w:rPr>
-        <w:t>stloc</w:t>
-      </w:r>
-      <w:r>
-        <w:t xml:space="preserve">, </w:t>
-      </w:r>
-      <w:r>
-        <w:rPr>
-          <w:i/>
-        </w:rPr>
-        <w:t>ldc</w:t>
-      </w:r>
-      <w:r>
-        <w:t xml:space="preserve">, </w:t>
-      </w:r>
-      <w:r>
-        <w:rPr>
-          <w:i/>
-        </w:rPr>
-        <w:t>ldstr</w:t>
-      </w:r>
-      <w:r>
-        <w:t>), арифметики (</w:t>
-      </w:r>
-      <w:r>
-        <w:rPr>
-          <w:i/>
-        </w:rPr>
-        <w:t>add</w:t>
-      </w:r>
-      <w:r>
-        <w:t xml:space="preserve">, </w:t>
-      </w:r>
-      <w:r>
-        <w:rPr>
-          <w:i/>
-        </w:rPr>
-        <w:t>sub</w:t>
-      </w:r>
-      <w:r>
-        <w:t xml:space="preserve">, </w:t>
-      </w:r>
-      <w:r>
-        <w:rPr>
-          <w:i/>
-        </w:rPr>
-        <w:t>mul</w:t>
-      </w:r>
-      <w:r>
-        <w:t>), переходов (</w:t>
-      </w:r>
-      <w:r>
-        <w:rPr>
-          <w:i/>
-        </w:rPr>
-        <w:t>br</w:t>
-      </w:r>
-      <w:r>
-        <w:t xml:space="preserve">, </w:t>
-      </w:r>
-      <w:r>
-        <w:rPr>
-          <w:i/>
-        </w:rPr>
-        <w:t>bgt</w:t>
-      </w:r>
-      <w:r>
-        <w:t xml:space="preserve">, </w:t>
-      </w:r>
-      <w:r>
-        <w:rPr>
-          <w:i/>
-        </w:rPr>
-        <w:t>blt</w:t>
-      </w:r>
-      <w:r>
-        <w:t>), вызовов (</w:t>
-      </w:r>
-      <w:r>
-        <w:rPr>
-          <w:i/>
-        </w:rPr>
-        <w:t>call</w:t>
-      </w:r>
-      <w:r>
-        <w:t xml:space="preserve">, </w:t>
-      </w:r>
-      <w:r>
-        <w:rPr>
-          <w:i/>
-        </w:rPr>
-        <w:t>callvirt</w:t>
-      </w:r>
-      <w:r>
-        <w:t xml:space="preserve">, </w:t>
-      </w:r>
-      <w:r>
-        <w:rPr>
-          <w:i/>
-        </w:rPr>
-        <w:t>ret</w:t>
-      </w:r>
-      <w:r>
-        <w:t>) и работы с объектами (</w:t>
-      </w:r>
-      <w:r>
-        <w:rPr>
-          <w:i/>
-        </w:rPr>
-        <w:t>newobj</w:t>
-      </w:r>
-      <w:r>
-        <w:t xml:space="preserve">, </w:t>
-      </w:r>
-      <w:r>
-        <w:rPr>
-          <w:i/>
-        </w:rPr>
-        <w:t>ldfld</w:t>
-      </w:r>
-      <w:r>
-        <w:t xml:space="preserve">, </w:t>
-      </w:r>
-      <w:r>
-        <w:rPr>
-          <w:i/>
-        </w:rPr>
-        <w:t>stfld</w:t>
-      </w:r>
-      <w:r>
-        <w:t xml:space="preserve">). Команда </w:t>
-      </w:r>
-      <w:r>
-        <w:rPr>
-          <w:i/>
-        </w:rPr>
-        <w:t>stloc</w:t>
-      </w:r>
-      <w:r>
-        <w:t xml:space="preserve"> сохраняет значение с вершины стека в локальную переменную, а </w:t>
-      </w:r>
-      <w:r>
-        <w:rPr>
-          <w:i/>
-        </w:rPr>
-        <w:t>starg</w:t>
-      </w:r>
-      <w:r>
-        <w:t xml:space="preserve"> – в аргумент метода.</w:t>
-      </w:r>
-    </w:p>
-    <w:p>
-      <w:pPr>
-        <w:pStyle w:val="21"/>
-        <w:spacing w:before="360"/>
-        <w:ind w:firstLine="709"/>
-      </w:pPr>
-      <w:bookmarkStart w:id="13" w:name="_Toc242385945"/>
-      <w:r>
-        <w:rPr>
-          <w:rFonts w:ascii="Times New Roman" w:hAnsi="Times New Roman"/>
-        </w:rPr>
-        <w:t xml:space="preserve">4.2 Разница между </w:t>
-      </w:r>
-      <w:r>
-        <w:rPr>
-          <w:rFonts w:ascii="Times New Roman" w:hAnsi="Times New Roman"/>
-          <w:i/>
-        </w:rPr>
-        <w:t>Normal JIT</w:t>
-      </w:r>
-      <w:r>
-        <w:rPr>
-          <w:rFonts w:ascii="Times New Roman" w:hAnsi="Times New Roman"/>
-        </w:rPr>
-        <w:t xml:space="preserve"> и </w:t>
-      </w:r>
-      <w:r>
-        <w:rPr>
-          <w:rFonts w:ascii="Times New Roman" w:hAnsi="Times New Roman"/>
-          <w:i/>
-        </w:rPr>
-        <w:t>Tiered Compilation</w:t>
-      </w:r>
-      <w:bookmarkEnd w:id="13"/>
+        <w:t>-код и зачем он нужен?</w:t>
+      </w:r>
     </w:p>
     <w:p>
       <w:pPr>
@@ -5098,41 +3568,212 @@
         <w:jc w:val="both"/>
       </w:pPr>
       <w:r>
-        <w:t xml:space="preserve">При </w:t>
-      </w:r>
-      <w:r>
         <w:rPr>
           <w:i/>
         </w:rPr>
-        <w:t>Normal JIT</w:t>
-      </w:r>
-      <w:r>
-        <w:t xml:space="preserve"> метод компилируется один раз при первом вызове с полной оптимизацией. При </w:t>
+        <w:t>IL</w:t>
+      </w:r>
+      <w:r>
+        <w:t>-код – промежуточный байт-код платформы .</w:t>
       </w:r>
       <w:r>
         <w:rPr>
           <w:i/>
         </w:rPr>
-        <w:t>Tiered Compilation</w:t>
-      </w:r>
-      <w:r>
-        <w:t xml:space="preserve"> метод сначала компилируется быстро и без глубокой оптимизации, а затем часто вызываемые методы перекомпилируются в оптимизированный вариант. Это ускоряет запуск программы и сохраняет высокую скорость горячих участков.</w:t>
-      </w:r>
-    </w:p>
-    <w:p>
-      <w:pPr>
-        <w:pStyle w:val="21"/>
-        <w:spacing w:before="360"/>
-        <w:ind w:firstLine="709"/>
-      </w:pPr>
-      <w:bookmarkStart w:id="14" w:name="_Toc242385946"/>
-      <w:r>
-        <w:rPr>
-          <w:rFonts w:ascii="Times New Roman" w:hAnsi="Times New Roman"/>
-        </w:rPr>
-        <w:t>4.3 Холодный старт и способы его уменьшения</w:t>
-      </w:r>
-      <w:bookmarkEnd w:id="14"/>
+        <w:t>NET</w:t>
+      </w:r>
+      <w:r>
+        <w:t xml:space="preserve">, в который компилируются все языки платформы. Он не зависит от процессора и операционной системы, благодаря чему одна сборка выполняется на разных платформах после </w:t>
+      </w:r>
+      <w:r>
+        <w:rPr>
+          <w:i/>
+        </w:rPr>
+        <w:t>JIT</w:t>
+      </w:r>
+      <w:r>
+        <w:t xml:space="preserve">-компиляции. В </w:t>
+      </w:r>
+      <w:r>
+        <w:rPr>
+          <w:i/>
+        </w:rPr>
+        <w:t>IL</w:t>
+      </w:r>
+      <w:r>
+        <w:t xml:space="preserve"> существуют инструкции загрузки и сохранения (</w:t>
+      </w:r>
+      <w:r>
+        <w:rPr>
+          <w:i/>
+        </w:rPr>
+        <w:t>ldarg</w:t>
+      </w:r>
+      <w:r>
+        <w:t xml:space="preserve">, </w:t>
+      </w:r>
+      <w:r>
+        <w:rPr>
+          <w:i/>
+        </w:rPr>
+        <w:t>ldloc</w:t>
+      </w:r>
+      <w:r>
+        <w:t xml:space="preserve">, </w:t>
+      </w:r>
+      <w:r>
+        <w:rPr>
+          <w:i/>
+        </w:rPr>
+        <w:t>stloc</w:t>
+      </w:r>
+      <w:r>
+        <w:t xml:space="preserve">, </w:t>
+      </w:r>
+      <w:r>
+        <w:rPr>
+          <w:i/>
+        </w:rPr>
+        <w:t>ldc</w:t>
+      </w:r>
+      <w:r>
+        <w:t xml:space="preserve">, </w:t>
+      </w:r>
+      <w:r>
+        <w:rPr>
+          <w:i/>
+        </w:rPr>
+        <w:t>ldstr</w:t>
+      </w:r>
+      <w:r>
+        <w:t>), арифметики (</w:t>
+      </w:r>
+      <w:r>
+        <w:rPr>
+          <w:i/>
+        </w:rPr>
+        <w:t>add</w:t>
+      </w:r>
+      <w:r>
+        <w:t xml:space="preserve">, </w:t>
+      </w:r>
+      <w:r>
+        <w:rPr>
+          <w:i/>
+        </w:rPr>
+        <w:t>sub</w:t>
+      </w:r>
+      <w:r>
+        <w:t xml:space="preserve">, </w:t>
+      </w:r>
+      <w:r>
+        <w:rPr>
+          <w:i/>
+        </w:rPr>
+        <w:t>mul</w:t>
+      </w:r>
+      <w:r>
+        <w:t>), переходов (</w:t>
+      </w:r>
+      <w:r>
+        <w:rPr>
+          <w:i/>
+        </w:rPr>
+        <w:t>br</w:t>
+      </w:r>
+      <w:r>
+        <w:t xml:space="preserve">, </w:t>
+      </w:r>
+      <w:r>
+        <w:rPr>
+          <w:i/>
+        </w:rPr>
+        <w:t>bgt</w:t>
+      </w:r>
+      <w:r>
+        <w:t xml:space="preserve">, </w:t>
+      </w:r>
+      <w:r>
+        <w:rPr>
+          <w:i/>
+        </w:rPr>
+        <w:t>blt</w:t>
+      </w:r>
+      <w:r>
+        <w:t>), вызовов (</w:t>
+      </w:r>
+      <w:r>
+        <w:rPr>
+          <w:i/>
+        </w:rPr>
+        <w:t>call</w:t>
+      </w:r>
+      <w:r>
+        <w:t xml:space="preserve">, </w:t>
+      </w:r>
+      <w:r>
+        <w:rPr>
+          <w:i/>
+        </w:rPr>
+        <w:t>callvirt</w:t>
+      </w:r>
+      <w:r>
+        <w:t xml:space="preserve">, </w:t>
+      </w:r>
+      <w:r>
+        <w:rPr>
+          <w:i/>
+        </w:rPr>
+        <w:t>ret</w:t>
+      </w:r>
+      <w:r>
+        <w:t>) и работы с объектами (</w:t>
+      </w:r>
+      <w:r>
+        <w:rPr>
+          <w:i/>
+        </w:rPr>
+        <w:t>newobj</w:t>
+      </w:r>
+      <w:r>
+        <w:t xml:space="preserve">, </w:t>
+      </w:r>
+      <w:r>
+        <w:rPr>
+          <w:i/>
+        </w:rPr>
+        <w:t>ldfld</w:t>
+      </w:r>
+      <w:r>
+        <w:t xml:space="preserve">, </w:t>
+      </w:r>
+      <w:r>
+        <w:rPr>
+          <w:i/>
+        </w:rPr>
+        <w:t>stfld</w:t>
+      </w:r>
+      <w:r>
+        <w:t xml:space="preserve">). Команда </w:t>
+      </w:r>
+      <w:r>
+        <w:rPr>
+          <w:i/>
+        </w:rPr>
+        <w:t>stloc</w:t>
+      </w:r>
+      <w:r>
+        <w:t xml:space="preserve"> сохраняет значение с вершины стека в локальную переменную, а </w:t>
+      </w:r>
+      <w:r>
+        <w:rPr>
+          <w:i/>
+        </w:rPr>
+        <w:t>starg</w:t>
+      </w:r>
+      <w:r>
+        <w:t xml:space="preserve"> – в аргумент метода.</w:t>
+      </w:r>
     </w:p>
     <w:p>
       <w:pPr>
@@ -5140,59 +3781,26 @@
         <w:jc w:val="both"/>
       </w:pPr>
       <w:r>
-        <w:t xml:space="preserve">Холодный старт – это медленное выполнение первых вызовов из-за </w:t>
+        <w:t xml:space="preserve">2. В чем разница между </w:t>
       </w:r>
       <w:r>
         <w:rPr>
           <w:i/>
         </w:rPr>
-        <w:t>JIT</w:t>
-      </w:r>
-      <w:r>
-        <w:t xml:space="preserve">-компиляции методов и загрузки сборок. Его уменьшают предварительной компиляцией </w:t>
+        <w:t>Normal JIT</w:t>
+      </w:r>
+      <w:r>
+        <w:t xml:space="preserve"> и </w:t>
       </w:r>
       <w:r>
         <w:rPr>
           <w:i/>
         </w:rPr>
-        <w:t>ReadyToRun</w:t>
-      </w:r>
-      <w:r>
-        <w:t xml:space="preserve"> или </w:t>
-      </w:r>
-      <w:r>
-        <w:rPr>
-          <w:i/>
-        </w:rPr>
-        <w:t>Native AOT</w:t>
-      </w:r>
-      <w:r>
-        <w:t>, быстрой начальной компиляцией (</w:t>
-      </w:r>
-      <w:r>
-        <w:rPr>
-          <w:i/>
-        </w:rPr>
         <w:t>Tiered Compilation</w:t>
       </w:r>
       <w:r>
-        <w:t>), прогревом методов перед ответственным участком.</w:t>
-      </w:r>
-    </w:p>
-    <w:p>
-      <w:pPr>
-        <w:pStyle w:val="21"/>
-        <w:spacing w:before="360"/>
-        <w:ind w:firstLine="709"/>
-      </w:pPr>
-      <w:bookmarkStart w:id="15" w:name="_Toc242385947"/>
-      <w:r>
-        <w:rPr>
-          <w:rFonts w:ascii="Times New Roman" w:hAnsi="Times New Roman"/>
-        </w:rPr>
-        <w:t>4.4 Оптимизация часто вызываемых методов</w:t>
-      </w:r>
-      <w:bookmarkEnd w:id="15"/>
+        <w:t>?</w:t>
+      </w:r>
     </w:p>
     <w:p>
       <w:pPr>
@@ -5200,30 +3808,26 @@
         <w:jc w:val="both"/>
       </w:pPr>
       <w:r>
-        <w:t>Среда выполнения считает вызовы методов. Метод, превысивший порог, перекомпилируется в более высокий уровень с оптимизациями: встраиванием коротких методов, оптимизацией циклов и использованием профиля выполнения.</w:t>
-      </w:r>
-    </w:p>
-    <w:p>
-      <w:pPr>
-        <w:pStyle w:val="21"/>
-        <w:spacing w:before="360"/>
-        <w:ind w:firstLine="709"/>
-      </w:pPr>
-      <w:bookmarkStart w:id="16" w:name="_Toc242385948"/>
-      <w:r>
-        <w:rPr>
-          <w:rFonts w:ascii="Times New Roman" w:hAnsi="Times New Roman"/>
-        </w:rPr>
-        <w:t xml:space="preserve">4.5 Преимущества генерации кода через </w:t>
-      </w:r>
-      <w:r>
-        <w:rPr>
-          <w:rFonts w:ascii="Times New Roman" w:hAnsi="Times New Roman"/>
+        <w:t xml:space="preserve">При </w:t>
+      </w:r>
+      <w:r>
+        <w:rPr>
           <w:i/>
         </w:rPr>
-        <w:t>ILGenerator</w:t>
-      </w:r>
-      <w:bookmarkEnd w:id="16"/>
+        <w:t>Normal JIT</w:t>
+      </w:r>
+      <w:r>
+        <w:t xml:space="preserve"> метод компилируется один раз при первом вызове с полной оптимизацией. При </w:t>
+      </w:r>
+      <w:r>
+        <w:rPr>
+          <w:i/>
+        </w:rPr>
+        <w:t>Tiered Compilation</w:t>
+      </w:r>
+      <w:r>
+        <w:t xml:space="preserve"> метод сначала компилируется быстро и без глубокой оптимизации, а затем часто вызываемые методы перекомпилируются в оптимизированный вариант. Это ускоряет запуск программы и сохраняет высокую скорость горячих участков.</w:t>
+      </w:r>
     </w:p>
     <w:p>
       <w:pPr>
@@ -5231,11 +3835,97 @@
         <w:jc w:val="both"/>
       </w:pPr>
       <w:r>
-        <w:t xml:space="preserve">Генерация позволяет создавать методы во время выполнения без исходного кода, подстраивать логику под данные и получать скорость, близкую к обычному коду, если делегат создан один раз и затем </w:t>
-      </w:r>
-      <w:r>
-        <w:lastRenderedPageBreak/>
-        <w:t xml:space="preserve">переиспользуется. Динамическая компиляция применяется в </w:t>
+        <w:t>3. Что такое холодный старт и как его уменьшить?</w:t>
+      </w:r>
+    </w:p>
+    <w:p>
+      <w:pPr>
+        <w:ind w:firstLine="709"/>
+        <w:jc w:val="both"/>
+      </w:pPr>
+      <w:r>
+        <w:t xml:space="preserve">Холодный старт – это медленное выполнение первых вызовов из-за </w:t>
+      </w:r>
+      <w:r>
+        <w:rPr>
+          <w:i/>
+        </w:rPr>
+        <w:t>JIT</w:t>
+      </w:r>
+      <w:r>
+        <w:t xml:space="preserve">-компиляции методов и загрузки сборок. Его уменьшают предварительной компиляцией </w:t>
+      </w:r>
+      <w:r>
+        <w:rPr>
+          <w:i/>
+        </w:rPr>
+        <w:t>ReadyToRun</w:t>
+      </w:r>
+      <w:r>
+        <w:t xml:space="preserve"> или </w:t>
+      </w:r>
+      <w:r>
+        <w:rPr>
+          <w:i/>
+        </w:rPr>
+        <w:t>Native AOT</w:t>
+      </w:r>
+      <w:r>
+        <w:t>, быстрой начальной компиляцией (</w:t>
+      </w:r>
+      <w:r>
+        <w:rPr>
+          <w:i/>
+        </w:rPr>
+        <w:t>Tiered Compilation</w:t>
+      </w:r>
+      <w:r>
+        <w:t>), прогревом методов перед ответственным участком.</w:t>
+      </w:r>
+    </w:p>
+    <w:p>
+      <w:pPr>
+        <w:ind w:firstLine="709"/>
+        <w:jc w:val="both"/>
+      </w:pPr>
+      <w:r>
+        <w:t>4. Как оптимизируются часто вызываемые методы?</w:t>
+      </w:r>
+    </w:p>
+    <w:p>
+      <w:pPr>
+        <w:ind w:firstLine="709"/>
+        <w:jc w:val="both"/>
+      </w:pPr>
+      <w:r>
+        <w:t>Среда выполнения считает вызовы методов. Метод, превысивший порог, перекомпилируется в более высокий уровень с оптимизациями: встраиванием коротких методов, оптимизацией циклов и использованием профиля выполнения.</w:t>
+      </w:r>
+    </w:p>
+    <w:p>
+      <w:pPr>
+        <w:ind w:firstLine="709"/>
+        <w:jc w:val="both"/>
+      </w:pPr>
+      <w:r>
+        <w:t xml:space="preserve">5. Каковы преимущества генерации кода через </w:t>
+      </w:r>
+      <w:r>
+        <w:rPr>
+          <w:i/>
+        </w:rPr>
+        <w:t>ILGenerator</w:t>
+      </w:r>
+      <w:r>
+        <w:t>?</w:t>
+      </w:r>
+    </w:p>
+    <w:p>
+      <w:pPr>
+        <w:ind w:firstLine="709"/>
+        <w:jc w:val="both"/>
+      </w:pPr>
+      <w:r>
+        <w:t xml:space="preserve">Генерация позволяет создавать методы во время выполнения без исходного кода, подстраивать логику под данные и получать скорость, близкую к обычному коду, если делегат создан один раз и затем переиспользуется. Динамическая компиляция применяется в </w:t>
       </w:r>
       <w:r>
         <w:rPr>
@@ -5266,15 +3956,15 @@
         <w:pStyle w:val="1"/>
         <w:jc w:val="center"/>
       </w:pPr>
-      <w:bookmarkStart w:id="17" w:name="_Toc242385949"/>
+      <w:bookmarkStart w:id="13" w:name="_Toc242612933"/>
       <w:r>
         <w:rPr>
           <w:rFonts w:ascii="Times New Roman" w:hAnsi="Times New Roman"/>
         </w:rPr>
         <w:lastRenderedPageBreak/>
-        <w:t>ЗАКЛЮЧЕНИЕ</w:t>
-      </w:r>
-      <w:bookmarkEnd w:id="17"/>
+        <w:t>Выводы</w:t>
+      </w:r>
+      <w:bookmarkEnd w:id="13"/>
     </w:p>
     <w:p>
       <w:pPr>
@@ -5345,9 +4035,1300 @@
         <w:t>JIT</w:t>
       </w:r>
       <w:r>
-        <w:t>-компиляции показало, что первый вызов метода дольше последующих примерно в 6,6 раза из-за затрат на компиляцию. Цель работы достигнута.</w:t>
-      </w:r>
-    </w:p>
+        <w:t>-компиляции показало, что первый вызов метода дольше последующих примерно в 6,6 раза из-за затрат на компиляцию. Поставленная цель достигнута.</w:t>
+      </w:r>
+    </w:p>
+    <w:p>
+      <w:r>
+        <w:br w:type="page"/>
+      </w:r>
+    </w:p>
+    <w:p>
+      <w:pPr>
+        <w:pStyle w:val="1"/>
+        <w:jc w:val="center"/>
+      </w:pPr>
+      <w:bookmarkStart w:id="14" w:name="_Toc242612934"/>
+      <w:r>
+        <w:lastRenderedPageBreak/>
+        <w:t>Приложение А</w:t>
+      </w:r>
+      <w:r>
+        <w:br/>
+      </w:r>
+      <w:r>
+        <w:rPr>
+          <w:caps w:val="0"/>
+        </w:rPr>
+        <w:t>(обязательное)</w:t>
+      </w:r>
+      <w:r>
+        <w:rPr>
+          <w:caps w:val="0"/>
+        </w:rPr>
+        <w:br/>
+        <w:t>Листинги программного кода</w:t>
+      </w:r>
+      <w:bookmarkEnd w:id="14"/>
+    </w:p>
+    <w:p>
+      <w:pPr>
+        <w:keepNext/>
+        <w:ind w:firstLine="709"/>
+        <w:jc w:val="both"/>
+      </w:pPr>
+      <w:r>
+        <w:t xml:space="preserve">Листинг А.1 – Файл проекта </w:t>
+      </w:r>
+      <w:r>
+        <w:rPr>
+          <w:i/>
+        </w:rPr>
+        <w:t>Lab1.csproj</w:t>
+      </w:r>
+    </w:p>
+    <w:p>
+      <w:pPr>
+        <w:pStyle w:val="Listing"/>
+      </w:pPr>
+      <w:r>
+        <w:t>&lt;Project Sdk="Microsoft.NET.Sdk"&gt;</w:t>
+      </w:r>
+    </w:p>
+    <w:p>
+      <w:pPr>
+        <w:pStyle w:val="Listing"/>
+      </w:pPr>
+    </w:p>
+    <w:p>
+      <w:pPr>
+        <w:pStyle w:val="Listing"/>
+      </w:pPr>
+      <w:r>
+        <w:t xml:space="preserve">  &lt;PropertyGroup&gt;</w:t>
+      </w:r>
+    </w:p>
+    <w:p>
+      <w:pPr>
+        <w:pStyle w:val="Listing"/>
+      </w:pPr>
+      <w:r>
+        <w:t xml:space="preserve">    &lt;OutputType&gt;Exe&lt;/OutputType&gt;</w:t>
+      </w:r>
+    </w:p>
+    <w:p>
+      <w:pPr>
+        <w:pStyle w:val="Listing"/>
+      </w:pPr>
+      <w:r>
+        <w:t xml:space="preserve">    &lt;TargetFramework&gt;net10.0&lt;/TargetFramework&gt;</w:t>
+      </w:r>
+    </w:p>
+    <w:p>
+      <w:pPr>
+        <w:pStyle w:val="Listing"/>
+      </w:pPr>
+      <w:r>
+        <w:t xml:space="preserve">    &lt;ImplicitUsings&gt;enable&lt;/ImplicitUsings&gt;</w:t>
+      </w:r>
+    </w:p>
+    <w:p>
+      <w:pPr>
+        <w:pStyle w:val="Listing"/>
+      </w:pPr>
+      <w:r>
+        <w:t xml:space="preserve">    &lt;Nullable&gt;enable&lt;/Nullable&gt;</w:t>
+      </w:r>
+    </w:p>
+    <w:p>
+      <w:pPr>
+        <w:pStyle w:val="Listing"/>
+      </w:pPr>
+      <w:r>
+        <w:t xml:space="preserve">    &lt;AllowUnsafeBlocks&gt;true&lt;/AllowUnsafeBlocks&gt;</w:t>
+      </w:r>
+    </w:p>
+    <w:p>
+      <w:pPr>
+        <w:pStyle w:val="Listing"/>
+      </w:pPr>
+      <w:r>
+        <w:t xml:space="preserve">  &lt;/PropertyGroup&gt;</w:t>
+      </w:r>
+    </w:p>
+    <w:p>
+      <w:pPr>
+        <w:pStyle w:val="Listing"/>
+      </w:pPr>
+    </w:p>
+    <w:p>
+      <w:pPr>
+        <w:pStyle w:val="Listing"/>
+      </w:pPr>
+      <w:r>
+        <w:t xml:space="preserve">  &lt;ItemGroup&gt;</w:t>
+      </w:r>
+    </w:p>
+    <w:p>
+      <w:pPr>
+        <w:pStyle w:val="Listing"/>
+      </w:pPr>
+      <w:r>
+        <w:t xml:space="preserve">    &lt;PackageReference Include="BenchmarkDotNet" Version="0.14.0" /&gt;</w:t>
+      </w:r>
+    </w:p>
+    <w:p>
+      <w:pPr>
+        <w:pStyle w:val="Listing"/>
+      </w:pPr>
+      <w:r>
+        <w:t xml:space="preserve">  &lt;/ItemGroup&gt;</w:t>
+      </w:r>
+    </w:p>
+    <w:p>
+      <w:pPr>
+        <w:pStyle w:val="Listing"/>
+      </w:pPr>
+    </w:p>
+    <w:p>
+      <w:pPr>
+        <w:pStyle w:val="Listing"/>
+      </w:pPr>
+      <w:r>
+        <w:t>&lt;/Project&gt;</w:t>
+      </w:r>
+    </w:p>
+    <w:p/>
+    <w:p>
+      <w:pPr>
+        <w:keepNext/>
+        <w:ind w:firstLine="709"/>
+        <w:jc w:val="both"/>
+      </w:pPr>
+      <w:r>
+        <w:t xml:space="preserve">Листинг А.2 – Метод </w:t>
+      </w:r>
+      <w:r>
+        <w:rPr>
+          <w:i/>
+        </w:rPr>
+        <w:t>Multiply</w:t>
+      </w:r>
+    </w:p>
+    <w:p>
+      <w:pPr>
+        <w:pStyle w:val="Listing"/>
+      </w:pPr>
+      <w:r>
+        <w:t>// Задание 1: произведение двух целых чисел</w:t>
+      </w:r>
+    </w:p>
+    <w:p>
+      <w:pPr>
+        <w:pStyle w:val="Listing"/>
+      </w:pPr>
+      <w:r>
+        <w:t>static int Multiply(int a, int b) =&gt; a * b;</w:t>
+      </w:r>
+    </w:p>
+    <w:p/>
+    <w:p>
+      <w:pPr>
+        <w:keepNext/>
+        <w:ind w:firstLine="709"/>
+        <w:jc w:val="both"/>
+      </w:pPr>
+      <w:r>
+        <w:t>Листинг А.3 – Рекурсивный факториал (задание 2.1)</w:t>
+      </w:r>
+    </w:p>
+    <w:p>
+      <w:pPr>
+        <w:pStyle w:val="Listing"/>
+      </w:pPr>
+      <w:r>
+        <w:t>// Задание 2.1: n! рекурсивно</w:t>
+      </w:r>
+    </w:p>
+    <w:p>
+      <w:pPr>
+        <w:pStyle w:val="Listing"/>
+      </w:pPr>
+      <w:r>
+        <w:t>// int Factorial(int n) { if (n &lt;= 1) return 1; return n * Factorial(n - 1); }</w:t>
+      </w:r>
+    </w:p>
+    <w:p>
+      <w:pPr>
+        <w:pStyle w:val="Listing"/>
+      </w:pPr>
+      <w:r>
+        <w:t>public static Func&lt;int, int&gt; CreateRecursiveFactorialMethod()</w:t>
+      </w:r>
+    </w:p>
+    <w:p>
+      <w:pPr>
+        <w:pStyle w:val="Listing"/>
+      </w:pPr>
+      <w:r>
+        <w:t>{</w:t>
+      </w:r>
+    </w:p>
+    <w:p>
+      <w:pPr>
+        <w:pStyle w:val="Listing"/>
+      </w:pPr>
+      <w:r>
+        <w:t xml:space="preserve">    DynamicMethod dynamicMethod = new DynamicMethod(</w:t>
+      </w:r>
+    </w:p>
+    <w:p>
+      <w:pPr>
+        <w:pStyle w:val="Listing"/>
+      </w:pPr>
+      <w:r>
+        <w:t xml:space="preserve">        "RecursiveFactorial",</w:t>
+      </w:r>
+    </w:p>
+    <w:p>
+      <w:pPr>
+        <w:pStyle w:val="Listing"/>
+      </w:pPr>
+      <w:r>
+        <w:t xml:space="preserve">        typeof(int),</w:t>
+      </w:r>
+    </w:p>
+    <w:p>
+      <w:pPr>
+        <w:pStyle w:val="Listing"/>
+      </w:pPr>
+      <w:r>
+        <w:t xml:space="preserve">        new[] { typeof(int) },</w:t>
+      </w:r>
+    </w:p>
+    <w:p>
+      <w:pPr>
+        <w:pStyle w:val="Listing"/>
+      </w:pPr>
+      <w:r>
+        <w:t xml:space="preserve">        typeof(ILGeneratorDemo).Module</w:t>
+      </w:r>
+    </w:p>
+    <w:p>
+      <w:pPr>
+        <w:pStyle w:val="Listing"/>
+      </w:pPr>
+      <w:r>
+        <w:t xml:space="preserve">    );</w:t>
+      </w:r>
+    </w:p>
+    <w:p>
+      <w:pPr>
+        <w:pStyle w:val="Listing"/>
+      </w:pPr>
+    </w:p>
+    <w:p>
+      <w:pPr>
+        <w:pStyle w:val="Listing"/>
+      </w:pPr>
+      <w:r>
+        <w:t xml:space="preserve">    ILGenerator il = dynamicMethod.GetILGenerator();</w:t>
+      </w:r>
+    </w:p>
+    <w:p>
+      <w:pPr>
+        <w:pStyle w:val="Listing"/>
+      </w:pPr>
+    </w:p>
+    <w:p>
+      <w:pPr>
+        <w:pStyle w:val="Listing"/>
+      </w:pPr>
+      <w:r>
+        <w:t xml:space="preserve">    Label recurse = il.DefineLabel();</w:t>
+      </w:r>
+    </w:p>
+    <w:p>
+      <w:pPr>
+        <w:pStyle w:val="Listing"/>
+      </w:pPr>
+    </w:p>
+    <w:p>
+      <w:pPr>
+        <w:pStyle w:val="Listing"/>
+      </w:pPr>
+      <w:r>
+        <w:t xml:space="preserve">    // if (n &gt; 1) goto recurse;</w:t>
+      </w:r>
+    </w:p>
+    <w:p>
+      <w:pPr>
+        <w:pStyle w:val="Listing"/>
+      </w:pPr>
+      <w:r>
+        <w:t xml:space="preserve">    il.Emit(OpCodes.Ldarg_0);</w:t>
+      </w:r>
+    </w:p>
+    <w:p>
+      <w:pPr>
+        <w:pStyle w:val="Listing"/>
+      </w:pPr>
+      <w:r>
+        <w:t xml:space="preserve">    il.Emit(OpCodes.Ldc_I4_1);</w:t>
+      </w:r>
+    </w:p>
+    <w:p>
+      <w:pPr>
+        <w:pStyle w:val="Listing"/>
+      </w:pPr>
+      <w:r>
+        <w:t xml:space="preserve">    il.Emit(OpCodes.Bgt, recurse);</w:t>
+      </w:r>
+    </w:p>
+    <w:p>
+      <w:pPr>
+        <w:pStyle w:val="Listing"/>
+      </w:pPr>
+    </w:p>
+    <w:p>
+      <w:pPr>
+        <w:pStyle w:val="Listing"/>
+      </w:pPr>
+      <w:r>
+        <w:t xml:space="preserve">    // return 1;</w:t>
+      </w:r>
+    </w:p>
+    <w:p>
+      <w:pPr>
+        <w:pStyle w:val="Listing"/>
+      </w:pPr>
+      <w:r>
+        <w:t xml:space="preserve">    il.Emit(OpCodes.Ldc_I4_1);</w:t>
+      </w:r>
+    </w:p>
+    <w:p>
+      <w:pPr>
+        <w:pStyle w:val="Listing"/>
+      </w:pPr>
+      <w:r>
+        <w:t xml:space="preserve">    il.Emit(OpCodes.Ret);</w:t>
+      </w:r>
+    </w:p>
+    <w:p>
+      <w:pPr>
+        <w:pStyle w:val="Listing"/>
+      </w:pPr>
+    </w:p>
+    <w:p>
+      <w:pPr>
+        <w:pStyle w:val="Listing"/>
+      </w:pPr>
+      <w:r>
+        <w:lastRenderedPageBreak/>
+        <w:t xml:space="preserve">    // recurse: return n * Factorial(n - 1);</w:t>
+      </w:r>
+    </w:p>
+    <w:p>
+      <w:pPr>
+        <w:pStyle w:val="Listing"/>
+      </w:pPr>
+      <w:r>
+        <w:t xml:space="preserve">    il.MarkLabel(recurse);</w:t>
+      </w:r>
+    </w:p>
+    <w:p>
+      <w:pPr>
+        <w:pStyle w:val="Listing"/>
+      </w:pPr>
+      <w:r>
+        <w:t xml:space="preserve">    il.Emit(OpCodes.Ldarg_0);</w:t>
+      </w:r>
+    </w:p>
+    <w:p>
+      <w:pPr>
+        <w:pStyle w:val="Listing"/>
+      </w:pPr>
+      <w:r>
+        <w:t xml:space="preserve">    il.Emit(OpCodes.Ldarg_0);</w:t>
+      </w:r>
+    </w:p>
+    <w:p>
+      <w:pPr>
+        <w:pStyle w:val="Listing"/>
+      </w:pPr>
+      <w:r>
+        <w:t xml:space="preserve">    il.Emit(OpCodes.Ldc_I4_1);</w:t>
+      </w:r>
+    </w:p>
+    <w:p>
+      <w:pPr>
+        <w:pStyle w:val="Listing"/>
+      </w:pPr>
+      <w:r>
+        <w:t xml:space="preserve">    il.Emit(OpCodes.Sub);</w:t>
+      </w:r>
+    </w:p>
+    <w:p>
+      <w:pPr>
+        <w:pStyle w:val="Listing"/>
+      </w:pPr>
+      <w:r>
+        <w:t xml:space="preserve">    il.Emit(OpCodes.Call, dynamicMethod);   // рекурсивный вызов самого метода</w:t>
+      </w:r>
+    </w:p>
+    <w:p>
+      <w:pPr>
+        <w:pStyle w:val="Listing"/>
+      </w:pPr>
+      <w:r>
+        <w:t xml:space="preserve">    il.Emit(OpCodes.Mul);</w:t>
+      </w:r>
+    </w:p>
+    <w:p>
+      <w:pPr>
+        <w:pStyle w:val="Listing"/>
+      </w:pPr>
+      <w:r>
+        <w:t xml:space="preserve">    il.Emit(OpCodes.Ret);</w:t>
+      </w:r>
+    </w:p>
+    <w:p>
+      <w:pPr>
+        <w:pStyle w:val="Listing"/>
+      </w:pPr>
+    </w:p>
+    <w:p>
+      <w:pPr>
+        <w:pStyle w:val="Listing"/>
+      </w:pPr>
+      <w:r>
+        <w:t xml:space="preserve">    return (Func&lt;int, int&gt;)dynamicMethod.CreateDelegate(typeof(Func&lt;int, int&gt;));</w:t>
+      </w:r>
+    </w:p>
+    <w:p>
+      <w:pPr>
+        <w:pStyle w:val="Listing"/>
+      </w:pPr>
+      <w:r>
+        <w:t>}</w:t>
+      </w:r>
+    </w:p>
+    <w:p/>
+    <w:p>
+      <w:pPr>
+        <w:keepNext/>
+        <w:ind w:firstLine="709"/>
+        <w:jc w:val="both"/>
+      </w:pPr>
+      <w:r>
+        <w:t>Листинг А.4 – Максимум из трех чисел (задание 2.2)</w:t>
+      </w:r>
+    </w:p>
+    <w:p>
+      <w:pPr>
+        <w:pStyle w:val="Listing"/>
+      </w:pPr>
+      <w:r>
+        <w:t>// Задание 2.2: максимум из трёх чисел</w:t>
+      </w:r>
+    </w:p>
+    <w:p>
+      <w:pPr>
+        <w:pStyle w:val="Listing"/>
+      </w:pPr>
+      <w:r>
+        <w:t>// int Max(int a, int b, int c) { int max = a; if (b &gt; max) max = b; if (c &gt; max) max = c; return max; }</w:t>
+      </w:r>
+    </w:p>
+    <w:p>
+      <w:pPr>
+        <w:pStyle w:val="Listing"/>
+      </w:pPr>
+      <w:r>
+        <w:t>public static Func&lt;int, int, int, int&gt; CreateMaxOfThreeMethod()</w:t>
+      </w:r>
+    </w:p>
+    <w:p>
+      <w:pPr>
+        <w:pStyle w:val="Listing"/>
+      </w:pPr>
+      <w:r>
+        <w:t>{</w:t>
+      </w:r>
+    </w:p>
+    <w:p>
+      <w:pPr>
+        <w:pStyle w:val="Listing"/>
+      </w:pPr>
+      <w:r>
+        <w:t xml:space="preserve">    DynamicMethod dynamicMethod = new DynamicMethod(</w:t>
+      </w:r>
+    </w:p>
+    <w:p>
+      <w:pPr>
+        <w:pStyle w:val="Listing"/>
+      </w:pPr>
+      <w:r>
+        <w:t xml:space="preserve">        "DynamicMax",</w:t>
+      </w:r>
+    </w:p>
+    <w:p>
+      <w:pPr>
+        <w:pStyle w:val="Listing"/>
+      </w:pPr>
+      <w:r>
+        <w:t xml:space="preserve">        typeof(int),</w:t>
+      </w:r>
+    </w:p>
+    <w:p>
+      <w:pPr>
+        <w:pStyle w:val="Listing"/>
+      </w:pPr>
+      <w:r>
+        <w:t xml:space="preserve">        new[] { typeof(int), typeof(int), typeof(int) },</w:t>
+      </w:r>
+    </w:p>
+    <w:p>
+      <w:pPr>
+        <w:pStyle w:val="Listing"/>
+      </w:pPr>
+      <w:r>
+        <w:t xml:space="preserve">        typeof(ILGeneratorDemo).Module</w:t>
+      </w:r>
+    </w:p>
+    <w:p>
+      <w:pPr>
+        <w:pStyle w:val="Listing"/>
+      </w:pPr>
+      <w:r>
+        <w:t xml:space="preserve">    );</w:t>
+      </w:r>
+    </w:p>
+    <w:p>
+      <w:pPr>
+        <w:pStyle w:val="Listing"/>
+      </w:pPr>
+    </w:p>
+    <w:p>
+      <w:pPr>
+        <w:pStyle w:val="Listing"/>
+      </w:pPr>
+      <w:r>
+        <w:t xml:space="preserve">    ILGenerator il = dynamicMethod.GetILGenerator();</w:t>
+      </w:r>
+    </w:p>
+    <w:p>
+      <w:pPr>
+        <w:pStyle w:val="Listing"/>
+      </w:pPr>
+    </w:p>
+    <w:p>
+      <w:pPr>
+        <w:pStyle w:val="Listing"/>
+      </w:pPr>
+      <w:r>
+        <w:t xml:space="preserve">    Label skipB = il.DefineLabel();</w:t>
+      </w:r>
+    </w:p>
+    <w:p>
+      <w:pPr>
+        <w:pStyle w:val="Listing"/>
+      </w:pPr>
+      <w:r>
+        <w:t xml:space="preserve">    Label skipC = il.DefineLabel();</w:t>
+      </w:r>
+    </w:p>
+    <w:p>
+      <w:pPr>
+        <w:pStyle w:val="Listing"/>
+      </w:pPr>
+    </w:p>
+    <w:p>
+      <w:pPr>
+        <w:pStyle w:val="Listing"/>
+      </w:pPr>
+      <w:r>
+        <w:t xml:space="preserve">    il.DeclareLocal(typeof(int)); // max</w:t>
+      </w:r>
+    </w:p>
+    <w:p>
+      <w:pPr>
+        <w:pStyle w:val="Listing"/>
+      </w:pPr>
+    </w:p>
+    <w:p>
+      <w:pPr>
+        <w:pStyle w:val="Listing"/>
+      </w:pPr>
+      <w:r>
+        <w:t xml:space="preserve">    // max = a;</w:t>
+      </w:r>
+    </w:p>
+    <w:p>
+      <w:pPr>
+        <w:pStyle w:val="Listing"/>
+      </w:pPr>
+      <w:r>
+        <w:t xml:space="preserve">    il.Emit(OpCodes.Ldarg_0);</w:t>
+      </w:r>
+    </w:p>
+    <w:p>
+      <w:pPr>
+        <w:pStyle w:val="Listing"/>
+      </w:pPr>
+      <w:r>
+        <w:t xml:space="preserve">    il.Emit(OpCodes.Stloc_0);</w:t>
+      </w:r>
+    </w:p>
+    <w:p>
+      <w:pPr>
+        <w:pStyle w:val="Listing"/>
+      </w:pPr>
+    </w:p>
+    <w:p>
+      <w:pPr>
+        <w:pStyle w:val="Listing"/>
+      </w:pPr>
+      <w:r>
+        <w:t xml:space="preserve">    // if (b &lt;= max) goto skipB; max = b;</w:t>
+      </w:r>
+    </w:p>
+    <w:p>
+      <w:pPr>
+        <w:pStyle w:val="Listing"/>
+      </w:pPr>
+      <w:r>
+        <w:t xml:space="preserve">    il.Emit(OpCodes.Ldarg_1);</w:t>
+      </w:r>
+    </w:p>
+    <w:p>
+      <w:pPr>
+        <w:pStyle w:val="Listing"/>
+      </w:pPr>
+      <w:r>
+        <w:t xml:space="preserve">    il.Emit(OpCodes.Ldloc_0);</w:t>
+      </w:r>
+    </w:p>
+    <w:p>
+      <w:pPr>
+        <w:pStyle w:val="Listing"/>
+      </w:pPr>
+      <w:r>
+        <w:t xml:space="preserve">    il.Emit(OpCodes.Ble, skipB);</w:t>
+      </w:r>
+    </w:p>
+    <w:p>
+      <w:pPr>
+        <w:pStyle w:val="Listing"/>
+      </w:pPr>
+      <w:r>
+        <w:t xml:space="preserve">    il.Emit(OpCodes.Ldarg_1);</w:t>
+      </w:r>
+    </w:p>
+    <w:p>
+      <w:pPr>
+        <w:pStyle w:val="Listing"/>
+      </w:pPr>
+      <w:r>
+        <w:t xml:space="preserve">    il.Emit(OpCodes.Stloc_0);</w:t>
+      </w:r>
+    </w:p>
+    <w:p>
+      <w:pPr>
+        <w:pStyle w:val="Listing"/>
+      </w:pPr>
+      <w:r>
+        <w:t xml:space="preserve">    il.MarkLabel(skipB);</w:t>
+      </w:r>
+    </w:p>
+    <w:p>
+      <w:pPr>
+        <w:pStyle w:val="Listing"/>
+      </w:pPr>
+    </w:p>
+    <w:p>
+      <w:pPr>
+        <w:pStyle w:val="Listing"/>
+      </w:pPr>
+      <w:r>
+        <w:t xml:space="preserve">    // if (c &lt;= max) goto skipC; max = c;</w:t>
+      </w:r>
+    </w:p>
+    <w:p>
+      <w:pPr>
+        <w:pStyle w:val="Listing"/>
+      </w:pPr>
+      <w:r>
+        <w:t xml:space="preserve">    il.Emit(OpCodes.Ldarg_2);</w:t>
+      </w:r>
+    </w:p>
+    <w:p>
+      <w:pPr>
+        <w:pStyle w:val="Listing"/>
+      </w:pPr>
+      <w:r>
+        <w:t xml:space="preserve">    il.Emit(OpCodes.Ldloc_0);</w:t>
+      </w:r>
+    </w:p>
+    <w:p>
+      <w:pPr>
+        <w:pStyle w:val="Listing"/>
+      </w:pPr>
+      <w:r>
+        <w:t xml:space="preserve">    il.Emit(OpCodes.Ble, skipC);</w:t>
+      </w:r>
+    </w:p>
+    <w:p>
+      <w:pPr>
+        <w:pStyle w:val="Listing"/>
+      </w:pPr>
+      <w:r>
+        <w:t xml:space="preserve">    il.Emit(OpCodes.Ldarg_2);</w:t>
+      </w:r>
+    </w:p>
+    <w:p>
+      <w:pPr>
+        <w:pStyle w:val="Listing"/>
+      </w:pPr>
+      <w:r>
+        <w:t xml:space="preserve">    il.Emit(OpCodes.Stloc_0);</w:t>
+      </w:r>
+    </w:p>
+    <w:p>
+      <w:pPr>
+        <w:pStyle w:val="Listing"/>
+      </w:pPr>
+      <w:r>
+        <w:t xml:space="preserve">    il.MarkLabel(skipC);</w:t>
+      </w:r>
+    </w:p>
+    <w:p>
+      <w:pPr>
+        <w:pStyle w:val="Listing"/>
+      </w:pPr>
+    </w:p>
+    <w:p>
+      <w:pPr>
+        <w:pStyle w:val="Listing"/>
+      </w:pPr>
+      <w:r>
+        <w:t xml:space="preserve">    // return max;</w:t>
+      </w:r>
+    </w:p>
+    <w:p>
+      <w:pPr>
+        <w:pStyle w:val="Listing"/>
+      </w:pPr>
+      <w:r>
+        <w:t xml:space="preserve">    il.Emit(OpCodes.Ldloc_0);</w:t>
+      </w:r>
+    </w:p>
+    <w:p>
+      <w:pPr>
+        <w:pStyle w:val="Listing"/>
+      </w:pPr>
+      <w:r>
+        <w:t xml:space="preserve">    il.Emit(OpCodes.Ret);</w:t>
+      </w:r>
+    </w:p>
+    <w:p>
+      <w:pPr>
+        <w:pStyle w:val="Listing"/>
+      </w:pPr>
+    </w:p>
+    <w:p>
+      <w:pPr>
+        <w:pStyle w:val="Listing"/>
+      </w:pPr>
+      <w:r>
+        <w:t xml:space="preserve">    return (Func&lt;int, int, int, int&gt;)dynamicMethod.CreateDelegate(typeof(Func&lt;int, int, int, int&gt;));</w:t>
+      </w:r>
+    </w:p>
+    <w:p>
+      <w:pPr>
+        <w:pStyle w:val="Listing"/>
+      </w:pPr>
+      <w:r>
+        <w:t>}</w:t>
+      </w:r>
+    </w:p>
+    <w:p/>
+    <w:p>
+      <w:pPr>
+        <w:keepNext/>
+        <w:ind w:firstLine="709"/>
+        <w:jc w:val="both"/>
+      </w:pPr>
+      <w:r>
+        <w:t>Листинг А.5 – Анализатор факториала</w:t>
+      </w:r>
+    </w:p>
+    <w:p>
+      <w:pPr>
+        <w:pStyle w:val="Listing"/>
+      </w:pPr>
+      <w:r>
+        <w:t>[MemoryDiagnoser]</w:t>
+      </w:r>
+    </w:p>
+    <w:p>
+      <w:pPr>
+        <w:pStyle w:val="Listing"/>
+      </w:pPr>
+      <w:r>
+        <w:t>[ShortRunJob]</w:t>
+      </w:r>
+    </w:p>
+    <w:p>
+      <w:pPr>
+        <w:pStyle w:val="Listing"/>
+      </w:pPr>
+      <w:r>
+        <w:t>public class FactorialAnalyzer</w:t>
+      </w:r>
+    </w:p>
+    <w:p>
+      <w:pPr>
+        <w:pStyle w:val="Listing"/>
+      </w:pPr>
+      <w:r>
+        <w:t>{</w:t>
+      </w:r>
+    </w:p>
+    <w:p>
+      <w:pPr>
+        <w:pStyle w:val="Listing"/>
+      </w:pPr>
+      <w:r>
+        <w:t xml:space="preserve">    private Func&lt;int, int&gt; _dynamicFactorial = null!;</w:t>
+      </w:r>
+    </w:p>
+    <w:p>
+      <w:pPr>
+        <w:pStyle w:val="Listing"/>
+      </w:pPr>
+      <w:r>
+        <w:t xml:space="preserve">    private Func&lt;int, int&gt; _dynamicRecursiveFactorial = null!;</w:t>
+      </w:r>
+    </w:p>
+    <w:p>
+      <w:pPr>
+        <w:pStyle w:val="Listing"/>
+      </w:pPr>
+      <w:r>
+        <w:t xml:space="preserve">    private int _n = 10;</w:t>
+      </w:r>
+    </w:p>
+    <w:p>
+      <w:pPr>
+        <w:pStyle w:val="Listing"/>
+      </w:pPr>
+    </w:p>
+    <w:p>
+      <w:pPr>
+        <w:pStyle w:val="Listing"/>
+      </w:pPr>
+      <w:r>
+        <w:t xml:space="preserve">    [GlobalSetup]</w:t>
+      </w:r>
+    </w:p>
+    <w:p>
+      <w:pPr>
+        <w:pStyle w:val="Listing"/>
+      </w:pPr>
+      <w:r>
+        <w:t xml:space="preserve">    public void Setup()</w:t>
+      </w:r>
+    </w:p>
+    <w:p>
+      <w:pPr>
+        <w:pStyle w:val="Listing"/>
+      </w:pPr>
+      <w:r>
+        <w:t xml:space="preserve">    {</w:t>
+      </w:r>
+    </w:p>
+    <w:p>
+      <w:pPr>
+        <w:pStyle w:val="Listing"/>
+      </w:pPr>
+      <w:r>
+        <w:t xml:space="preserve">        _dynamicFactorial = ILGeneratorDemo.CreateFactorialMethod();</w:t>
+      </w:r>
+    </w:p>
+    <w:p>
+      <w:pPr>
+        <w:pStyle w:val="Listing"/>
+      </w:pPr>
+      <w:r>
+        <w:t xml:space="preserve">        _dynamicRecursiveFactorial = ILGeneratorDemo.CreateRecursiveFactorialMethod();</w:t>
+      </w:r>
+    </w:p>
+    <w:p>
+      <w:pPr>
+        <w:pStyle w:val="Listing"/>
+      </w:pPr>
+      <w:r>
+        <w:t xml:space="preserve">    }</w:t>
+      </w:r>
+    </w:p>
+    <w:p>
+      <w:pPr>
+        <w:pStyle w:val="Listing"/>
+      </w:pPr>
+    </w:p>
+    <w:p>
+      <w:pPr>
+        <w:pStyle w:val="Listing"/>
+      </w:pPr>
+      <w:r>
+        <w:t xml:space="preserve">    [Benchmark(Baseline = true)]</w:t>
+      </w:r>
+    </w:p>
+    <w:p>
+      <w:pPr>
+        <w:pStyle w:val="Listing"/>
+      </w:pPr>
+      <w:r>
+        <w:t xml:space="preserve">    public int CSharpRecursive() =&gt; Factorial(_n);</w:t>
+      </w:r>
+    </w:p>
+    <w:p>
+      <w:pPr>
+        <w:pStyle w:val="Listing"/>
+      </w:pPr>
+    </w:p>
+    <w:p>
+      <w:pPr>
+        <w:pStyle w:val="Listing"/>
+      </w:pPr>
+      <w:r>
+        <w:t xml:space="preserve">    [Benchmark]</w:t>
+      </w:r>
+    </w:p>
+    <w:p>
+      <w:pPr>
+        <w:pStyle w:val="Listing"/>
+      </w:pPr>
+      <w:r>
+        <w:t xml:space="preserve">    public int DynamicLoop() =&gt; _dynamicFactorial(_n);</w:t>
+      </w:r>
+    </w:p>
+    <w:p>
+      <w:pPr>
+        <w:pStyle w:val="Listing"/>
+      </w:pPr>
+    </w:p>
+    <w:p>
+      <w:pPr>
+        <w:pStyle w:val="Listing"/>
+      </w:pPr>
+      <w:r>
+        <w:t xml:space="preserve">    [Benchmark]</w:t>
+      </w:r>
+    </w:p>
+    <w:p>
+      <w:pPr>
+        <w:pStyle w:val="Listing"/>
+      </w:pPr>
+      <w:r>
+        <w:t xml:space="preserve">    public int DynamicRecursive() =&gt; _dynamicRecursiveFactorial(_n);</w:t>
+      </w:r>
+    </w:p>
+    <w:p>
+      <w:pPr>
+        <w:pStyle w:val="Listing"/>
+      </w:pPr>
+    </w:p>
+    <w:p>
+      <w:pPr>
+        <w:pStyle w:val="Listing"/>
+      </w:pPr>
+      <w:r>
+        <w:t xml:space="preserve">    private static int Factorial(int n) =&gt; n &lt;= 1 ? 1 : n * Factorial(n - 1);</w:t>
+      </w:r>
+    </w:p>
+    <w:p>
+      <w:pPr>
+        <w:pStyle w:val="Listing"/>
+      </w:pPr>
+      <w:r>
+        <w:t>}</w:t>
+      </w:r>
+    </w:p>
+    <w:p/>
+    <w:p>
+      <w:pPr>
+        <w:keepNext/>
+        <w:ind w:firstLine="709"/>
+        <w:jc w:val="both"/>
+      </w:pPr>
+      <w:r>
+        <w:t>Листинг А.6 – Задание 4.1</w:t>
+      </w:r>
+    </w:p>
+    <w:p>
+      <w:pPr>
+        <w:pStyle w:val="Listing"/>
+      </w:pPr>
+      <w:r>
+        <w:t>// Задание 4.1: сложение элементов массива из 10000 целых чисел</w:t>
+      </w:r>
+    </w:p>
+    <w:p>
+      <w:pPr>
+        <w:pStyle w:val="Listing"/>
+      </w:pPr>
+      <w:r>
+        <w:t>// Первый вызов включает JIT-компиляцию метода, последующие выполняют уже скомпилированный код</w:t>
+      </w:r>
+    </w:p>
+    <w:p>
+      <w:pPr>
+        <w:pStyle w:val="Listing"/>
+      </w:pPr>
+      <w:r>
+        <w:t>static void ArraySumTask()</w:t>
+      </w:r>
+    </w:p>
+    <w:p>
+      <w:pPr>
+        <w:pStyle w:val="Listing"/>
+      </w:pPr>
+      <w:r>
+        <w:t>{</w:t>
+      </w:r>
+    </w:p>
+    <w:p>
+      <w:pPr>
+        <w:pStyle w:val="Listing"/>
+      </w:pPr>
+      <w:r>
+        <w:t xml:space="preserve">    Console.WriteLine("\n=== Задание 4.1: сумма элементов массива (10000 элементов) ===\n");</w:t>
+      </w:r>
+    </w:p>
+    <w:p>
+      <w:pPr>
+        <w:pStyle w:val="Listing"/>
+      </w:pPr>
+    </w:p>
+    <w:p>
+      <w:pPr>
+        <w:pStyle w:val="Listing"/>
+      </w:pPr>
+      <w:r>
+        <w:t xml:space="preserve">    int[] array = new int[10000];</w:t>
+      </w:r>
+    </w:p>
+    <w:p>
+      <w:pPr>
+        <w:pStyle w:val="Listing"/>
+      </w:pPr>
+      <w:r>
+        <w:t xml:space="preserve">    for (int i = 0; i &lt; array.Length; i++)</w:t>
+      </w:r>
+    </w:p>
+    <w:p>
+      <w:pPr>
+        <w:pStyle w:val="Listing"/>
+      </w:pPr>
+      <w:r>
+        <w:t xml:space="preserve">        array[i] = i;</w:t>
+      </w:r>
+    </w:p>
+    <w:p>
+      <w:pPr>
+        <w:pStyle w:val="Listing"/>
+      </w:pPr>
+    </w:p>
+    <w:p>
+      <w:pPr>
+        <w:pStyle w:val="Listing"/>
+      </w:pPr>
+      <w:r>
+        <w:t xml:space="preserve">    // Первый вызов: JIT-компиляция + выполнение</w:t>
+      </w:r>
+    </w:p>
+    <w:p>
+      <w:pPr>
+        <w:pStyle w:val="Listing"/>
+      </w:pPr>
+      <w:r>
+        <w:lastRenderedPageBreak/>
+        <w:t xml:space="preserve">    long start = Stopwatch.GetTimestamp();</w:t>
+      </w:r>
+    </w:p>
+    <w:p>
+      <w:pPr>
+        <w:pStyle w:val="Listing"/>
+      </w:pPr>
+      <w:r>
+        <w:t xml:space="preserve">    long result = SumArray(array);</w:t>
+      </w:r>
+    </w:p>
+    <w:p>
+      <w:pPr>
+        <w:pStyle w:val="Listing"/>
+      </w:pPr>
+      <w:r>
+        <w:t xml:space="preserve">    long firstCall = Stopwatch.GetTimestamp() - start;</w:t>
+      </w:r>
+    </w:p>
+    <w:p>
+      <w:pPr>
+        <w:pStyle w:val="Listing"/>
+      </w:pPr>
+      <w:r>
+        <w:t xml:space="preserve">    Console.WriteLine($"Сумма = {result}");</w:t>
+      </w:r>
+    </w:p>
+    <w:p>
+      <w:pPr>
+        <w:pStyle w:val="Listing"/>
+      </w:pPr>
+      <w:r>
+        <w:t xml:space="preserve">    Console.WriteLine($"Первый вызов (с JIT-компиляцией): {firstCall * 1_000_000.0 / Stopwatch.Frequency:F1} мкс");</w:t>
+      </w:r>
+    </w:p>
+    <w:p>
+      <w:pPr>
+        <w:pStyle w:val="Listing"/>
+      </w:pPr>
+    </w:p>
+    <w:p>
+      <w:pPr>
+        <w:pStyle w:val="Listing"/>
+      </w:pPr>
+      <w:r>
+        <w:t xml:space="preserve">    // Повторные вызовы: метод уже скомпилирован</w:t>
+      </w:r>
+    </w:p>
+    <w:p>
+      <w:pPr>
+        <w:pStyle w:val="Listing"/>
+      </w:pPr>
+      <w:r>
+        <w:t xml:space="preserve">    const int calls = 1000;</w:t>
+      </w:r>
+    </w:p>
+    <w:p>
+      <w:pPr>
+        <w:pStyle w:val="Listing"/>
+      </w:pPr>
+      <w:r>
+        <w:t xml:space="preserve">    start = Stopwatch.GetTimestamp();</w:t>
+      </w:r>
+    </w:p>
+    <w:p>
+      <w:pPr>
+        <w:pStyle w:val="Listing"/>
+      </w:pPr>
+      <w:r>
+        <w:t xml:space="preserve">    for (int i = 0; i &lt; calls; i++)</w:t>
+      </w:r>
+    </w:p>
+    <w:p>
+      <w:pPr>
+        <w:pStyle w:val="Listing"/>
+      </w:pPr>
+      <w:r>
+        <w:t xml:space="preserve">        SumArray(array);</w:t>
+      </w:r>
+    </w:p>
+    <w:p>
+      <w:pPr>
+        <w:pStyle w:val="Listing"/>
+      </w:pPr>
+      <w:r>
+        <w:t xml:space="preserve">    long repeated = Stopwatch.GetTimestamp() - start;</w:t>
+      </w:r>
+    </w:p>
+    <w:p>
+      <w:pPr>
+        <w:pStyle w:val="Listing"/>
+      </w:pPr>
+      <w:r>
+        <w:t xml:space="preserve">    Console.WriteLine($"Повторный вызов (без JIT-компиляции): {repeated * 1_000_000.0 / Stopwatch.Frequency / calls:F1} мкс");</w:t>
+      </w:r>
+    </w:p>
+    <w:p>
+      <w:pPr>
+        <w:pStyle w:val="Listing"/>
+      </w:pPr>
+      <w:r>
+        <w:t>}</w:t>
+      </w:r>
+    </w:p>
+    <w:p>
+      <w:pPr>
+        <w:pStyle w:val="Listing"/>
+      </w:pPr>
+    </w:p>
+    <w:p>
+      <w:pPr>
+        <w:pStyle w:val="Listing"/>
+      </w:pPr>
+      <w:r>
+        <w:t>[MethodImpl(MethodImplOptions.NoInlining)]</w:t>
+      </w:r>
+    </w:p>
+    <w:p>
+      <w:pPr>
+        <w:pStyle w:val="Listing"/>
+      </w:pPr>
+      <w:r>
+        <w:t>static long SumArray(int[] array)</w:t>
+      </w:r>
+    </w:p>
+    <w:p>
+      <w:pPr>
+        <w:pStyle w:val="Listing"/>
+      </w:pPr>
+      <w:r>
+        <w:t>{</w:t>
+      </w:r>
+    </w:p>
+    <w:p>
+      <w:pPr>
+        <w:pStyle w:val="Listing"/>
+      </w:pPr>
+      <w:r>
+        <w:t xml:space="preserve">    long sum = 0;</w:t>
+      </w:r>
+    </w:p>
+    <w:p>
+      <w:pPr>
+        <w:pStyle w:val="Listing"/>
+      </w:pPr>
+      <w:r>
+        <w:t xml:space="preserve">    for (int i = 0; i &lt; array.Length; i++)</w:t>
+      </w:r>
+    </w:p>
+    <w:p>
+      <w:pPr>
+        <w:pStyle w:val="Listing"/>
+      </w:pPr>
+      <w:r>
+        <w:t xml:space="preserve">        sum += array[i];</w:t>
+      </w:r>
+    </w:p>
+    <w:p>
+      <w:pPr>
+        <w:pStyle w:val="Listing"/>
+      </w:pPr>
+      <w:r>
+        <w:t xml:space="preserve">    return sum;</w:t>
+      </w:r>
+    </w:p>
+    <w:p>
+      <w:pPr>
+        <w:pStyle w:val="Listing"/>
+      </w:pPr>
+      <w:r>
+        <w:t>}</w:t>
+      </w:r>
+    </w:p>
+    <w:p/>
     <w:sectPr>
       <w:headerReference w:type="default" r:id="rId16"/>
       <w:footerReference w:type="default" r:id="rId17"/>
@@ -5619,31 +5600,31 @@
       </w:rPr>
     </w:lvl>
   </w:abstractNum>
-  <w:num w:numId="1" w16cid:durableId="922639867">
+  <w:num w:numId="1" w16cid:durableId="719137034">
     <w:abstractNumId w:val="8"/>
   </w:num>
-  <w:num w:numId="2" w16cid:durableId="1441799390">
+  <w:num w:numId="2" w16cid:durableId="273485407">
     <w:abstractNumId w:val="6"/>
   </w:num>
-  <w:num w:numId="3" w16cid:durableId="1836527674">
+  <w:num w:numId="3" w16cid:durableId="852034999">
     <w:abstractNumId w:val="5"/>
   </w:num>
-  <w:num w:numId="4" w16cid:durableId="714307654">
+  <w:num w:numId="4" w16cid:durableId="19935194">
     <w:abstractNumId w:val="4"/>
   </w:num>
-  <w:num w:numId="5" w16cid:durableId="655258150">
+  <w:num w:numId="5" w16cid:durableId="233321517">
     <w:abstractNumId w:val="7"/>
   </w:num>
-  <w:num w:numId="6" w16cid:durableId="501164684">
+  <w:num w:numId="6" w16cid:durableId="904998918">
     <w:abstractNumId w:val="3"/>
   </w:num>
-  <w:num w:numId="7" w16cid:durableId="198709755">
+  <w:num w:numId="7" w16cid:durableId="1154831531">
     <w:abstractNumId w:val="2"/>
   </w:num>
-  <w:num w:numId="8" w16cid:durableId="1905214490">
+  <w:num w:numId="8" w16cid:durableId="1171067865">
     <w:abstractNumId w:val="1"/>
   </w:num>
-  <w:num w:numId="9" w16cid:durableId="1134523540">
+  <w:num w:numId="9" w16cid:durableId="618686229">
     <w:abstractNumId w:val="0"/>
   </w:num>
 </w:numbering>
@@ -6065,6 +6046,7 @@
       <w:rFonts w:asciiTheme="majorHAnsi" w:eastAsiaTheme="majorEastAsia" w:hAnsiTheme="majorHAnsi" w:cstheme="majorBidi"/>
       <w:b/>
       <w:bCs/>
+      <w:caps/>
       <w:szCs w:val="28"/>
     </w:rPr>
   </w:style>
@@ -17049,7 +17031,7 @@
     <w:autoRedefine/>
     <w:uiPriority w:val="39"/>
     <w:unhideWhenUsed/>
-    <w:rsid w:val="00240C34"/>
+    <w:rsid w:val="00810637"/>
     <w:pPr>
       <w:spacing w:after="100"/>
     </w:pPr>
@@ -17061,7 +17043,7 @@
     <w:autoRedefine/>
     <w:uiPriority w:val="39"/>
     <w:unhideWhenUsed/>
-    <w:rsid w:val="00240C34"/>
+    <w:rsid w:val="00810637"/>
     <w:pPr>
       <w:spacing w:after="100"/>
       <w:ind w:left="280"/>
@@ -17072,7 +17054,7 @@
     <w:basedOn w:val="a2"/>
     <w:uiPriority w:val="99"/>
     <w:unhideWhenUsed/>
-    <w:rsid w:val="00240C34"/>
+    <w:rsid w:val="00810637"/>
     <w:rPr>
       <w:color w:val="0000FF" w:themeColor="hyperlink"/>
       <w:u w:val="single"/>

--- a/report/Отчет_ЛР1.docx
+++ b/report/Отчет_ЛР1.docx
@@ -297,13 +297,13 @@
       <w:r>
         <w:fldChar w:fldCharType="separate"/>
       </w:r>
-      <w:hyperlink w:anchor="_Toc242612920" w:history="1">
+      <w:hyperlink w:anchor="_Toc242646986" w:history="1">
         <w:r>
           <w:rPr>
             <w:rStyle w:val="aff8"/>
             <w:noProof/>
           </w:rPr>
-          <w:t>1 Цель работы</w:t>
+          <w:t>1 ЦЕЛЬ РАБОТЫ</w:t>
         </w:r>
         <w:r>
           <w:rPr>
@@ -324,7 +324,7 @@
             <w:noProof/>
             <w:webHidden/>
           </w:rPr>
-          <w:instrText xml:space="preserve"> PAGEREF _Toc242612920 \h </w:instrText>
+          <w:instrText xml:space="preserve"> PAGEREF _Toc242646986 \h </w:instrText>
         </w:r>
         <w:r>
           <w:rPr>
@@ -370,13 +370,13 @@
           <w14:ligatures w14:val="standardContextual"/>
         </w:rPr>
       </w:pPr>
-      <w:hyperlink w:anchor="_Toc242612921" w:history="1">
+      <w:hyperlink w:anchor="_Toc242646987" w:history="1">
         <w:r>
           <w:rPr>
             <w:rStyle w:val="aff8"/>
             <w:noProof/>
           </w:rPr>
-          <w:t>2 Ход работы</w:t>
+          <w:t>2 ХОД РАБОТЫ</w:t>
         </w:r>
         <w:r>
           <w:rPr>
@@ -397,7 +397,7 @@
             <w:noProof/>
             <w:webHidden/>
           </w:rPr>
-          <w:instrText xml:space="preserve"> PAGEREF _Toc242612921 \h </w:instrText>
+          <w:instrText xml:space="preserve"> PAGEREF _Toc242646987 \h </w:instrText>
         </w:r>
         <w:r>
           <w:rPr>
@@ -443,7 +443,7 @@
           <w14:ligatures w14:val="standardContextual"/>
         </w:rPr>
       </w:pPr>
-      <w:hyperlink w:anchor="_Toc242612922" w:history="1">
+      <w:hyperlink w:anchor="_Toc242646988" w:history="1">
         <w:r>
           <w:rPr>
             <w:rStyle w:val="aff8"/>
@@ -470,7 +470,7 @@
             <w:noProof/>
             <w:webHidden/>
           </w:rPr>
-          <w:instrText xml:space="preserve"> PAGEREF _Toc242612922 \h </w:instrText>
+          <w:instrText xml:space="preserve"> PAGEREF _Toc242646988 \h </w:instrText>
         </w:r>
         <w:r>
           <w:rPr>
@@ -516,7 +516,7 @@
           <w14:ligatures w14:val="standardContextual"/>
         </w:rPr>
       </w:pPr>
-      <w:hyperlink w:anchor="_Toc242612923" w:history="1">
+      <w:hyperlink w:anchor="_Toc242646989" w:history="1">
         <w:r>
           <w:rPr>
             <w:rStyle w:val="aff8"/>
@@ -543,7 +543,7 @@
             <w:noProof/>
             <w:webHidden/>
           </w:rPr>
-          <w:instrText xml:space="preserve"> PAGEREF _Toc242612923 \h </w:instrText>
+          <w:instrText xml:space="preserve"> PAGEREF _Toc242646989 \h </w:instrText>
         </w:r>
         <w:r>
           <w:rPr>
@@ -589,7 +589,7 @@
           <w14:ligatures w14:val="standardContextual"/>
         </w:rPr>
       </w:pPr>
-      <w:hyperlink w:anchor="_Toc242612924" w:history="1">
+      <w:hyperlink w:anchor="_Toc242646990" w:history="1">
         <w:r>
           <w:rPr>
             <w:rStyle w:val="aff8"/>
@@ -616,7 +616,7 @@
             <w:noProof/>
             <w:webHidden/>
           </w:rPr>
-          <w:instrText xml:space="preserve"> PAGEREF _Toc242612924 \h </w:instrText>
+          <w:instrText xml:space="preserve"> PAGEREF _Toc242646990 \h </w:instrText>
         </w:r>
         <w:r>
           <w:rPr>
@@ -662,7 +662,7 @@
           <w14:ligatures w14:val="standardContextual"/>
         </w:rPr>
       </w:pPr>
-      <w:hyperlink w:anchor="_Toc242612925" w:history="1">
+      <w:hyperlink w:anchor="_Toc242646991" w:history="1">
         <w:r>
           <w:rPr>
             <w:rStyle w:val="aff8"/>
@@ -704,7 +704,7 @@
             <w:noProof/>
             <w:webHidden/>
           </w:rPr>
-          <w:instrText xml:space="preserve"> PAGEREF _Toc242612925 \h </w:instrText>
+          <w:instrText xml:space="preserve"> PAGEREF _Toc242646991 \h </w:instrText>
         </w:r>
         <w:r>
           <w:rPr>
@@ -750,7 +750,7 @@
           <w14:ligatures w14:val="standardContextual"/>
         </w:rPr>
       </w:pPr>
-      <w:hyperlink w:anchor="_Toc242612926" w:history="1">
+      <w:hyperlink w:anchor="_Toc242646992" w:history="1">
         <w:r>
           <w:rPr>
             <w:rStyle w:val="aff8"/>
@@ -792,7 +792,7 @@
             <w:noProof/>
             <w:webHidden/>
           </w:rPr>
-          <w:instrText xml:space="preserve"> PAGEREF _Toc242612926 \h </w:instrText>
+          <w:instrText xml:space="preserve"> PAGEREF _Toc242646992 \h </w:instrText>
         </w:r>
         <w:r>
           <w:rPr>
@@ -838,7 +838,7 @@
           <w14:ligatures w14:val="standardContextual"/>
         </w:rPr>
       </w:pPr>
-      <w:hyperlink w:anchor="_Toc242612927" w:history="1">
+      <w:hyperlink w:anchor="_Toc242646993" w:history="1">
         <w:r>
           <w:rPr>
             <w:rStyle w:val="aff8"/>
@@ -880,7 +880,7 @@
             <w:noProof/>
             <w:webHidden/>
           </w:rPr>
-          <w:instrText xml:space="preserve"> PAGEREF _Toc242612927 \h </w:instrText>
+          <w:instrText xml:space="preserve"> PAGEREF _Toc242646993 \h </w:instrText>
         </w:r>
         <w:r>
           <w:rPr>
@@ -926,7 +926,7 @@
           <w14:ligatures w14:val="standardContextual"/>
         </w:rPr>
       </w:pPr>
-      <w:hyperlink w:anchor="_Toc242612928" w:history="1">
+      <w:hyperlink w:anchor="_Toc242646994" w:history="1">
         <w:r>
           <w:rPr>
             <w:rStyle w:val="aff8"/>
@@ -968,7 +968,7 @@
             <w:noProof/>
             <w:webHidden/>
           </w:rPr>
-          <w:instrText xml:space="preserve"> PAGEREF _Toc242612928 \h </w:instrText>
+          <w:instrText xml:space="preserve"> PAGEREF _Toc242646994 \h </w:instrText>
         </w:r>
         <w:r>
           <w:rPr>
@@ -1014,7 +1014,7 @@
           <w14:ligatures w14:val="standardContextual"/>
         </w:rPr>
       </w:pPr>
-      <w:hyperlink w:anchor="_Toc242612929" w:history="1">
+      <w:hyperlink w:anchor="_Toc242646995" w:history="1">
         <w:r>
           <w:rPr>
             <w:rStyle w:val="aff8"/>
@@ -1041,7 +1041,7 @@
             <w:noProof/>
             <w:webHidden/>
           </w:rPr>
-          <w:instrText xml:space="preserve"> PAGEREF _Toc242612929 \h </w:instrText>
+          <w:instrText xml:space="preserve"> PAGEREF _Toc242646995 \h </w:instrText>
         </w:r>
         <w:r>
           <w:rPr>
@@ -1087,7 +1087,7 @@
           <w14:ligatures w14:val="standardContextual"/>
         </w:rPr>
       </w:pPr>
-      <w:hyperlink w:anchor="_Toc242612930" w:history="1">
+      <w:hyperlink w:anchor="_Toc242646996" w:history="1">
         <w:r>
           <w:rPr>
             <w:rStyle w:val="aff8"/>
@@ -1129,7 +1129,7 @@
             <w:noProof/>
             <w:webHidden/>
           </w:rPr>
-          <w:instrText xml:space="preserve"> PAGEREF _Toc242612930 \h </w:instrText>
+          <w:instrText xml:space="preserve"> PAGEREF _Toc242646996 \h </w:instrText>
         </w:r>
         <w:r>
           <w:rPr>
@@ -1175,7 +1175,7 @@
           <w14:ligatures w14:val="standardContextual"/>
         </w:rPr>
       </w:pPr>
-      <w:hyperlink w:anchor="_Toc242612931" w:history="1">
+      <w:hyperlink w:anchor="_Toc242646997" w:history="1">
         <w:r>
           <w:rPr>
             <w:rStyle w:val="aff8"/>
@@ -1217,7 +1217,7 @@
             <w:noProof/>
             <w:webHidden/>
           </w:rPr>
-          <w:instrText xml:space="preserve"> PAGEREF _Toc242612931 \h </w:instrText>
+          <w:instrText xml:space="preserve"> PAGEREF _Toc242646997 \h </w:instrText>
         </w:r>
         <w:r>
           <w:rPr>
@@ -1263,13 +1263,13 @@
           <w14:ligatures w14:val="standardContextual"/>
         </w:rPr>
       </w:pPr>
-      <w:hyperlink w:anchor="_Toc242612932" w:history="1">
+      <w:hyperlink w:anchor="_Toc242646998" w:history="1">
         <w:r>
           <w:rPr>
             <w:rStyle w:val="aff8"/>
             <w:noProof/>
           </w:rPr>
-          <w:t>3 Ответы на контрольные вопросы</w:t>
+          <w:t>3 ОТВЕТЫ НА КОНТРОЛЬНЫЕ ВОПРОСЫ</w:t>
         </w:r>
         <w:r>
           <w:rPr>
@@ -1290,7 +1290,7 @@
             <w:noProof/>
             <w:webHidden/>
           </w:rPr>
-          <w:instrText xml:space="preserve"> PAGEREF _Toc242612932 \h </w:instrText>
+          <w:instrText xml:space="preserve"> PAGEREF _Toc242646998 \h </w:instrText>
         </w:r>
         <w:r>
           <w:rPr>
@@ -1336,13 +1336,13 @@
           <w14:ligatures w14:val="standardContextual"/>
         </w:rPr>
       </w:pPr>
-      <w:hyperlink w:anchor="_Toc242612933" w:history="1">
+      <w:hyperlink w:anchor="_Toc242646999" w:history="1">
         <w:r>
           <w:rPr>
             <w:rStyle w:val="aff8"/>
             <w:noProof/>
           </w:rPr>
-          <w:t>Выводы</w:t>
+          <w:t>ВЫВОДЫ</w:t>
         </w:r>
         <w:r>
           <w:rPr>
@@ -1363,7 +1363,7 @@
             <w:noProof/>
             <w:webHidden/>
           </w:rPr>
-          <w:instrText xml:space="preserve"> PAGEREF _Toc242612933 \h </w:instrText>
+          <w:instrText xml:space="preserve"> PAGEREF _Toc242646999 \h </w:instrText>
         </w:r>
         <w:r>
           <w:rPr>
@@ -1409,13 +1409,13 @@
           <w14:ligatures w14:val="standardContextual"/>
         </w:rPr>
       </w:pPr>
-      <w:hyperlink w:anchor="_Toc242612934" w:history="1">
+      <w:hyperlink w:anchor="_Toc242647000" w:history="1">
         <w:r>
           <w:rPr>
             <w:rStyle w:val="aff8"/>
             <w:noProof/>
           </w:rPr>
-          <w:t>Приложение А (обязательное) Листинги программного кода</w:t>
+          <w:t>ПРИЛОЖЕНИЕ А (ОБЯЗАТЕЛЬНОЕ) ЛИСТИНГИ ПРОГРАММНОГО КОДА</w:t>
         </w:r>
         <w:r>
           <w:rPr>
@@ -1436,7 +1436,7 @@
             <w:noProof/>
             <w:webHidden/>
           </w:rPr>
-          <w:instrText xml:space="preserve"> PAGEREF _Toc242612934 \h </w:instrText>
+          <w:instrText xml:space="preserve"> PAGEREF _Toc242647000 \h </w:instrText>
         </w:r>
         <w:r>
           <w:rPr>
@@ -1482,13 +1482,13 @@
         <w:pStyle w:val="1"/>
         <w:ind w:firstLine="709"/>
       </w:pPr>
-      <w:bookmarkStart w:id="0" w:name="_Toc242612920"/>
+      <w:bookmarkStart w:id="0" w:name="_Toc242646986"/>
       <w:r>
         <w:rPr>
           <w:rFonts w:ascii="Times New Roman" w:hAnsi="Times New Roman"/>
         </w:rPr>
         <w:lastRenderedPageBreak/>
-        <w:t>1 Цель работы</w:t>
+        <w:t>1 ЦЕЛЬ РАБОТЫ</w:t>
       </w:r>
       <w:bookmarkEnd w:id="0"/>
     </w:p>
@@ -1601,13 +1601,13 @@
         <w:pStyle w:val="1"/>
         <w:ind w:firstLine="709"/>
       </w:pPr>
-      <w:bookmarkStart w:id="1" w:name="_Toc242612921"/>
+      <w:bookmarkStart w:id="1" w:name="_Toc242646987"/>
       <w:r>
         <w:rPr>
           <w:rFonts w:ascii="Times New Roman" w:hAnsi="Times New Roman"/>
         </w:rPr>
         <w:lastRenderedPageBreak/>
-        <w:t>2 Ход работы</w:t>
+        <w:t>2 ХОД РАБОТЫ</w:t>
       </w:r>
       <w:bookmarkEnd w:id="1"/>
     </w:p>
@@ -1653,7 +1653,7 @@
         <w:spacing w:before="360"/>
         <w:ind w:firstLine="709"/>
       </w:pPr>
-      <w:bookmarkStart w:id="2" w:name="_Toc242612922"/>
+      <w:bookmarkStart w:id="2" w:name="_Toc242646988"/>
       <w:r>
         <w:rPr>
           <w:rFonts w:ascii="Times New Roman" w:hAnsi="Times New Roman"/>
@@ -1812,7 +1812,7 @@
         <w:spacing w:before="360"/>
         <w:ind w:firstLine="709"/>
       </w:pPr>
-      <w:bookmarkStart w:id="3" w:name="_Toc242612923"/>
+      <w:bookmarkStart w:id="3" w:name="_Toc242646989"/>
       <w:r>
         <w:rPr>
           <w:rFonts w:ascii="Times New Roman" w:hAnsi="Times New Roman"/>
@@ -1983,7 +1983,7 @@
         <w:spacing w:before="360"/>
         <w:ind w:firstLine="709"/>
       </w:pPr>
-      <w:bookmarkStart w:id="4" w:name="_Toc242612924"/>
+      <w:bookmarkStart w:id="4" w:name="_Toc242646990"/>
       <w:r>
         <w:rPr>
           <w:rFonts w:ascii="Times New Roman" w:hAnsi="Times New Roman"/>
@@ -2125,7 +2125,7 @@
         <w:spacing w:before="360"/>
         <w:ind w:firstLine="709"/>
       </w:pPr>
-      <w:bookmarkStart w:id="5" w:name="_Toc242612925"/>
+      <w:bookmarkStart w:id="5" w:name="_Toc242646991"/>
       <w:r>
         <w:rPr>
           <w:rFonts w:ascii="Times New Roman" w:hAnsi="Times New Roman"/>
@@ -2207,7 +2207,7 @@
         <w:t>MethodWithCondition</w:t>
       </w:r>
       <w:r>
-        <w:t>. Результат показан на рисунке 2.1.</w:t>
+        <w:t>. Результат показан на рисунке 2.1.</w:t>
       </w:r>
     </w:p>
     <w:p>
@@ -2263,7 +2263,7 @@
         <w:jc w:val="center"/>
       </w:pPr>
       <w:r>
-        <w:t xml:space="preserve">Рисунок 2.1 – Анализ </w:t>
+        <w:t xml:space="preserve">Рисунок 2.1 – Анализ </w:t>
       </w:r>
       <w:r>
         <w:rPr>
@@ -2291,10 +2291,7 @@
         <w:t>SimpleMethod</w:t>
       </w:r>
       <w:r>
-        <w:t xml:space="preserve"> занимает 4 байта: </w:t>
-      </w:r>
-      <w:r>
-        <w:t>02 03 58 2</w:t>
+        <w:t xml:space="preserve"> занимает 4 байта: 02 03 58 2</w:t>
       </w:r>
       <w:r>
         <w:rPr>
@@ -2348,7 +2345,7 @@
         <w:spacing w:before="360"/>
         <w:ind w:firstLine="709"/>
       </w:pPr>
-      <w:bookmarkStart w:id="6" w:name="_Toc242612926"/>
+      <w:bookmarkStart w:id="6" w:name="_Toc242646992"/>
       <w:r>
         <w:rPr>
           <w:rFonts w:ascii="Times New Roman" w:hAnsi="Times New Roman"/>
@@ -2412,7 +2409,7 @@
         <w:t>IL</w:t>
       </w:r>
       <w:r>
-        <w:t>-код метода показаны на рисунке 2.2.</w:t>
+        <w:t>-код метода показаны на рисунке 2.2.</w:t>
       </w:r>
     </w:p>
     <w:p>
@@ -2468,7 +2465,7 @@
         <w:jc w:val="center"/>
       </w:pPr>
       <w:r>
-        <w:t xml:space="preserve">Рисунок 2.2 – </w:t>
+        <w:t xml:space="preserve">Рисунок 2.2 – </w:t>
       </w:r>
       <w:r>
         <w:rPr>
@@ -2502,13 +2499,7 @@
         <w:t>Multiply</w:t>
       </w:r>
       <w:r>
-        <w:t>(6, 7)</w:t>
-      </w:r>
-      <w:r>
-        <w:t xml:space="preserve"> возвращает 42. Последовательность </w:t>
-      </w:r>
-      <w:r>
-        <w:t>02 03 5</w:t>
+        <w:t>(6, 7) возвращает 42. Последовательность 02 03 5</w:t>
       </w:r>
       <w:r>
         <w:rPr>
@@ -2562,10 +2553,7 @@
         <w:t>ret</w:t>
       </w:r>
       <w:r>
-        <w:t xml:space="preserve"> возвращает значение с вершины стека. Отличие от метода сложения только в коде операции: </w:t>
-      </w:r>
-      <w:r>
-        <w:t>5</w:t>
+        <w:t xml:space="preserve"> возвращает значение с вершины стека. Отличие от метода сложения только в коде операции: 5</w:t>
       </w:r>
       <w:r>
         <w:rPr>
@@ -2583,7 +2571,7 @@
         <w:spacing w:before="360"/>
         <w:ind w:firstLine="709"/>
       </w:pPr>
-      <w:bookmarkStart w:id="7" w:name="_Toc242612927"/>
+      <w:bookmarkStart w:id="7" w:name="_Toc242646993"/>
       <w:r>
         <w:rPr>
           <w:rFonts w:ascii="Times New Roman" w:hAnsi="Times New Roman"/>
@@ -2638,7 +2626,7 @@
         <w:t>il.Emit</w:t>
       </w:r>
       <w:r>
-        <w:t>, а результат преобразуется в делегат. Результат вызова методов показан на рисунке 2.3.</w:t>
+        <w:t>, а результат преобразуется в делегат. Результат вызова методов показан на рисунке 2.3.</w:t>
       </w:r>
     </w:p>
     <w:p>
@@ -2695,7 +2683,7 @@
         <w:jc w:val="center"/>
       </w:pPr>
       <w:r>
-        <w:t>Рисунок 2.3 – Результат вызова динамически созданных методов</w:t>
+        <w:t>Рисунок 2.3 – Результат вызова динамически созданных методов</w:t>
       </w:r>
     </w:p>
     <w:p/>
@@ -2741,7 +2729,7 @@
         <w:spacing w:before="360"/>
         <w:ind w:firstLine="709"/>
       </w:pPr>
-      <w:bookmarkStart w:id="8" w:name="_Toc242612928"/>
+      <w:bookmarkStart w:id="8" w:name="_Toc242646994"/>
       <w:r>
         <w:rPr>
           <w:rFonts w:ascii="Times New Roman" w:hAnsi="Times New Roman"/>
@@ -2823,7 +2811,7 @@
         <w:jc w:val="both"/>
       </w:pPr>
       <w:r>
-        <w:t>Результаты вызова сгенерированных методов показаны на рисунке 2.4.</w:t>
+        <w:t>Результаты вызова сгенерированных методов показаны на рисунке 2.4.</w:t>
       </w:r>
     </w:p>
     <w:p>
@@ -2879,7 +2867,7 @@
         <w:jc w:val="center"/>
       </w:pPr>
       <w:r>
-        <w:t>Рисунок 2.4 – Результаты заданий 2.1 и 2.2</w:t>
+        <w:t>Рисунок 2.4 – Результаты заданий 2.1 и 2.2</w:t>
       </w:r>
     </w:p>
     <w:p/>
@@ -2916,7 +2904,7 @@
         <w:spacing w:before="360"/>
         <w:ind w:firstLine="709"/>
       </w:pPr>
-      <w:bookmarkStart w:id="9" w:name="_Toc242612929"/>
+      <w:bookmarkStart w:id="9" w:name="_Toc242646995"/>
       <w:r>
         <w:rPr>
           <w:rFonts w:ascii="Times New Roman" w:hAnsi="Times New Roman"/>
@@ -2977,7 +2965,7 @@
         <w:t>Release</w:t>
       </w:r>
       <w:r>
-        <w:t xml:space="preserve"> показаны на рисунке 2.5.</w:t>
+        <w:t xml:space="preserve"> показаны на рисунке 2.5.</w:t>
       </w:r>
     </w:p>
     <w:p>
@@ -3033,7 +3021,7 @@
         <w:jc w:val="center"/>
       </w:pPr>
       <w:r>
-        <w:t xml:space="preserve">Рисунок 2.5 – Результаты </w:t>
+        <w:t xml:space="preserve">Рисунок 2.5 – Результаты </w:t>
       </w:r>
       <w:r>
         <w:rPr>
@@ -3097,7 +3085,7 @@
         <w:spacing w:before="360"/>
         <w:ind w:firstLine="709"/>
       </w:pPr>
-      <w:bookmarkStart w:id="10" w:name="_Toc242612930"/>
+      <w:bookmarkStart w:id="10" w:name="_Toc242646996"/>
       <w:r>
         <w:rPr>
           <w:rFonts w:ascii="Times New Roman" w:hAnsi="Times New Roman"/>
@@ -3179,7 +3167,7 @@
         <w:t>Calculator.Add</w:t>
       </w:r>
       <w:r>
-        <w:t xml:space="preserve"> и профиль трех способов вызова на 10 миллионов итераций. Результат измерения и инспекции показан на рисунке 2.6.</w:t>
+        <w:t xml:space="preserve"> и профиль трех способов вызова на 10 миллионов итераций. Результат измерения и инспекции показан на рисунке 2.6.</w:t>
       </w:r>
     </w:p>
     <w:p>
@@ -3236,7 +3224,7 @@
         <w:jc w:val="center"/>
       </w:pPr>
       <w:r>
-        <w:t xml:space="preserve">Рисунок 2.6 – Измерение </w:t>
+        <w:t xml:space="preserve">Рисунок 2.6 – Измерение </w:t>
       </w:r>
       <w:r>
         <w:rPr>
@@ -3288,7 +3276,7 @@
         <w:jc w:val="both"/>
       </w:pPr>
       <w:r>
-        <w:t>Продолжение вывода программы, в котором определяется режим компиляции, показано на рисунке 2.7.</w:t>
+        <w:t>Продолжение вывода программы, в котором определяется режим компиляции, показано на рисунке 2.7.</w:t>
       </w:r>
     </w:p>
     <w:p>
@@ -3344,7 +3332,7 @@
         <w:jc w:val="center"/>
       </w:pPr>
       <w:r>
-        <w:t xml:space="preserve">Рисунок 2.7 – Режим </w:t>
+        <w:t xml:space="preserve">Рисунок 2.7 – Режим </w:t>
       </w:r>
       <w:r>
         <w:rPr>
@@ -3381,7 +3369,7 @@
         <w:spacing w:before="360"/>
         <w:ind w:firstLine="709"/>
       </w:pPr>
-      <w:bookmarkStart w:id="11" w:name="_Toc242612931"/>
+      <w:bookmarkStart w:id="11" w:name="_Toc242646997"/>
       <w:r>
         <w:rPr>
           <w:rFonts w:ascii="Times New Roman" w:hAnsi="Times New Roman"/>
@@ -3437,7 +3425,7 @@
         <w:jc w:val="both"/>
       </w:pPr>
       <w:r>
-        <w:t>Результаты показаны на рисунке 2.8.</w:t>
+        <w:t>Результаты показаны на рисунке 2.8.</w:t>
       </w:r>
     </w:p>
     <w:p>
@@ -3493,7 +3481,7 @@
         <w:jc w:val="center"/>
       </w:pPr>
       <w:r>
-        <w:t>Рисунок 2.8 – Результаты профилирования и задания 4.1</w:t>
+        <w:t>Рисунок 2.8 – Результаты профилирования и задания 4.1</w:t>
       </w:r>
     </w:p>
     <w:p/>
@@ -3534,13 +3522,13 @@
         <w:pStyle w:val="1"/>
         <w:ind w:firstLine="709"/>
       </w:pPr>
-      <w:bookmarkStart w:id="12" w:name="_Toc242612932"/>
+      <w:bookmarkStart w:id="12" w:name="_Toc242646998"/>
       <w:r>
         <w:rPr>
           <w:rFonts w:ascii="Times New Roman" w:hAnsi="Times New Roman"/>
         </w:rPr>
         <w:lastRenderedPageBreak/>
-        <w:t>3 Ответы на контрольные вопросы</w:t>
+        <w:t>3 ОТВЕТЫ НА КОНТРОЛЬНЫЕ ВОПРОСЫ</w:t>
       </w:r>
       <w:bookmarkEnd w:id="12"/>
     </w:p>
@@ -3956,13 +3944,13 @@
         <w:pStyle w:val="1"/>
         <w:jc w:val="center"/>
       </w:pPr>
-      <w:bookmarkStart w:id="13" w:name="_Toc242612933"/>
+      <w:bookmarkStart w:id="13" w:name="_Toc242646999"/>
       <w:r>
         <w:rPr>
           <w:rFonts w:ascii="Times New Roman" w:hAnsi="Times New Roman"/>
         </w:rPr>
         <w:lastRenderedPageBreak/>
-        <w:t>Выводы</w:t>
+        <w:t>ВЫВОДЫ</w:t>
       </w:r>
       <w:bookmarkEnd w:id="13"/>
     </w:p>
@@ -4048,26 +4036,27 @@
         <w:pStyle w:val="1"/>
         <w:jc w:val="center"/>
       </w:pPr>
-      <w:bookmarkStart w:id="14" w:name="_Toc242612934"/>
-      <w:r>
+      <w:bookmarkStart w:id="14" w:name="_Toc242647000"/>
+      <w:r>
+        <w:rPr>
+          <w:rFonts w:ascii="Times New Roman" w:hAnsi="Times New Roman"/>
+        </w:rPr>
         <w:lastRenderedPageBreak/>
-        <w:t>Приложение А</w:t>
-      </w:r>
-      <w:r>
+        <w:t>ПРИЛОЖЕНИЕ А</w:t>
+      </w:r>
+      <w:r>
+        <w:rPr>
+          <w:rFonts w:ascii="Times New Roman" w:hAnsi="Times New Roman"/>
+        </w:rPr>
         <w:br/>
-      </w:r>
-      <w:r>
-        <w:rPr>
-          <w:caps w:val="0"/>
-        </w:rPr>
-        <w:t>(обязательное)</w:t>
-      </w:r>
-      <w:r>
-        <w:rPr>
-          <w:caps w:val="0"/>
+        <w:t>(ОБЯЗАТЕЛЬНОЕ)</w:t>
+      </w:r>
+      <w:r>
+        <w:rPr>
+          <w:rFonts w:ascii="Times New Roman" w:hAnsi="Times New Roman"/>
         </w:rPr>
         <w:br/>
-        <w:t>Листинги программного кода</w:t>
+        <w:t>ЛИСТИНГИ ПРОГРАММНОГО КОДА</w:t>
       </w:r>
       <w:bookmarkEnd w:id="14"/>
     </w:p>
@@ -5333,7 +5322,7 @@
       <w:headerReference w:type="default" r:id="rId16"/>
       <w:footerReference w:type="default" r:id="rId17"/>
       <w:pgSz w:w="11906" w:h="16838"/>
-      <w:pgMar w:top="1134" w:right="850" w:bottom="1134" w:left="1701" w:header="720" w:footer="720" w:gutter="0"/>
+      <w:pgMar w:top="1134" w:right="850" w:bottom="1134" w:left="1701" w:header="720" w:footer="567" w:gutter="0"/>
       <w:cols w:space="720"/>
       <w:docGrid w:linePitch="360"/>
     </w:sectPr>
@@ -17056,8 +17045,7 @@
     <w:unhideWhenUsed/>
     <w:rsid w:val="00810637"/>
     <w:rPr>
-      <w:color w:val="0000FF" w:themeColor="hyperlink"/>
-      <w:u w:val="single"/>
+      <w:u w:val="none"/>
     </w:rPr>
   </w:style>
 </w:styles>
